--- a/docs/qms/evidence-2026/QMS_Word/procedures__SOP-06_Configuration_and_Change_Management.docx
+++ b/docs/qms/evidence-2026/QMS_Word/procedures__SOP-06_Configuration_and_Change_Management.docx
@@ -17,20 +17,20 @@
     </w:p>
     <w:tbl>
       <w:tblPr>
-        <w:tblW w:w="4622" w:type="dxa"/>
+        <w:tblW w:w="5000" w:type="pct"/>
         <w:jc w:val="left"/>
-        <w:tblInd w:w="0" w:type="dxa"/>
+        <w:tblInd w:w="-7" w:type="dxa"/>
         <w:tblLayout w:type="fixed"/>
         <w:tblCellMar>
-          <w:top w:w="28" w:type="dxa"/>
-          <w:left w:w="28" w:type="dxa"/>
-          <w:bottom w:w="28" w:type="dxa"/>
-          <w:right w:w="28" w:type="dxa"/>
+          <w:top w:w="60" w:type="dxa"/>
+          <w:left w:w="60" w:type="dxa"/>
+          <w:bottom w:w="60" w:type="dxa"/>
+          <w:right w:w="60" w:type="dxa"/>
         </w:tblCellMar>
       </w:tblPr>
       <w:tblGrid>
-        <w:gridCol w:w="1951"/>
-        <w:gridCol w:w="2671"/>
+        <w:gridCol w:w="1556"/>
+        <w:gridCol w:w="4362"/>
       </w:tblGrid>
       <w:tr>
         <w:trPr>
@@ -38,44 +38,60 @@
         </w:trPr>
         <w:tc>
           <w:tcPr>
-            <w:tcW w:w="1951" w:type="dxa"/>
-            <w:tcBorders/>
+            <w:tcW w:w="1556" w:type="dxa"/>
+            <w:tcBorders>
+              <w:top w:val="single" w:sz="6" w:space="0" w:color="BFC7D5"/>
+              <w:left w:val="single" w:sz="6" w:space="0" w:color="BFC7D5"/>
+              <w:bottom w:val="single" w:sz="2" w:space="0" w:color="BFC7D5"/>
+              <w:right w:val="single" w:sz="6" w:space="0" w:color="BFC7D5"/>
+            </w:tcBorders>
+            <w:shd w:fill="1F3A5F" w:val="clear"/>
             <w:vAlign w:val="center"/>
           </w:tcPr>
           <w:p>
             <w:pPr>
               <w:pStyle w:val="TableHeading"/>
-              <w:suppressLineNumbers/>
-              <w:shd w:fill="1F3A5F" w:val="clear"/>
-              <w:bidi w:val="0"/>
-              <w:spacing w:before="0" w:after="283"/>
-              <w:jc w:val="center"/>
-              <w:rPr/>
-            </w:pPr>
-            <w:r>
-              <w:rPr/>
+              <w:bidi w:val="0"/>
+              <w:spacing w:before="0" w:after="283"/>
+              <w:jc w:val="left"/>
+              <w:rPr>
+                <w:color w:val="FFFFFF"/>
+              </w:rPr>
+            </w:pPr>
+            <w:r>
+              <w:rPr>
+                <w:color w:val="FFFFFF"/>
+              </w:rPr>
               <w:t>Field</w:t>
             </w:r>
           </w:p>
         </w:tc>
         <w:tc>
           <w:tcPr>
-            <w:tcW w:w="2671" w:type="dxa"/>
-            <w:tcBorders/>
+            <w:tcW w:w="4362" w:type="dxa"/>
+            <w:tcBorders>
+              <w:top w:val="single" w:sz="6" w:space="0" w:color="BFC7D5"/>
+              <w:left w:val="single" w:sz="2" w:space="0" w:color="BFC7D5"/>
+              <w:bottom w:val="single" w:sz="2" w:space="0" w:color="BFC7D5"/>
+              <w:right w:val="single" w:sz="6" w:space="0" w:color="BFC7D5"/>
+            </w:tcBorders>
+            <w:shd w:fill="1F3A5F" w:val="clear"/>
             <w:vAlign w:val="center"/>
           </w:tcPr>
           <w:p>
             <w:pPr>
               <w:pStyle w:val="TableHeading"/>
-              <w:suppressLineNumbers/>
-              <w:shd w:fill="1F3A5F" w:val="clear"/>
-              <w:bidi w:val="0"/>
-              <w:spacing w:before="0" w:after="283"/>
-              <w:jc w:val="center"/>
-              <w:rPr/>
-            </w:pPr>
-            <w:r>
-              <w:rPr/>
+              <w:bidi w:val="0"/>
+              <w:spacing w:before="0" w:after="283"/>
+              <w:jc w:val="left"/>
+              <w:rPr>
+                <w:color w:val="FFFFFF"/>
+              </w:rPr>
+            </w:pPr>
+            <w:r>
+              <w:rPr>
+                <w:color w:val="FFFFFF"/>
+              </w:rPr>
               <w:t>Value</w:t>
             </w:r>
           </w:p>
@@ -85,8 +101,12 @@
         <w:trPr/>
         <w:tc>
           <w:tcPr>
-            <w:tcW w:w="1951" w:type="dxa"/>
-            <w:tcBorders/>
+            <w:tcW w:w="1556" w:type="dxa"/>
+            <w:tcBorders>
+              <w:left w:val="single" w:sz="6" w:space="0" w:color="BFC7D5"/>
+              <w:bottom w:val="single" w:sz="2" w:space="0" w:color="BFC7D5"/>
+              <w:right w:val="single" w:sz="6" w:space="0" w:color="BFC7D5"/>
+            </w:tcBorders>
             <w:vAlign w:val="center"/>
           </w:tcPr>
           <w:p>
@@ -105,8 +125,12 @@
         </w:tc>
         <w:tc>
           <w:tcPr>
-            <w:tcW w:w="2671" w:type="dxa"/>
-            <w:tcBorders/>
+            <w:tcW w:w="4362" w:type="dxa"/>
+            <w:tcBorders>
+              <w:left w:val="single" w:sz="2" w:space="0" w:color="BFC7D5"/>
+              <w:bottom w:val="single" w:sz="2" w:space="0" w:color="BFC7D5"/>
+              <w:right w:val="single" w:sz="6" w:space="0" w:color="BFC7D5"/>
+            </w:tcBorders>
             <w:vAlign w:val="center"/>
           </w:tcPr>
           <w:p>
@@ -128,8 +152,12 @@
         <w:trPr/>
         <w:tc>
           <w:tcPr>
-            <w:tcW w:w="1951" w:type="dxa"/>
-            <w:tcBorders/>
+            <w:tcW w:w="1556" w:type="dxa"/>
+            <w:tcBorders>
+              <w:left w:val="single" w:sz="6" w:space="0" w:color="BFC7D5"/>
+              <w:bottom w:val="single" w:sz="2" w:space="0" w:color="BFC7D5"/>
+              <w:right w:val="single" w:sz="6" w:space="0" w:color="BFC7D5"/>
+            </w:tcBorders>
             <w:vAlign w:val="center"/>
           </w:tcPr>
           <w:p>
@@ -148,21 +176,25 @@
         </w:tc>
         <w:tc>
           <w:tcPr>
-            <w:tcW w:w="2671" w:type="dxa"/>
-            <w:tcBorders/>
-            <w:vAlign w:val="center"/>
-          </w:tcPr>
-          <w:p>
-            <w:pPr>
-              <w:pStyle w:val="TableContents"/>
-              <w:bidi w:val="0"/>
-              <w:spacing w:before="0" w:after="283"/>
-              <w:jc w:val="left"/>
-              <w:rPr/>
-            </w:pPr>
-            <w:r>
-              <w:rPr/>
-              <w:t>1.0</w:t>
+            <w:tcW w:w="4362" w:type="dxa"/>
+            <w:tcBorders>
+              <w:left w:val="single" w:sz="2" w:space="0" w:color="BFC7D5"/>
+              <w:bottom w:val="single" w:sz="2" w:space="0" w:color="BFC7D5"/>
+              <w:right w:val="single" w:sz="6" w:space="0" w:color="BFC7D5"/>
+            </w:tcBorders>
+            <w:vAlign w:val="center"/>
+          </w:tcPr>
+          <w:p>
+            <w:pPr>
+              <w:pStyle w:val="TableContents"/>
+              <w:bidi w:val="0"/>
+              <w:spacing w:before="0" w:after="283"/>
+              <w:jc w:val="left"/>
+              <w:rPr/>
+            </w:pPr>
+            <w:r>
+              <w:rPr/>
+              <w:t>1.1</w:t>
             </w:r>
           </w:p>
         </w:tc>
@@ -171,8 +203,12 @@
         <w:trPr/>
         <w:tc>
           <w:tcPr>
-            <w:tcW w:w="1951" w:type="dxa"/>
-            <w:tcBorders/>
+            <w:tcW w:w="1556" w:type="dxa"/>
+            <w:tcBorders>
+              <w:left w:val="single" w:sz="6" w:space="0" w:color="BFC7D5"/>
+              <w:bottom w:val="single" w:sz="2" w:space="0" w:color="BFC7D5"/>
+              <w:right w:val="single" w:sz="6" w:space="0" w:color="BFC7D5"/>
+            </w:tcBorders>
             <w:vAlign w:val="center"/>
           </w:tcPr>
           <w:p>
@@ -191,8 +227,12 @@
         </w:tc>
         <w:tc>
           <w:tcPr>
-            <w:tcW w:w="2671" w:type="dxa"/>
-            <w:tcBorders/>
+            <w:tcW w:w="4362" w:type="dxa"/>
+            <w:tcBorders>
+              <w:left w:val="single" w:sz="2" w:space="0" w:color="BFC7D5"/>
+              <w:bottom w:val="single" w:sz="2" w:space="0" w:color="BFC7D5"/>
+              <w:right w:val="single" w:sz="6" w:space="0" w:color="BFC7D5"/>
+            </w:tcBorders>
             <w:vAlign w:val="center"/>
           </w:tcPr>
           <w:p>
@@ -207,7 +247,7 @@
               <w:rPr>
                 <w:rStyle w:val="Strong"/>
               </w:rPr>
-              <w:t>DRAFT — not yet approved</w:t>
+              <w:t>APPROVED</w:t>
             </w:r>
           </w:p>
         </w:tc>
@@ -216,8 +256,12 @@
         <w:trPr/>
         <w:tc>
           <w:tcPr>
-            <w:tcW w:w="1951" w:type="dxa"/>
-            <w:tcBorders/>
+            <w:tcW w:w="1556" w:type="dxa"/>
+            <w:tcBorders>
+              <w:left w:val="single" w:sz="6" w:space="0" w:color="BFC7D5"/>
+              <w:bottom w:val="single" w:sz="2" w:space="0" w:color="BFC7D5"/>
+              <w:right w:val="single" w:sz="6" w:space="0" w:color="BFC7D5"/>
+            </w:tcBorders>
             <w:vAlign w:val="center"/>
           </w:tcPr>
           <w:p>
@@ -236,21 +280,25 @@
         </w:tc>
         <w:tc>
           <w:tcPr>
-            <w:tcW w:w="2671" w:type="dxa"/>
-            <w:tcBorders/>
-            <w:vAlign w:val="center"/>
-          </w:tcPr>
-          <w:p>
-            <w:pPr>
-              <w:pStyle w:val="TableContents"/>
-              <w:bidi w:val="0"/>
-              <w:spacing w:before="0" w:after="283"/>
-              <w:jc w:val="left"/>
-              <w:rPr/>
-            </w:pPr>
-            <w:r>
-              <w:rPr/>
-              <w:t>Engineering Lead</w:t>
+            <w:tcW w:w="4362" w:type="dxa"/>
+            <w:tcBorders>
+              <w:left w:val="single" w:sz="2" w:space="0" w:color="BFC7D5"/>
+              <w:bottom w:val="single" w:sz="2" w:space="0" w:color="BFC7D5"/>
+              <w:right w:val="single" w:sz="6" w:space="0" w:color="BFC7D5"/>
+            </w:tcBorders>
+            <w:vAlign w:val="center"/>
+          </w:tcPr>
+          <w:p>
+            <w:pPr>
+              <w:pStyle w:val="TableContents"/>
+              <w:bidi w:val="0"/>
+              <w:spacing w:before="0" w:after="283"/>
+              <w:jc w:val="left"/>
+              <w:rPr/>
+            </w:pPr>
+            <w:r>
+              <w:rPr/>
+              <w:t>Lead Engineer (Richard Watson Stephen Amudha)</w:t>
             </w:r>
           </w:p>
         </w:tc>
@@ -259,8 +307,12 @@
         <w:trPr/>
         <w:tc>
           <w:tcPr>
-            <w:tcW w:w="1951" w:type="dxa"/>
-            <w:tcBorders/>
+            <w:tcW w:w="1556" w:type="dxa"/>
+            <w:tcBorders>
+              <w:left w:val="single" w:sz="6" w:space="0" w:color="BFC7D5"/>
+              <w:bottom w:val="single" w:sz="2" w:space="0" w:color="BFC7D5"/>
+              <w:right w:val="single" w:sz="6" w:space="0" w:color="BFC7D5"/>
+            </w:tcBorders>
             <w:vAlign w:val="center"/>
           </w:tcPr>
           <w:p>
@@ -279,23 +331,25 @@
         </w:tc>
         <w:tc>
           <w:tcPr>
-            <w:tcW w:w="2671" w:type="dxa"/>
-            <w:tcBorders/>
-            <w:vAlign w:val="center"/>
-          </w:tcPr>
-          <w:p>
-            <w:pPr>
-              <w:pStyle w:val="TableContents"/>
-              <w:bidi w:val="0"/>
-              <w:spacing w:before="0" w:after="283"/>
-              <w:jc w:val="left"/>
-              <w:rPr/>
-            </w:pPr>
-            <w:r>
-              <w:rPr>
-                <w:rStyle w:val="SourceText"/>
-              </w:rPr>
-              <w:t>________________________</w:t>
+            <w:tcW w:w="4362" w:type="dxa"/>
+            <w:tcBorders>
+              <w:left w:val="single" w:sz="2" w:space="0" w:color="BFC7D5"/>
+              <w:bottom w:val="single" w:sz="2" w:space="0" w:color="BFC7D5"/>
+              <w:right w:val="single" w:sz="6" w:space="0" w:color="BFC7D5"/>
+            </w:tcBorders>
+            <w:vAlign w:val="center"/>
+          </w:tcPr>
+          <w:p>
+            <w:pPr>
+              <w:pStyle w:val="TableContents"/>
+              <w:bidi w:val="0"/>
+              <w:spacing w:before="0" w:after="283"/>
+              <w:jc w:val="left"/>
+              <w:rPr/>
+            </w:pPr>
+            <w:r>
+              <w:rPr/>
+              <w:t>Anita Johan (Managing Director)</w:t>
             </w:r>
           </w:p>
         </w:tc>
@@ -304,8 +358,12 @@
         <w:trPr/>
         <w:tc>
           <w:tcPr>
-            <w:tcW w:w="1951" w:type="dxa"/>
-            <w:tcBorders/>
+            <w:tcW w:w="1556" w:type="dxa"/>
+            <w:tcBorders>
+              <w:left w:val="single" w:sz="6" w:space="0" w:color="BFC7D5"/>
+              <w:bottom w:val="single" w:sz="2" w:space="0" w:color="BFC7D5"/>
+              <w:right w:val="single" w:sz="6" w:space="0" w:color="BFC7D5"/>
+            </w:tcBorders>
             <w:vAlign w:val="center"/>
           </w:tcPr>
           <w:p>
@@ -324,23 +382,25 @@
         </w:tc>
         <w:tc>
           <w:tcPr>
-            <w:tcW w:w="2671" w:type="dxa"/>
-            <w:tcBorders/>
-            <w:vAlign w:val="center"/>
-          </w:tcPr>
-          <w:p>
-            <w:pPr>
-              <w:pStyle w:val="TableContents"/>
-              <w:bidi w:val="0"/>
-              <w:spacing w:before="0" w:after="283"/>
-              <w:jc w:val="left"/>
-              <w:rPr/>
-            </w:pPr>
-            <w:r>
-              <w:rPr>
-                <w:rStyle w:val="SourceText"/>
-              </w:rPr>
-              <w:t>____ / ____ / ________</w:t>
+            <w:tcW w:w="4362" w:type="dxa"/>
+            <w:tcBorders>
+              <w:left w:val="single" w:sz="2" w:space="0" w:color="BFC7D5"/>
+              <w:bottom w:val="single" w:sz="2" w:space="0" w:color="BFC7D5"/>
+              <w:right w:val="single" w:sz="6" w:space="0" w:color="BFC7D5"/>
+            </w:tcBorders>
+            <w:vAlign w:val="center"/>
+          </w:tcPr>
+          <w:p>
+            <w:pPr>
+              <w:pStyle w:val="TableContents"/>
+              <w:bidi w:val="0"/>
+              <w:spacing w:before="0" w:after="283"/>
+              <w:jc w:val="left"/>
+              <w:rPr/>
+            </w:pPr>
+            <w:r>
+              <w:rPr/>
+              <w:t>2026-10-07</w:t>
             </w:r>
           </w:p>
         </w:tc>
@@ -349,8 +409,12 @@
         <w:trPr/>
         <w:tc>
           <w:tcPr>
-            <w:tcW w:w="1951" w:type="dxa"/>
-            <w:tcBorders/>
+            <w:tcW w:w="1556" w:type="dxa"/>
+            <w:tcBorders>
+              <w:left w:val="single" w:sz="6" w:space="0" w:color="BFC7D5"/>
+              <w:bottom w:val="single" w:sz="2" w:space="0" w:color="BFC7D5"/>
+              <w:right w:val="single" w:sz="6" w:space="0" w:color="BFC7D5"/>
+            </w:tcBorders>
             <w:vAlign w:val="center"/>
           </w:tcPr>
           <w:p>
@@ -369,8 +433,12 @@
         </w:tc>
         <w:tc>
           <w:tcPr>
-            <w:tcW w:w="2671" w:type="dxa"/>
-            <w:tcBorders/>
+            <w:tcW w:w="4362" w:type="dxa"/>
+            <w:tcBorders>
+              <w:left w:val="single" w:sz="2" w:space="0" w:color="BFC7D5"/>
+              <w:bottom w:val="single" w:sz="2" w:space="0" w:color="BFC7D5"/>
+              <w:right w:val="single" w:sz="6" w:space="0" w:color="BFC7D5"/>
+            </w:tcBorders>
             <w:vAlign w:val="center"/>
           </w:tcPr>
           <w:p>
@@ -384,6 +452,212 @@
             <w:r>
               <w:rPr/>
               <w:t>8.1, 8.5.2, 8.5.6, 7.5.3</w:t>
+            </w:r>
+          </w:p>
+        </w:tc>
+      </w:tr>
+      <w:tr>
+        <w:trPr/>
+        <w:tc>
+          <w:tcPr>
+            <w:tcW w:w="1556" w:type="dxa"/>
+            <w:tcBorders>
+              <w:left w:val="single" w:sz="6" w:space="0" w:color="BFC7D5"/>
+              <w:bottom w:val="single" w:sz="2" w:space="0" w:color="BFC7D5"/>
+              <w:right w:val="single" w:sz="6" w:space="0" w:color="BFC7D5"/>
+            </w:tcBorders>
+            <w:vAlign w:val="center"/>
+          </w:tcPr>
+          <w:p>
+            <w:pPr>
+              <w:pStyle w:val="TableContents"/>
+              <w:bidi w:val="0"/>
+              <w:spacing w:before="0" w:after="283"/>
+              <w:jc w:val="left"/>
+              <w:rPr/>
+            </w:pPr>
+            <w:r>
+              <w:rPr/>
+              <w:t>Prepared by</w:t>
+            </w:r>
+          </w:p>
+        </w:tc>
+        <w:tc>
+          <w:tcPr>
+            <w:tcW w:w="4362" w:type="dxa"/>
+            <w:tcBorders>
+              <w:left w:val="single" w:sz="2" w:space="0" w:color="BFC7D5"/>
+              <w:bottom w:val="single" w:sz="2" w:space="0" w:color="BFC7D5"/>
+              <w:right w:val="single" w:sz="6" w:space="0" w:color="BFC7D5"/>
+            </w:tcBorders>
+            <w:vAlign w:val="center"/>
+          </w:tcPr>
+          <w:p>
+            <w:pPr>
+              <w:pStyle w:val="TableContents"/>
+              <w:bidi w:val="0"/>
+              <w:spacing w:before="0" w:after="283"/>
+              <w:jc w:val="left"/>
+              <w:rPr/>
+            </w:pPr>
+            <w:r>
+              <w:rPr/>
+              <w:t>Richard Watson Stephen Amudha (Lead Engineer) — 2026-10-07</w:t>
+            </w:r>
+          </w:p>
+        </w:tc>
+      </w:tr>
+      <w:tr>
+        <w:trPr/>
+        <w:tc>
+          <w:tcPr>
+            <w:tcW w:w="1556" w:type="dxa"/>
+            <w:tcBorders>
+              <w:left w:val="single" w:sz="6" w:space="0" w:color="BFC7D5"/>
+              <w:bottom w:val="single" w:sz="2" w:space="0" w:color="BFC7D5"/>
+              <w:right w:val="single" w:sz="6" w:space="0" w:color="BFC7D5"/>
+            </w:tcBorders>
+            <w:vAlign w:val="center"/>
+          </w:tcPr>
+          <w:p>
+            <w:pPr>
+              <w:pStyle w:val="TableContents"/>
+              <w:bidi w:val="0"/>
+              <w:spacing w:before="0" w:after="283"/>
+              <w:jc w:val="left"/>
+              <w:rPr/>
+            </w:pPr>
+            <w:r>
+              <w:rPr/>
+              <w:t>Reviewed by</w:t>
+            </w:r>
+          </w:p>
+        </w:tc>
+        <w:tc>
+          <w:tcPr>
+            <w:tcW w:w="4362" w:type="dxa"/>
+            <w:tcBorders>
+              <w:left w:val="single" w:sz="2" w:space="0" w:color="BFC7D5"/>
+              <w:bottom w:val="single" w:sz="2" w:space="0" w:color="BFC7D5"/>
+              <w:right w:val="single" w:sz="6" w:space="0" w:color="BFC7D5"/>
+            </w:tcBorders>
+            <w:vAlign w:val="center"/>
+          </w:tcPr>
+          <w:p>
+            <w:pPr>
+              <w:pStyle w:val="TableContents"/>
+              <w:bidi w:val="0"/>
+              <w:spacing w:before="0" w:after="283"/>
+              <w:jc w:val="left"/>
+              <w:rPr/>
+            </w:pPr>
+            <w:r>
+              <w:rPr/>
+              <w:t>Alexander Peter (EchoMind Project Lead) — 2026-10-07</w:t>
+            </w:r>
+          </w:p>
+        </w:tc>
+      </w:tr>
+      <w:tr>
+        <w:trPr/>
+        <w:tc>
+          <w:tcPr>
+            <w:tcW w:w="1556" w:type="dxa"/>
+            <w:tcBorders>
+              <w:left w:val="single" w:sz="6" w:space="0" w:color="BFC7D5"/>
+              <w:bottom w:val="single" w:sz="2" w:space="0" w:color="BFC7D5"/>
+              <w:right w:val="single" w:sz="6" w:space="0" w:color="BFC7D5"/>
+            </w:tcBorders>
+            <w:vAlign w:val="center"/>
+          </w:tcPr>
+          <w:p>
+            <w:pPr>
+              <w:pStyle w:val="TableContents"/>
+              <w:bidi w:val="0"/>
+              <w:spacing w:before="0" w:after="283"/>
+              <w:jc w:val="left"/>
+              <w:rPr/>
+            </w:pPr>
+            <w:r>
+              <w:rPr/>
+              <w:t>Quality assurance</w:t>
+            </w:r>
+          </w:p>
+        </w:tc>
+        <w:tc>
+          <w:tcPr>
+            <w:tcW w:w="4362" w:type="dxa"/>
+            <w:tcBorders>
+              <w:left w:val="single" w:sz="2" w:space="0" w:color="BFC7D5"/>
+              <w:bottom w:val="single" w:sz="2" w:space="0" w:color="BFC7D5"/>
+              <w:right w:val="single" w:sz="6" w:space="0" w:color="BFC7D5"/>
+            </w:tcBorders>
+            <w:vAlign w:val="center"/>
+          </w:tcPr>
+          <w:p>
+            <w:pPr>
+              <w:pStyle w:val="TableContents"/>
+              <w:bidi w:val="0"/>
+              <w:spacing w:before="0" w:after="283"/>
+              <w:jc w:val="left"/>
+              <w:rPr/>
+            </w:pPr>
+            <w:r>
+              <w:rPr/>
+              <w:t>Sheryl Nazareth (QA / MR) — 2026-10-07</w:t>
+            </w:r>
+          </w:p>
+        </w:tc>
+      </w:tr>
+      <w:tr>
+        <w:trPr/>
+        <w:tc>
+          <w:tcPr>
+            <w:tcW w:w="1556" w:type="dxa"/>
+            <w:tcBorders>
+              <w:left w:val="single" w:sz="6" w:space="0" w:color="BFC7D5"/>
+              <w:bottom w:val="single" w:sz="6" w:space="0" w:color="BFC7D5"/>
+              <w:right w:val="single" w:sz="6" w:space="0" w:color="BFC7D5"/>
+            </w:tcBorders>
+            <w:vAlign w:val="center"/>
+          </w:tcPr>
+          <w:p>
+            <w:pPr>
+              <w:pStyle w:val="TableContents"/>
+              <w:bidi w:val="0"/>
+              <w:spacing w:before="0" w:after="283"/>
+              <w:jc w:val="left"/>
+              <w:rPr/>
+            </w:pPr>
+            <w:r>
+              <w:rPr/>
+              <w:t>Approval record</w:t>
+            </w:r>
+          </w:p>
+        </w:tc>
+        <w:tc>
+          <w:tcPr>
+            <w:tcW w:w="4362" w:type="dxa"/>
+            <w:tcBorders>
+              <w:left w:val="single" w:sz="2" w:space="0" w:color="BFC7D5"/>
+              <w:bottom w:val="single" w:sz="6" w:space="0" w:color="BFC7D5"/>
+              <w:right w:val="single" w:sz="6" w:space="0" w:color="BFC7D5"/>
+            </w:tcBorders>
+            <w:vAlign w:val="center"/>
+          </w:tcPr>
+          <w:p>
+            <w:pPr>
+              <w:pStyle w:val="TableContents"/>
+              <w:bidi w:val="0"/>
+              <w:spacing w:before="0" w:after="283"/>
+              <w:jc w:val="left"/>
+              <w:rPr/>
+            </w:pPr>
+            <w:r>
+              <w:rPr>
+                <w:rStyle w:val="SourceText"/>
+              </w:rPr>
+              <w:t>records/approvals/2026-10-07_AR-2026-001_document_approval.md</w:t>
             </w:r>
           </w:p>
         </w:tc>
@@ -484,20 +758,20 @@
     </w:p>
     <w:tbl>
       <w:tblPr>
-        <w:tblW w:w="11339" w:type="dxa"/>
+        <w:tblW w:w="5000" w:type="pct"/>
         <w:jc w:val="left"/>
-        <w:tblInd w:w="0" w:type="dxa"/>
+        <w:tblInd w:w="-7" w:type="dxa"/>
         <w:tblLayout w:type="fixed"/>
         <w:tblCellMar>
-          <w:top w:w="28" w:type="dxa"/>
-          <w:left w:w="28" w:type="dxa"/>
-          <w:bottom w:w="28" w:type="dxa"/>
-          <w:right w:w="28" w:type="dxa"/>
+          <w:top w:w="60" w:type="dxa"/>
+          <w:left w:w="60" w:type="dxa"/>
+          <w:bottom w:w="60" w:type="dxa"/>
+          <w:right w:w="60" w:type="dxa"/>
         </w:tblCellMar>
       </w:tblPr>
       <w:tblGrid>
-        <w:gridCol w:w="1495"/>
-        <w:gridCol w:w="9844"/>
+        <w:gridCol w:w="1273"/>
+        <w:gridCol w:w="4645"/>
       </w:tblGrid>
       <w:tr>
         <w:trPr>
@@ -505,44 +779,60 @@
         </w:trPr>
         <w:tc>
           <w:tcPr>
-            <w:tcW w:w="1495" w:type="dxa"/>
-            <w:tcBorders/>
+            <w:tcW w:w="1273" w:type="dxa"/>
+            <w:tcBorders>
+              <w:top w:val="single" w:sz="6" w:space="0" w:color="BFC7D5"/>
+              <w:left w:val="single" w:sz="6" w:space="0" w:color="BFC7D5"/>
+              <w:bottom w:val="single" w:sz="2" w:space="0" w:color="BFC7D5"/>
+              <w:right w:val="single" w:sz="6" w:space="0" w:color="BFC7D5"/>
+            </w:tcBorders>
+            <w:shd w:fill="1F3A5F" w:val="clear"/>
             <w:vAlign w:val="center"/>
           </w:tcPr>
           <w:p>
             <w:pPr>
               <w:pStyle w:val="TableHeading"/>
-              <w:suppressLineNumbers/>
-              <w:shd w:fill="1F3A5F" w:val="clear"/>
-              <w:bidi w:val="0"/>
-              <w:spacing w:before="0" w:after="283"/>
-              <w:jc w:val="center"/>
-              <w:rPr/>
-            </w:pPr>
-            <w:r>
-              <w:rPr/>
+              <w:bidi w:val="0"/>
+              <w:spacing w:before="0" w:after="283"/>
+              <w:jc w:val="left"/>
+              <w:rPr>
+                <w:color w:val="FFFFFF"/>
+              </w:rPr>
+            </w:pPr>
+            <w:r>
+              <w:rPr>
+                <w:color w:val="FFFFFF"/>
+              </w:rPr>
               <w:t>Role</w:t>
             </w:r>
           </w:p>
         </w:tc>
         <w:tc>
           <w:tcPr>
-            <w:tcW w:w="9844" w:type="dxa"/>
-            <w:tcBorders/>
+            <w:tcW w:w="4645" w:type="dxa"/>
+            <w:tcBorders>
+              <w:top w:val="single" w:sz="6" w:space="0" w:color="BFC7D5"/>
+              <w:left w:val="single" w:sz="2" w:space="0" w:color="BFC7D5"/>
+              <w:bottom w:val="single" w:sz="2" w:space="0" w:color="BFC7D5"/>
+              <w:right w:val="single" w:sz="6" w:space="0" w:color="BFC7D5"/>
+            </w:tcBorders>
+            <w:shd w:fill="1F3A5F" w:val="clear"/>
             <w:vAlign w:val="center"/>
           </w:tcPr>
           <w:p>
             <w:pPr>
               <w:pStyle w:val="TableHeading"/>
-              <w:suppressLineNumbers/>
-              <w:shd w:fill="1F3A5F" w:val="clear"/>
-              <w:bidi w:val="0"/>
-              <w:spacing w:before="0" w:after="283"/>
-              <w:jc w:val="center"/>
-              <w:rPr/>
-            </w:pPr>
-            <w:r>
-              <w:rPr/>
+              <w:bidi w:val="0"/>
+              <w:spacing w:before="0" w:after="283"/>
+              <w:jc w:val="left"/>
+              <w:rPr>
+                <w:color w:val="FFFFFF"/>
+              </w:rPr>
+            </w:pPr>
+            <w:r>
+              <w:rPr>
+                <w:color w:val="FFFFFF"/>
+              </w:rPr>
               <w:t>Responsibility</w:t>
             </w:r>
           </w:p>
@@ -552,8 +842,12 @@
         <w:trPr/>
         <w:tc>
           <w:tcPr>
-            <w:tcW w:w="1495" w:type="dxa"/>
-            <w:tcBorders/>
+            <w:tcW w:w="1273" w:type="dxa"/>
+            <w:tcBorders>
+              <w:left w:val="single" w:sz="6" w:space="0" w:color="BFC7D5"/>
+              <w:bottom w:val="single" w:sz="2" w:space="0" w:color="BFC7D5"/>
+              <w:right w:val="single" w:sz="6" w:space="0" w:color="BFC7D5"/>
+            </w:tcBorders>
             <w:vAlign w:val="center"/>
           </w:tcPr>
           <w:p>
@@ -572,8 +866,12 @@
         </w:tc>
         <w:tc>
           <w:tcPr>
-            <w:tcW w:w="9844" w:type="dxa"/>
-            <w:tcBorders/>
+            <w:tcW w:w="4645" w:type="dxa"/>
+            <w:tcBorders>
+              <w:left w:val="single" w:sz="2" w:space="0" w:color="BFC7D5"/>
+              <w:bottom w:val="single" w:sz="2" w:space="0" w:color="BFC7D5"/>
+              <w:right w:val="single" w:sz="6" w:space="0" w:color="BFC7D5"/>
+            </w:tcBorders>
             <w:vAlign w:val="center"/>
           </w:tcPr>
           <w:p>
@@ -595,8 +893,12 @@
         <w:trPr/>
         <w:tc>
           <w:tcPr>
-            <w:tcW w:w="1495" w:type="dxa"/>
-            <w:tcBorders/>
+            <w:tcW w:w="1273" w:type="dxa"/>
+            <w:tcBorders>
+              <w:left w:val="single" w:sz="6" w:space="0" w:color="BFC7D5"/>
+              <w:bottom w:val="single" w:sz="2" w:space="0" w:color="BFC7D5"/>
+              <w:right w:val="single" w:sz="6" w:space="0" w:color="BFC7D5"/>
+            </w:tcBorders>
             <w:vAlign w:val="center"/>
           </w:tcPr>
           <w:p>
@@ -615,8 +917,12 @@
         </w:tc>
         <w:tc>
           <w:tcPr>
-            <w:tcW w:w="9844" w:type="dxa"/>
-            <w:tcBorders/>
+            <w:tcW w:w="4645" w:type="dxa"/>
+            <w:tcBorders>
+              <w:left w:val="single" w:sz="2" w:space="0" w:color="BFC7D5"/>
+              <w:bottom w:val="single" w:sz="2" w:space="0" w:color="BFC7D5"/>
+              <w:right w:val="single" w:sz="6" w:space="0" w:color="BFC7D5"/>
+            </w:tcBorders>
             <w:vAlign w:val="center"/>
           </w:tcPr>
           <w:p>
@@ -638,8 +944,12 @@
         <w:trPr/>
         <w:tc>
           <w:tcPr>
-            <w:tcW w:w="1495" w:type="dxa"/>
-            <w:tcBorders/>
+            <w:tcW w:w="1273" w:type="dxa"/>
+            <w:tcBorders>
+              <w:left w:val="single" w:sz="6" w:space="0" w:color="BFC7D5"/>
+              <w:bottom w:val="single" w:sz="2" w:space="0" w:color="BFC7D5"/>
+              <w:right w:val="single" w:sz="6" w:space="0" w:color="BFC7D5"/>
+            </w:tcBorders>
             <w:vAlign w:val="center"/>
           </w:tcPr>
           <w:p>
@@ -658,8 +968,12 @@
         </w:tc>
         <w:tc>
           <w:tcPr>
-            <w:tcW w:w="9844" w:type="dxa"/>
-            <w:tcBorders/>
+            <w:tcW w:w="4645" w:type="dxa"/>
+            <w:tcBorders>
+              <w:left w:val="single" w:sz="2" w:space="0" w:color="BFC7D5"/>
+              <w:bottom w:val="single" w:sz="2" w:space="0" w:color="BFC7D5"/>
+              <w:right w:val="single" w:sz="6" w:space="0" w:color="BFC7D5"/>
+            </w:tcBorders>
             <w:vAlign w:val="center"/>
           </w:tcPr>
           <w:p>
@@ -681,8 +995,12 @@
         <w:trPr/>
         <w:tc>
           <w:tcPr>
-            <w:tcW w:w="1495" w:type="dxa"/>
-            <w:tcBorders/>
+            <w:tcW w:w="1273" w:type="dxa"/>
+            <w:tcBorders>
+              <w:left w:val="single" w:sz="6" w:space="0" w:color="BFC7D5"/>
+              <w:bottom w:val="single" w:sz="6" w:space="0" w:color="BFC7D5"/>
+              <w:right w:val="single" w:sz="6" w:space="0" w:color="BFC7D5"/>
+            </w:tcBorders>
             <w:vAlign w:val="center"/>
           </w:tcPr>
           <w:p>
@@ -701,8 +1019,12 @@
         </w:tc>
         <w:tc>
           <w:tcPr>
-            <w:tcW w:w="9844" w:type="dxa"/>
-            <w:tcBorders/>
+            <w:tcW w:w="4645" w:type="dxa"/>
+            <w:tcBorders>
+              <w:left w:val="single" w:sz="2" w:space="0" w:color="BFC7D5"/>
+              <w:bottom w:val="single" w:sz="6" w:space="0" w:color="BFC7D5"/>
+              <w:right w:val="single" w:sz="6" w:space="0" w:color="BFC7D5"/>
+            </w:tcBorders>
             <w:vAlign w:val="center"/>
           </w:tcPr>
           <w:p>
@@ -747,22 +1069,22 @@
     </w:p>
     <w:tbl>
       <w:tblPr>
-        <w:tblW w:w="11339" w:type="dxa"/>
+        <w:tblW w:w="5918" w:type="dxa"/>
         <w:jc w:val="left"/>
-        <w:tblInd w:w="0" w:type="dxa"/>
+        <w:tblInd w:w="-7" w:type="dxa"/>
         <w:tblLayout w:type="fixed"/>
         <w:tblCellMar>
-          <w:top w:w="28" w:type="dxa"/>
-          <w:left w:w="28" w:type="dxa"/>
-          <w:bottom w:w="28" w:type="dxa"/>
-          <w:right w:w="28" w:type="dxa"/>
+          <w:top w:w="60" w:type="dxa"/>
+          <w:left w:w="60" w:type="dxa"/>
+          <w:bottom w:w="60" w:type="dxa"/>
+          <w:right w:w="60" w:type="dxa"/>
         </w:tblCellMar>
       </w:tblPr>
       <w:tblGrid>
-        <w:gridCol w:w="386"/>
-        <w:gridCol w:w="2115"/>
-        <w:gridCol w:w="5932"/>
-        <w:gridCol w:w="2906"/>
+        <w:gridCol w:w="380"/>
+        <w:gridCol w:w="1311"/>
+        <w:gridCol w:w="2946"/>
+        <w:gridCol w:w="1281"/>
       </w:tblGrid>
       <w:tr>
         <w:trPr>
@@ -770,88 +1092,120 @@
         </w:trPr>
         <w:tc>
           <w:tcPr>
-            <w:tcW w:w="386" w:type="dxa"/>
-            <w:tcBorders/>
+            <w:tcW w:w="380" w:type="dxa"/>
+            <w:tcBorders>
+              <w:top w:val="single" w:sz="6" w:space="0" w:color="BFC7D5"/>
+              <w:left w:val="single" w:sz="6" w:space="0" w:color="BFC7D5"/>
+              <w:bottom w:val="single" w:sz="2" w:space="0" w:color="BFC7D5"/>
+              <w:right w:val="single" w:sz="6" w:space="0" w:color="BFC7D5"/>
+            </w:tcBorders>
+            <w:shd w:fill="1F3A5F" w:val="clear"/>
             <w:vAlign w:val="center"/>
           </w:tcPr>
           <w:p>
             <w:pPr>
               <w:pStyle w:val="TableHeading"/>
-              <w:suppressLineNumbers/>
-              <w:shd w:fill="1F3A5F" w:val="clear"/>
-              <w:bidi w:val="0"/>
-              <w:spacing w:before="0" w:after="283"/>
-              <w:jc w:val="center"/>
-              <w:rPr/>
-            </w:pPr>
-            <w:r>
-              <w:rPr/>
+              <w:bidi w:val="0"/>
+              <w:spacing w:before="0" w:after="283"/>
+              <w:jc w:val="left"/>
+              <w:rPr>
+                <w:color w:val="FFFFFF"/>
+              </w:rPr>
+            </w:pPr>
+            <w:r>
+              <w:rPr>
+                <w:color w:val="FFFFFF"/>
+              </w:rPr>
               <w:t>#</w:t>
             </w:r>
           </w:p>
         </w:tc>
         <w:tc>
           <w:tcPr>
-            <w:tcW w:w="2115" w:type="dxa"/>
-            <w:tcBorders/>
+            <w:tcW w:w="1311" w:type="dxa"/>
+            <w:tcBorders>
+              <w:top w:val="single" w:sz="6" w:space="0" w:color="BFC7D5"/>
+              <w:left w:val="single" w:sz="2" w:space="0" w:color="BFC7D5"/>
+              <w:bottom w:val="single" w:sz="2" w:space="0" w:color="BFC7D5"/>
+              <w:right w:val="single" w:sz="6" w:space="0" w:color="BFC7D5"/>
+            </w:tcBorders>
+            <w:shd w:fill="1F3A5F" w:val="clear"/>
             <w:vAlign w:val="center"/>
           </w:tcPr>
           <w:p>
             <w:pPr>
               <w:pStyle w:val="TableHeading"/>
-              <w:suppressLineNumbers/>
-              <w:shd w:fill="1F3A5F" w:val="clear"/>
-              <w:bidi w:val="0"/>
-              <w:spacing w:before="0" w:after="283"/>
-              <w:jc w:val="center"/>
-              <w:rPr/>
-            </w:pPr>
-            <w:r>
-              <w:rPr/>
+              <w:bidi w:val="0"/>
+              <w:spacing w:before="0" w:after="283"/>
+              <w:jc w:val="left"/>
+              <w:rPr>
+                <w:color w:val="FFFFFF"/>
+              </w:rPr>
+            </w:pPr>
+            <w:r>
+              <w:rPr>
+                <w:color w:val="FFFFFF"/>
+              </w:rPr>
               <w:t>Configuration item</w:t>
             </w:r>
           </w:p>
         </w:tc>
         <w:tc>
           <w:tcPr>
-            <w:tcW w:w="5932" w:type="dxa"/>
-            <w:tcBorders/>
+            <w:tcW w:w="2946" w:type="dxa"/>
+            <w:tcBorders>
+              <w:top w:val="single" w:sz="6" w:space="0" w:color="BFC7D5"/>
+              <w:left w:val="single" w:sz="2" w:space="0" w:color="BFC7D5"/>
+              <w:bottom w:val="single" w:sz="2" w:space="0" w:color="BFC7D5"/>
+              <w:right w:val="single" w:sz="6" w:space="0" w:color="BFC7D5"/>
+            </w:tcBorders>
+            <w:shd w:fill="1F3A5F" w:val="clear"/>
             <w:vAlign w:val="center"/>
           </w:tcPr>
           <w:p>
             <w:pPr>
               <w:pStyle w:val="TableHeading"/>
-              <w:suppressLineNumbers/>
-              <w:shd w:fill="1F3A5F" w:val="clear"/>
-              <w:bidi w:val="0"/>
-              <w:spacing w:before="0" w:after="283"/>
-              <w:jc w:val="center"/>
-              <w:rPr/>
-            </w:pPr>
-            <w:r>
-              <w:rPr/>
+              <w:bidi w:val="0"/>
+              <w:spacing w:before="0" w:after="283"/>
+              <w:jc w:val="left"/>
+              <w:rPr>
+                <w:color w:val="FFFFFF"/>
+              </w:rPr>
+            </w:pPr>
+            <w:r>
+              <w:rPr>
+                <w:color w:val="FFFFFF"/>
+              </w:rPr>
               <w:t>Where it lives</w:t>
             </w:r>
           </w:p>
         </w:tc>
         <w:tc>
           <w:tcPr>
-            <w:tcW w:w="2906" w:type="dxa"/>
-            <w:tcBorders/>
+            <w:tcW w:w="1281" w:type="dxa"/>
+            <w:tcBorders>
+              <w:top w:val="single" w:sz="6" w:space="0" w:color="BFC7D5"/>
+              <w:left w:val="single" w:sz="2" w:space="0" w:color="BFC7D5"/>
+              <w:bottom w:val="single" w:sz="2" w:space="0" w:color="BFC7D5"/>
+              <w:right w:val="single" w:sz="6" w:space="0" w:color="BFC7D5"/>
+            </w:tcBorders>
+            <w:shd w:fill="1F3A5F" w:val="clear"/>
             <w:vAlign w:val="center"/>
           </w:tcPr>
           <w:p>
             <w:pPr>
               <w:pStyle w:val="TableHeading"/>
-              <w:suppressLineNumbers/>
-              <w:shd w:fill="1F3A5F" w:val="clear"/>
-              <w:bidi w:val="0"/>
-              <w:spacing w:before="0" w:after="283"/>
-              <w:jc w:val="center"/>
-              <w:rPr/>
-            </w:pPr>
-            <w:r>
-              <w:rPr/>
+              <w:bidi w:val="0"/>
+              <w:spacing w:before="0" w:after="283"/>
+              <w:jc w:val="left"/>
+              <w:rPr>
+                <w:color w:val="FFFFFF"/>
+              </w:rPr>
+            </w:pPr>
+            <w:r>
+              <w:rPr>
+                <w:color w:val="FFFFFF"/>
+              </w:rPr>
               <w:t>Controlled by</w:t>
             </w:r>
           </w:p>
@@ -861,8 +1215,12 @@
         <w:trPr/>
         <w:tc>
           <w:tcPr>
-            <w:tcW w:w="386" w:type="dxa"/>
-            <w:tcBorders/>
+            <w:tcW w:w="380" w:type="dxa"/>
+            <w:tcBorders>
+              <w:left w:val="single" w:sz="6" w:space="0" w:color="BFC7D5"/>
+              <w:bottom w:val="single" w:sz="2" w:space="0" w:color="BFC7D5"/>
+              <w:right w:val="single" w:sz="6" w:space="0" w:color="BFC7D5"/>
+            </w:tcBorders>
             <w:vAlign w:val="center"/>
           </w:tcPr>
           <w:p>
@@ -881,8 +1239,12 @@
         </w:tc>
         <w:tc>
           <w:tcPr>
-            <w:tcW w:w="2115" w:type="dxa"/>
-            <w:tcBorders/>
+            <w:tcW w:w="1311" w:type="dxa"/>
+            <w:tcBorders>
+              <w:left w:val="single" w:sz="2" w:space="0" w:color="BFC7D5"/>
+              <w:bottom w:val="single" w:sz="2" w:space="0" w:color="BFC7D5"/>
+              <w:right w:val="single" w:sz="6" w:space="0" w:color="BFC7D5"/>
+            </w:tcBorders>
             <w:vAlign w:val="center"/>
           </w:tcPr>
           <w:p>
@@ -901,8 +1263,12 @@
         </w:tc>
         <w:tc>
           <w:tcPr>
-            <w:tcW w:w="5932" w:type="dxa"/>
-            <w:tcBorders/>
+            <w:tcW w:w="2946" w:type="dxa"/>
+            <w:tcBorders>
+              <w:left w:val="single" w:sz="2" w:space="0" w:color="BFC7D5"/>
+              <w:bottom w:val="single" w:sz="2" w:space="0" w:color="BFC7D5"/>
+              <w:right w:val="single" w:sz="6" w:space="0" w:color="BFC7D5"/>
+            </w:tcBorders>
             <w:vAlign w:val="center"/>
           </w:tcPr>
           <w:p>
@@ -921,8 +1287,12 @@
         </w:tc>
         <w:tc>
           <w:tcPr>
-            <w:tcW w:w="2906" w:type="dxa"/>
-            <w:tcBorders/>
+            <w:tcW w:w="1281" w:type="dxa"/>
+            <w:tcBorders>
+              <w:left w:val="single" w:sz="2" w:space="0" w:color="BFC7D5"/>
+              <w:bottom w:val="single" w:sz="2" w:space="0" w:color="BFC7D5"/>
+              <w:right w:val="single" w:sz="6" w:space="0" w:color="BFC7D5"/>
+            </w:tcBorders>
             <w:vAlign w:val="center"/>
           </w:tcPr>
           <w:p>
@@ -944,8 +1314,12 @@
         <w:trPr/>
         <w:tc>
           <w:tcPr>
-            <w:tcW w:w="386" w:type="dxa"/>
-            <w:tcBorders/>
+            <w:tcW w:w="380" w:type="dxa"/>
+            <w:tcBorders>
+              <w:left w:val="single" w:sz="6" w:space="0" w:color="BFC7D5"/>
+              <w:bottom w:val="single" w:sz="2" w:space="0" w:color="BFC7D5"/>
+              <w:right w:val="single" w:sz="6" w:space="0" w:color="BFC7D5"/>
+            </w:tcBorders>
             <w:vAlign w:val="center"/>
           </w:tcPr>
           <w:p>
@@ -964,8 +1338,12 @@
         </w:tc>
         <w:tc>
           <w:tcPr>
-            <w:tcW w:w="2115" w:type="dxa"/>
-            <w:tcBorders/>
+            <w:tcW w:w="1311" w:type="dxa"/>
+            <w:tcBorders>
+              <w:left w:val="single" w:sz="2" w:space="0" w:color="BFC7D5"/>
+              <w:bottom w:val="single" w:sz="2" w:space="0" w:color="BFC7D5"/>
+              <w:right w:val="single" w:sz="6" w:space="0" w:color="BFC7D5"/>
+            </w:tcBorders>
             <w:vAlign w:val="center"/>
           </w:tcPr>
           <w:p>
@@ -984,8 +1362,12 @@
         </w:tc>
         <w:tc>
           <w:tcPr>
-            <w:tcW w:w="5932" w:type="dxa"/>
-            <w:tcBorders/>
+            <w:tcW w:w="2946" w:type="dxa"/>
+            <w:tcBorders>
+              <w:left w:val="single" w:sz="2" w:space="0" w:color="BFC7D5"/>
+              <w:bottom w:val="single" w:sz="2" w:space="0" w:color="BFC7D5"/>
+              <w:right w:val="single" w:sz="6" w:space="0" w:color="BFC7D5"/>
+            </w:tcBorders>
             <w:vAlign w:val="center"/>
           </w:tcPr>
           <w:p>
@@ -1036,8 +1418,12 @@
         </w:tc>
         <w:tc>
           <w:tcPr>
-            <w:tcW w:w="2906" w:type="dxa"/>
-            <w:tcBorders/>
+            <w:tcW w:w="1281" w:type="dxa"/>
+            <w:tcBorders>
+              <w:left w:val="single" w:sz="2" w:space="0" w:color="BFC7D5"/>
+              <w:bottom w:val="single" w:sz="2" w:space="0" w:color="BFC7D5"/>
+              <w:right w:val="single" w:sz="6" w:space="0" w:color="BFC7D5"/>
+            </w:tcBorders>
             <w:vAlign w:val="center"/>
           </w:tcPr>
           <w:p>
@@ -1065,8 +1451,12 @@
         <w:trPr/>
         <w:tc>
           <w:tcPr>
-            <w:tcW w:w="386" w:type="dxa"/>
-            <w:tcBorders/>
+            <w:tcW w:w="380" w:type="dxa"/>
+            <w:tcBorders>
+              <w:left w:val="single" w:sz="6" w:space="0" w:color="BFC7D5"/>
+              <w:bottom w:val="single" w:sz="2" w:space="0" w:color="BFC7D5"/>
+              <w:right w:val="single" w:sz="6" w:space="0" w:color="BFC7D5"/>
+            </w:tcBorders>
             <w:vAlign w:val="center"/>
           </w:tcPr>
           <w:p>
@@ -1085,8 +1475,12 @@
         </w:tc>
         <w:tc>
           <w:tcPr>
-            <w:tcW w:w="2115" w:type="dxa"/>
-            <w:tcBorders/>
+            <w:tcW w:w="1311" w:type="dxa"/>
+            <w:tcBorders>
+              <w:left w:val="single" w:sz="2" w:space="0" w:color="BFC7D5"/>
+              <w:bottom w:val="single" w:sz="2" w:space="0" w:color="BFC7D5"/>
+              <w:right w:val="single" w:sz="6" w:space="0" w:color="BFC7D5"/>
+            </w:tcBorders>
             <w:vAlign w:val="center"/>
           </w:tcPr>
           <w:p>
@@ -1105,8 +1499,12 @@
         </w:tc>
         <w:tc>
           <w:tcPr>
-            <w:tcW w:w="5932" w:type="dxa"/>
-            <w:tcBorders/>
+            <w:tcW w:w="2946" w:type="dxa"/>
+            <w:tcBorders>
+              <w:left w:val="single" w:sz="2" w:space="0" w:color="BFC7D5"/>
+              <w:bottom w:val="single" w:sz="2" w:space="0" w:color="BFC7D5"/>
+              <w:right w:val="single" w:sz="6" w:space="0" w:color="BFC7D5"/>
+            </w:tcBorders>
             <w:vAlign w:val="center"/>
           </w:tcPr>
           <w:p>
@@ -1125,8 +1523,12 @@
         </w:tc>
         <w:tc>
           <w:tcPr>
-            <w:tcW w:w="2906" w:type="dxa"/>
-            <w:tcBorders/>
+            <w:tcW w:w="1281" w:type="dxa"/>
+            <w:tcBorders>
+              <w:left w:val="single" w:sz="2" w:space="0" w:color="BFC7D5"/>
+              <w:bottom w:val="single" w:sz="2" w:space="0" w:color="BFC7D5"/>
+              <w:right w:val="single" w:sz="6" w:space="0" w:color="BFC7D5"/>
+            </w:tcBorders>
             <w:vAlign w:val="center"/>
           </w:tcPr>
           <w:p>
@@ -1150,8 +1552,12 @@
         <w:trPr/>
         <w:tc>
           <w:tcPr>
-            <w:tcW w:w="386" w:type="dxa"/>
-            <w:tcBorders/>
+            <w:tcW w:w="380" w:type="dxa"/>
+            <w:tcBorders>
+              <w:left w:val="single" w:sz="6" w:space="0" w:color="BFC7D5"/>
+              <w:bottom w:val="single" w:sz="2" w:space="0" w:color="BFC7D5"/>
+              <w:right w:val="single" w:sz="6" w:space="0" w:color="BFC7D5"/>
+            </w:tcBorders>
             <w:vAlign w:val="center"/>
           </w:tcPr>
           <w:p>
@@ -1170,8 +1576,12 @@
         </w:tc>
         <w:tc>
           <w:tcPr>
-            <w:tcW w:w="2115" w:type="dxa"/>
-            <w:tcBorders/>
+            <w:tcW w:w="1311" w:type="dxa"/>
+            <w:tcBorders>
+              <w:left w:val="single" w:sz="2" w:space="0" w:color="BFC7D5"/>
+              <w:bottom w:val="single" w:sz="2" w:space="0" w:color="BFC7D5"/>
+              <w:right w:val="single" w:sz="6" w:space="0" w:color="BFC7D5"/>
+            </w:tcBorders>
             <w:vAlign w:val="center"/>
           </w:tcPr>
           <w:p>
@@ -1190,8 +1600,12 @@
         </w:tc>
         <w:tc>
           <w:tcPr>
-            <w:tcW w:w="5932" w:type="dxa"/>
-            <w:tcBorders/>
+            <w:tcW w:w="2946" w:type="dxa"/>
+            <w:tcBorders>
+              <w:left w:val="single" w:sz="2" w:space="0" w:color="BFC7D5"/>
+              <w:bottom w:val="single" w:sz="2" w:space="0" w:color="BFC7D5"/>
+              <w:right w:val="single" w:sz="6" w:space="0" w:color="BFC7D5"/>
+            </w:tcBorders>
             <w:vAlign w:val="center"/>
           </w:tcPr>
           <w:p>
@@ -1222,8 +1636,12 @@
         </w:tc>
         <w:tc>
           <w:tcPr>
-            <w:tcW w:w="2906" w:type="dxa"/>
-            <w:tcBorders/>
+            <w:tcW w:w="1281" w:type="dxa"/>
+            <w:tcBorders>
+              <w:left w:val="single" w:sz="2" w:space="0" w:color="BFC7D5"/>
+              <w:bottom w:val="single" w:sz="2" w:space="0" w:color="BFC7D5"/>
+              <w:right w:val="single" w:sz="6" w:space="0" w:color="BFC7D5"/>
+            </w:tcBorders>
             <w:vAlign w:val="center"/>
           </w:tcPr>
           <w:p>
@@ -1245,8 +1663,12 @@
         <w:trPr/>
         <w:tc>
           <w:tcPr>
-            <w:tcW w:w="386" w:type="dxa"/>
-            <w:tcBorders/>
+            <w:tcW w:w="380" w:type="dxa"/>
+            <w:tcBorders>
+              <w:left w:val="single" w:sz="6" w:space="0" w:color="BFC7D5"/>
+              <w:bottom w:val="single" w:sz="2" w:space="0" w:color="BFC7D5"/>
+              <w:right w:val="single" w:sz="6" w:space="0" w:color="BFC7D5"/>
+            </w:tcBorders>
             <w:vAlign w:val="center"/>
           </w:tcPr>
           <w:p>
@@ -1265,8 +1687,12 @@
         </w:tc>
         <w:tc>
           <w:tcPr>
-            <w:tcW w:w="2115" w:type="dxa"/>
-            <w:tcBorders/>
+            <w:tcW w:w="1311" w:type="dxa"/>
+            <w:tcBorders>
+              <w:left w:val="single" w:sz="2" w:space="0" w:color="BFC7D5"/>
+              <w:bottom w:val="single" w:sz="2" w:space="0" w:color="BFC7D5"/>
+              <w:right w:val="single" w:sz="6" w:space="0" w:color="BFC7D5"/>
+            </w:tcBorders>
             <w:vAlign w:val="center"/>
           </w:tcPr>
           <w:p>
@@ -1285,8 +1711,12 @@
         </w:tc>
         <w:tc>
           <w:tcPr>
-            <w:tcW w:w="5932" w:type="dxa"/>
-            <w:tcBorders/>
+            <w:tcW w:w="2946" w:type="dxa"/>
+            <w:tcBorders>
+              <w:left w:val="single" w:sz="2" w:space="0" w:color="BFC7D5"/>
+              <w:bottom w:val="single" w:sz="2" w:space="0" w:color="BFC7D5"/>
+              <w:right w:val="single" w:sz="6" w:space="0" w:color="BFC7D5"/>
+            </w:tcBorders>
             <w:vAlign w:val="center"/>
           </w:tcPr>
           <w:p>
@@ -1311,8 +1741,12 @@
         </w:tc>
         <w:tc>
           <w:tcPr>
-            <w:tcW w:w="2906" w:type="dxa"/>
-            <w:tcBorders/>
+            <w:tcW w:w="1281" w:type="dxa"/>
+            <w:tcBorders>
+              <w:left w:val="single" w:sz="2" w:space="0" w:color="BFC7D5"/>
+              <w:bottom w:val="single" w:sz="2" w:space="0" w:color="BFC7D5"/>
+              <w:right w:val="single" w:sz="6" w:space="0" w:color="BFC7D5"/>
+            </w:tcBorders>
             <w:vAlign w:val="center"/>
           </w:tcPr>
           <w:p>
@@ -1350,8 +1784,12 @@
         <w:trPr/>
         <w:tc>
           <w:tcPr>
-            <w:tcW w:w="386" w:type="dxa"/>
-            <w:tcBorders/>
+            <w:tcW w:w="380" w:type="dxa"/>
+            <w:tcBorders>
+              <w:left w:val="single" w:sz="6" w:space="0" w:color="BFC7D5"/>
+              <w:bottom w:val="single" w:sz="2" w:space="0" w:color="BFC7D5"/>
+              <w:right w:val="single" w:sz="6" w:space="0" w:color="BFC7D5"/>
+            </w:tcBorders>
             <w:vAlign w:val="center"/>
           </w:tcPr>
           <w:p>
@@ -1370,8 +1808,12 @@
         </w:tc>
         <w:tc>
           <w:tcPr>
-            <w:tcW w:w="2115" w:type="dxa"/>
-            <w:tcBorders/>
+            <w:tcW w:w="1311" w:type="dxa"/>
+            <w:tcBorders>
+              <w:left w:val="single" w:sz="2" w:space="0" w:color="BFC7D5"/>
+              <w:bottom w:val="single" w:sz="2" w:space="0" w:color="BFC7D5"/>
+              <w:right w:val="single" w:sz="6" w:space="0" w:color="BFC7D5"/>
+            </w:tcBorders>
             <w:vAlign w:val="center"/>
           </w:tcPr>
           <w:p>
@@ -1390,8 +1832,12 @@
         </w:tc>
         <w:tc>
           <w:tcPr>
-            <w:tcW w:w="5932" w:type="dxa"/>
-            <w:tcBorders/>
+            <w:tcW w:w="2946" w:type="dxa"/>
+            <w:tcBorders>
+              <w:left w:val="single" w:sz="2" w:space="0" w:color="BFC7D5"/>
+              <w:bottom w:val="single" w:sz="2" w:space="0" w:color="BFC7D5"/>
+              <w:right w:val="single" w:sz="6" w:space="0" w:color="BFC7D5"/>
+            </w:tcBorders>
             <w:vAlign w:val="center"/>
           </w:tcPr>
           <w:p>
@@ -1446,8 +1892,12 @@
         </w:tc>
         <w:tc>
           <w:tcPr>
-            <w:tcW w:w="2906" w:type="dxa"/>
-            <w:tcBorders/>
+            <w:tcW w:w="1281" w:type="dxa"/>
+            <w:tcBorders>
+              <w:left w:val="single" w:sz="2" w:space="0" w:color="BFC7D5"/>
+              <w:bottom w:val="single" w:sz="2" w:space="0" w:color="BFC7D5"/>
+              <w:right w:val="single" w:sz="6" w:space="0" w:color="BFC7D5"/>
+            </w:tcBorders>
             <w:vAlign w:val="center"/>
           </w:tcPr>
           <w:p>
@@ -1479,8 +1929,12 @@
         <w:trPr/>
         <w:tc>
           <w:tcPr>
-            <w:tcW w:w="386" w:type="dxa"/>
-            <w:tcBorders/>
+            <w:tcW w:w="380" w:type="dxa"/>
+            <w:tcBorders>
+              <w:left w:val="single" w:sz="6" w:space="0" w:color="BFC7D5"/>
+              <w:bottom w:val="single" w:sz="2" w:space="0" w:color="BFC7D5"/>
+              <w:right w:val="single" w:sz="6" w:space="0" w:color="BFC7D5"/>
+            </w:tcBorders>
             <w:vAlign w:val="center"/>
           </w:tcPr>
           <w:p>
@@ -1499,8 +1953,12 @@
         </w:tc>
         <w:tc>
           <w:tcPr>
-            <w:tcW w:w="2115" w:type="dxa"/>
-            <w:tcBorders/>
+            <w:tcW w:w="1311" w:type="dxa"/>
+            <w:tcBorders>
+              <w:left w:val="single" w:sz="2" w:space="0" w:color="BFC7D5"/>
+              <w:bottom w:val="single" w:sz="2" w:space="0" w:color="BFC7D5"/>
+              <w:right w:val="single" w:sz="6" w:space="0" w:color="BFC7D5"/>
+            </w:tcBorders>
             <w:vAlign w:val="center"/>
           </w:tcPr>
           <w:p>
@@ -1519,8 +1977,12 @@
         </w:tc>
         <w:tc>
           <w:tcPr>
-            <w:tcW w:w="5932" w:type="dxa"/>
-            <w:tcBorders/>
+            <w:tcW w:w="2946" w:type="dxa"/>
+            <w:tcBorders>
+              <w:left w:val="single" w:sz="2" w:space="0" w:color="BFC7D5"/>
+              <w:bottom w:val="single" w:sz="2" w:space="0" w:color="BFC7D5"/>
+              <w:right w:val="single" w:sz="6" w:space="0" w:color="BFC7D5"/>
+            </w:tcBorders>
             <w:vAlign w:val="center"/>
           </w:tcPr>
           <w:p>
@@ -1539,7 +2001,7 @@
               <w:rPr>
                 <w:rStyle w:val="SourceText"/>
               </w:rPr>
-              <w:t>backend/Dockerfile:42</w:t>
+              <w:t>backend/Dockerfile:46</w:t>
             </w:r>
             <w:r>
               <w:rPr/>
@@ -1549,7 +2011,7 @@
               <w:rPr>
                 <w:rStyle w:val="SourceText"/>
               </w:rPr>
-              <w:t>voice/Dockerfile:44</w:t>
+              <w:t>voice/Dockerfile:48</w:t>
             </w:r>
             <w:r>
               <w:rPr/>
@@ -1559,7 +2021,7 @@
               <w:rPr>
                 <w:rStyle w:val="SourceText"/>
               </w:rPr>
-              <w:t>voice/Dockerfile:50</w:t>
+              <w:t>voice/Dockerfile:54</w:t>
             </w:r>
             <w:r>
               <w:rPr/>
@@ -1569,7 +2031,7 @@
               <w:rPr>
                 <w:rStyle w:val="SourceText"/>
               </w:rPr>
-              <w:t>voice/Dockerfile:62-63</w:t>
+              <w:t>voice/Dockerfile:66-67</w:t>
             </w:r>
             <w:r>
               <w:rPr/>
@@ -1579,7 +2041,7 @@
               <w:rPr>
                 <w:rStyle w:val="SourceText"/>
               </w:rPr>
-              <w:t>voice/Dockerfile:66-74</w:t>
+              <w:t>voice/Dockerfile:70-78</w:t>
             </w:r>
             <w:r>
               <w:rPr/>
@@ -1589,8 +2051,12 @@
         </w:tc>
         <w:tc>
           <w:tcPr>
-            <w:tcW w:w="2906" w:type="dxa"/>
-            <w:tcBorders/>
+            <w:tcW w:w="1281" w:type="dxa"/>
+            <w:tcBorders>
+              <w:left w:val="single" w:sz="2" w:space="0" w:color="BFC7D5"/>
+              <w:bottom w:val="single" w:sz="2" w:space="0" w:color="BFC7D5"/>
+              <w:right w:val="single" w:sz="6" w:space="0" w:color="BFC7D5"/>
+            </w:tcBorders>
             <w:vAlign w:val="center"/>
           </w:tcPr>
           <w:p>
@@ -1612,8 +2078,12 @@
         <w:trPr/>
         <w:tc>
           <w:tcPr>
-            <w:tcW w:w="386" w:type="dxa"/>
-            <w:tcBorders/>
+            <w:tcW w:w="380" w:type="dxa"/>
+            <w:tcBorders>
+              <w:left w:val="single" w:sz="6" w:space="0" w:color="BFC7D5"/>
+              <w:bottom w:val="single" w:sz="2" w:space="0" w:color="BFC7D5"/>
+              <w:right w:val="single" w:sz="6" w:space="0" w:color="BFC7D5"/>
+            </w:tcBorders>
             <w:vAlign w:val="center"/>
           </w:tcPr>
           <w:p>
@@ -1632,8 +2102,12 @@
         </w:tc>
         <w:tc>
           <w:tcPr>
-            <w:tcW w:w="2115" w:type="dxa"/>
-            <w:tcBorders/>
+            <w:tcW w:w="1311" w:type="dxa"/>
+            <w:tcBorders>
+              <w:left w:val="single" w:sz="2" w:space="0" w:color="BFC7D5"/>
+              <w:bottom w:val="single" w:sz="2" w:space="0" w:color="BFC7D5"/>
+              <w:right w:val="single" w:sz="6" w:space="0" w:color="BFC7D5"/>
+            </w:tcBorders>
             <w:vAlign w:val="center"/>
           </w:tcPr>
           <w:p>
@@ -1652,8 +2126,12 @@
         </w:tc>
         <w:tc>
           <w:tcPr>
-            <w:tcW w:w="5932" w:type="dxa"/>
-            <w:tcBorders/>
+            <w:tcW w:w="2946" w:type="dxa"/>
+            <w:tcBorders>
+              <w:left w:val="single" w:sz="2" w:space="0" w:color="BFC7D5"/>
+              <w:bottom w:val="single" w:sz="2" w:space="0" w:color="BFC7D5"/>
+              <w:right w:val="single" w:sz="6" w:space="0" w:color="BFC7D5"/>
+            </w:tcBorders>
             <w:vAlign w:val="center"/>
           </w:tcPr>
           <w:p>
@@ -1688,7 +2166,7 @@
               <w:rPr>
                 <w:rStyle w:val="SourceText"/>
               </w:rPr>
-              <w:t>docker-compose.yml:124</w:t>
+              <w:t>docker-compose.yml:135</w:t>
             </w:r>
             <w:r>
               <w:rPr/>
@@ -1698,8 +2176,12 @@
         </w:tc>
         <w:tc>
           <w:tcPr>
-            <w:tcW w:w="2906" w:type="dxa"/>
-            <w:tcBorders/>
+            <w:tcW w:w="1281" w:type="dxa"/>
+            <w:tcBorders>
+              <w:left w:val="single" w:sz="2" w:space="0" w:color="BFC7D5"/>
+              <w:bottom w:val="single" w:sz="2" w:space="0" w:color="BFC7D5"/>
+              <w:right w:val="single" w:sz="6" w:space="0" w:color="BFC7D5"/>
+            </w:tcBorders>
             <w:vAlign w:val="center"/>
           </w:tcPr>
           <w:p>
@@ -1721,8 +2203,12 @@
         <w:trPr/>
         <w:tc>
           <w:tcPr>
-            <w:tcW w:w="386" w:type="dxa"/>
-            <w:tcBorders/>
+            <w:tcW w:w="380" w:type="dxa"/>
+            <w:tcBorders>
+              <w:left w:val="single" w:sz="6" w:space="0" w:color="BFC7D5"/>
+              <w:bottom w:val="single" w:sz="2" w:space="0" w:color="BFC7D5"/>
+              <w:right w:val="single" w:sz="6" w:space="0" w:color="BFC7D5"/>
+            </w:tcBorders>
             <w:vAlign w:val="center"/>
           </w:tcPr>
           <w:p>
@@ -1741,8 +2227,12 @@
         </w:tc>
         <w:tc>
           <w:tcPr>
-            <w:tcW w:w="2115" w:type="dxa"/>
-            <w:tcBorders/>
+            <w:tcW w:w="1311" w:type="dxa"/>
+            <w:tcBorders>
+              <w:left w:val="single" w:sz="2" w:space="0" w:color="BFC7D5"/>
+              <w:bottom w:val="single" w:sz="2" w:space="0" w:color="BFC7D5"/>
+              <w:right w:val="single" w:sz="6" w:space="0" w:color="BFC7D5"/>
+            </w:tcBorders>
             <w:vAlign w:val="center"/>
           </w:tcPr>
           <w:p>
@@ -1761,8 +2251,12 @@
         </w:tc>
         <w:tc>
           <w:tcPr>
-            <w:tcW w:w="5932" w:type="dxa"/>
-            <w:tcBorders/>
+            <w:tcW w:w="2946" w:type="dxa"/>
+            <w:tcBorders>
+              <w:left w:val="single" w:sz="2" w:space="0" w:color="BFC7D5"/>
+              <w:bottom w:val="single" w:sz="2" w:space="0" w:color="BFC7D5"/>
+              <w:right w:val="single" w:sz="6" w:space="0" w:color="BFC7D5"/>
+            </w:tcBorders>
             <w:vAlign w:val="center"/>
           </w:tcPr>
           <w:p>
@@ -1787,8 +2281,12 @@
         </w:tc>
         <w:tc>
           <w:tcPr>
-            <w:tcW w:w="2906" w:type="dxa"/>
-            <w:tcBorders/>
+            <w:tcW w:w="1281" w:type="dxa"/>
+            <w:tcBorders>
+              <w:left w:val="single" w:sz="2" w:space="0" w:color="BFC7D5"/>
+              <w:bottom w:val="single" w:sz="2" w:space="0" w:color="BFC7D5"/>
+              <w:right w:val="single" w:sz="6" w:space="0" w:color="BFC7D5"/>
+            </w:tcBorders>
             <w:vAlign w:val="center"/>
           </w:tcPr>
           <w:p>
@@ -1810,8 +2308,12 @@
         <w:trPr/>
         <w:tc>
           <w:tcPr>
-            <w:tcW w:w="386" w:type="dxa"/>
-            <w:tcBorders/>
+            <w:tcW w:w="380" w:type="dxa"/>
+            <w:tcBorders>
+              <w:left w:val="single" w:sz="6" w:space="0" w:color="BFC7D5"/>
+              <w:bottom w:val="single" w:sz="6" w:space="0" w:color="BFC7D5"/>
+              <w:right w:val="single" w:sz="6" w:space="0" w:color="BFC7D5"/>
+            </w:tcBorders>
             <w:vAlign w:val="center"/>
           </w:tcPr>
           <w:p>
@@ -1830,8 +2332,12 @@
         </w:tc>
         <w:tc>
           <w:tcPr>
-            <w:tcW w:w="2115" w:type="dxa"/>
-            <w:tcBorders/>
+            <w:tcW w:w="1311" w:type="dxa"/>
+            <w:tcBorders>
+              <w:left w:val="single" w:sz="2" w:space="0" w:color="BFC7D5"/>
+              <w:bottom w:val="single" w:sz="6" w:space="0" w:color="BFC7D5"/>
+              <w:right w:val="single" w:sz="6" w:space="0" w:color="BFC7D5"/>
+            </w:tcBorders>
             <w:vAlign w:val="center"/>
           </w:tcPr>
           <w:p>
@@ -1850,8 +2356,12 @@
         </w:tc>
         <w:tc>
           <w:tcPr>
-            <w:tcW w:w="5932" w:type="dxa"/>
-            <w:tcBorders/>
+            <w:tcW w:w="2946" w:type="dxa"/>
+            <w:tcBorders>
+              <w:left w:val="single" w:sz="2" w:space="0" w:color="BFC7D5"/>
+              <w:bottom w:val="single" w:sz="6" w:space="0" w:color="BFC7D5"/>
+              <w:right w:val="single" w:sz="6" w:space="0" w:color="BFC7D5"/>
+            </w:tcBorders>
             <w:vAlign w:val="center"/>
           </w:tcPr>
           <w:p>
@@ -1876,8 +2386,12 @@
         </w:tc>
         <w:tc>
           <w:tcPr>
-            <w:tcW w:w="2906" w:type="dxa"/>
-            <w:tcBorders/>
+            <w:tcW w:w="1281" w:type="dxa"/>
+            <w:tcBorders>
+              <w:left w:val="single" w:sz="2" w:space="0" w:color="BFC7D5"/>
+              <w:bottom w:val="single" w:sz="6" w:space="0" w:color="BFC7D5"/>
+              <w:right w:val="single" w:sz="6" w:space="0" w:color="BFC7D5"/>
+            </w:tcBorders>
             <w:vAlign w:val="center"/>
           </w:tcPr>
           <w:p>
@@ -2361,21 +2875,21 @@
     </w:p>
     <w:tbl>
       <w:tblPr>
-        <w:tblW w:w="11339" w:type="dxa"/>
+        <w:tblW w:w="5000" w:type="pct"/>
         <w:jc w:val="left"/>
-        <w:tblInd w:w="0" w:type="dxa"/>
+        <w:tblInd w:w="-7" w:type="dxa"/>
         <w:tblLayout w:type="fixed"/>
         <w:tblCellMar>
-          <w:top w:w="28" w:type="dxa"/>
-          <w:left w:w="28" w:type="dxa"/>
-          <w:bottom w:w="28" w:type="dxa"/>
-          <w:right w:w="28" w:type="dxa"/>
+          <w:top w:w="60" w:type="dxa"/>
+          <w:left w:w="60" w:type="dxa"/>
+          <w:bottom w:w="60" w:type="dxa"/>
+          <w:right w:w="60" w:type="dxa"/>
         </w:tblCellMar>
       </w:tblPr>
       <w:tblGrid>
-        <w:gridCol w:w="334"/>
-        <w:gridCol w:w="4533"/>
-        <w:gridCol w:w="6472"/>
+        <w:gridCol w:w="335"/>
+        <w:gridCol w:w="2530"/>
+        <w:gridCol w:w="3053"/>
       </w:tblGrid>
       <w:tr>
         <w:trPr>
@@ -2383,66 +2897,90 @@
         </w:trPr>
         <w:tc>
           <w:tcPr>
-            <w:tcW w:w="334" w:type="dxa"/>
-            <w:tcBorders/>
+            <w:tcW w:w="335" w:type="dxa"/>
+            <w:tcBorders>
+              <w:top w:val="single" w:sz="6" w:space="0" w:color="BFC7D5"/>
+              <w:left w:val="single" w:sz="6" w:space="0" w:color="BFC7D5"/>
+              <w:bottom w:val="single" w:sz="2" w:space="0" w:color="BFC7D5"/>
+              <w:right w:val="single" w:sz="6" w:space="0" w:color="BFC7D5"/>
+            </w:tcBorders>
+            <w:shd w:fill="1F3A5F" w:val="clear"/>
             <w:vAlign w:val="center"/>
           </w:tcPr>
           <w:p>
             <w:pPr>
               <w:pStyle w:val="TableHeading"/>
-              <w:suppressLineNumbers/>
-              <w:shd w:fill="1F3A5F" w:val="clear"/>
-              <w:bidi w:val="0"/>
-              <w:spacing w:before="0" w:after="283"/>
-              <w:jc w:val="center"/>
-              <w:rPr/>
-            </w:pPr>
-            <w:r>
-              <w:rPr/>
+              <w:bidi w:val="0"/>
+              <w:spacing w:before="0" w:after="283"/>
+              <w:jc w:val="left"/>
+              <w:rPr>
+                <w:color w:val="FFFFFF"/>
+              </w:rPr>
+            </w:pPr>
+            <w:r>
+              <w:rPr>
+                <w:color w:val="FFFFFF"/>
+              </w:rPr>
               <w:t>#</w:t>
             </w:r>
           </w:p>
         </w:tc>
         <w:tc>
           <w:tcPr>
-            <w:tcW w:w="4533" w:type="dxa"/>
-            <w:tcBorders/>
+            <w:tcW w:w="2530" w:type="dxa"/>
+            <w:tcBorders>
+              <w:top w:val="single" w:sz="6" w:space="0" w:color="BFC7D5"/>
+              <w:left w:val="single" w:sz="2" w:space="0" w:color="BFC7D5"/>
+              <w:bottom w:val="single" w:sz="2" w:space="0" w:color="BFC7D5"/>
+              <w:right w:val="single" w:sz="6" w:space="0" w:color="BFC7D5"/>
+            </w:tcBorders>
+            <w:shd w:fill="1F3A5F" w:val="clear"/>
             <w:vAlign w:val="center"/>
           </w:tcPr>
           <w:p>
             <w:pPr>
               <w:pStyle w:val="TableHeading"/>
-              <w:suppressLineNumbers/>
-              <w:shd w:fill="1F3A5F" w:val="clear"/>
-              <w:bidi w:val="0"/>
-              <w:spacing w:before="0" w:after="283"/>
-              <w:jc w:val="center"/>
-              <w:rPr/>
-            </w:pPr>
-            <w:r>
-              <w:rPr/>
+              <w:bidi w:val="0"/>
+              <w:spacing w:before="0" w:after="283"/>
+              <w:jc w:val="left"/>
+              <w:rPr>
+                <w:color w:val="FFFFFF"/>
+              </w:rPr>
+            </w:pPr>
+            <w:r>
+              <w:rPr>
+                <w:color w:val="FFFFFF"/>
+              </w:rPr>
               <w:t>Criterion</w:t>
             </w:r>
           </w:p>
         </w:tc>
         <w:tc>
           <w:tcPr>
-            <w:tcW w:w="6472" w:type="dxa"/>
-            <w:tcBorders/>
+            <w:tcW w:w="3053" w:type="dxa"/>
+            <w:tcBorders>
+              <w:top w:val="single" w:sz="6" w:space="0" w:color="BFC7D5"/>
+              <w:left w:val="single" w:sz="2" w:space="0" w:color="BFC7D5"/>
+              <w:bottom w:val="single" w:sz="2" w:space="0" w:color="BFC7D5"/>
+              <w:right w:val="single" w:sz="6" w:space="0" w:color="BFC7D5"/>
+            </w:tcBorders>
+            <w:shd w:fill="1F3A5F" w:val="clear"/>
             <w:vAlign w:val="center"/>
           </w:tcPr>
           <w:p>
             <w:pPr>
               <w:pStyle w:val="TableHeading"/>
-              <w:suppressLineNumbers/>
-              <w:shd w:fill="1F3A5F" w:val="clear"/>
-              <w:bidi w:val="0"/>
-              <w:spacing w:before="0" w:after="283"/>
-              <w:jc w:val="center"/>
-              <w:rPr/>
-            </w:pPr>
-            <w:r>
-              <w:rPr/>
+              <w:bidi w:val="0"/>
+              <w:spacing w:before="0" w:after="283"/>
+              <w:jc w:val="left"/>
+              <w:rPr>
+                <w:color w:val="FFFFFF"/>
+              </w:rPr>
+            </w:pPr>
+            <w:r>
+              <w:rPr>
+                <w:color w:val="FFFFFF"/>
+              </w:rPr>
               <w:t>Why</w:t>
             </w:r>
           </w:p>
@@ -2452,8 +2990,12 @@
         <w:trPr/>
         <w:tc>
           <w:tcPr>
-            <w:tcW w:w="334" w:type="dxa"/>
-            <w:tcBorders/>
+            <w:tcW w:w="335" w:type="dxa"/>
+            <w:tcBorders>
+              <w:left w:val="single" w:sz="6" w:space="0" w:color="BFC7D5"/>
+              <w:bottom w:val="single" w:sz="2" w:space="0" w:color="BFC7D5"/>
+              <w:right w:val="single" w:sz="6" w:space="0" w:color="BFC7D5"/>
+            </w:tcBorders>
             <w:vAlign w:val="center"/>
           </w:tcPr>
           <w:p>
@@ -2472,8 +3014,12 @@
         </w:tc>
         <w:tc>
           <w:tcPr>
-            <w:tcW w:w="4533" w:type="dxa"/>
-            <w:tcBorders/>
+            <w:tcW w:w="2530" w:type="dxa"/>
+            <w:tcBorders>
+              <w:left w:val="single" w:sz="2" w:space="0" w:color="BFC7D5"/>
+              <w:bottom w:val="single" w:sz="2" w:space="0" w:color="BFC7D5"/>
+              <w:right w:val="single" w:sz="6" w:space="0" w:color="BFC7D5"/>
+            </w:tcBorders>
             <w:vAlign w:val="center"/>
           </w:tcPr>
           <w:p>
@@ -2492,8 +3038,12 @@
         </w:tc>
         <w:tc>
           <w:tcPr>
-            <w:tcW w:w="6472" w:type="dxa"/>
-            <w:tcBorders/>
+            <w:tcW w:w="3053" w:type="dxa"/>
+            <w:tcBorders>
+              <w:left w:val="single" w:sz="2" w:space="0" w:color="BFC7D5"/>
+              <w:bottom w:val="single" w:sz="2" w:space="0" w:color="BFC7D5"/>
+              <w:right w:val="single" w:sz="6" w:space="0" w:color="BFC7D5"/>
+            </w:tcBorders>
             <w:vAlign w:val="center"/>
           </w:tcPr>
           <w:p>
@@ -2515,8 +3065,12 @@
         <w:trPr/>
         <w:tc>
           <w:tcPr>
-            <w:tcW w:w="334" w:type="dxa"/>
-            <w:tcBorders/>
+            <w:tcW w:w="335" w:type="dxa"/>
+            <w:tcBorders>
+              <w:left w:val="single" w:sz="6" w:space="0" w:color="BFC7D5"/>
+              <w:bottom w:val="single" w:sz="2" w:space="0" w:color="BFC7D5"/>
+              <w:right w:val="single" w:sz="6" w:space="0" w:color="BFC7D5"/>
+            </w:tcBorders>
             <w:vAlign w:val="center"/>
           </w:tcPr>
           <w:p>
@@ -2535,8 +3089,12 @@
         </w:tc>
         <w:tc>
           <w:tcPr>
-            <w:tcW w:w="4533" w:type="dxa"/>
-            <w:tcBorders/>
+            <w:tcW w:w="2530" w:type="dxa"/>
+            <w:tcBorders>
+              <w:left w:val="single" w:sz="2" w:space="0" w:color="BFC7D5"/>
+              <w:bottom w:val="single" w:sz="2" w:space="0" w:color="BFC7D5"/>
+              <w:right w:val="single" w:sz="6" w:space="0" w:color="BFC7D5"/>
+            </w:tcBorders>
             <w:vAlign w:val="center"/>
           </w:tcPr>
           <w:p>
@@ -2555,8 +3113,12 @@
         </w:tc>
         <w:tc>
           <w:tcPr>
-            <w:tcW w:w="6472" w:type="dxa"/>
-            <w:tcBorders/>
+            <w:tcW w:w="3053" w:type="dxa"/>
+            <w:tcBorders>
+              <w:left w:val="single" w:sz="2" w:space="0" w:color="BFC7D5"/>
+              <w:bottom w:val="single" w:sz="2" w:space="0" w:color="BFC7D5"/>
+              <w:right w:val="single" w:sz="6" w:space="0" w:color="BFC7D5"/>
+            </w:tcBorders>
             <w:vAlign w:val="center"/>
           </w:tcPr>
           <w:p>
@@ -2578,8 +3140,12 @@
         <w:trPr/>
         <w:tc>
           <w:tcPr>
-            <w:tcW w:w="334" w:type="dxa"/>
-            <w:tcBorders/>
+            <w:tcW w:w="335" w:type="dxa"/>
+            <w:tcBorders>
+              <w:left w:val="single" w:sz="6" w:space="0" w:color="BFC7D5"/>
+              <w:bottom w:val="single" w:sz="2" w:space="0" w:color="BFC7D5"/>
+              <w:right w:val="single" w:sz="6" w:space="0" w:color="BFC7D5"/>
+            </w:tcBorders>
             <w:vAlign w:val="center"/>
           </w:tcPr>
           <w:p>
@@ -2598,8 +3164,12 @@
         </w:tc>
         <w:tc>
           <w:tcPr>
-            <w:tcW w:w="4533" w:type="dxa"/>
-            <w:tcBorders/>
+            <w:tcW w:w="2530" w:type="dxa"/>
+            <w:tcBorders>
+              <w:left w:val="single" w:sz="2" w:space="0" w:color="BFC7D5"/>
+              <w:bottom w:val="single" w:sz="2" w:space="0" w:color="BFC7D5"/>
+              <w:right w:val="single" w:sz="6" w:space="0" w:color="BFC7D5"/>
+            </w:tcBorders>
             <w:vAlign w:val="center"/>
           </w:tcPr>
           <w:p>
@@ -2618,8 +3188,12 @@
         </w:tc>
         <w:tc>
           <w:tcPr>
-            <w:tcW w:w="6472" w:type="dxa"/>
-            <w:tcBorders/>
+            <w:tcW w:w="3053" w:type="dxa"/>
+            <w:tcBorders>
+              <w:left w:val="single" w:sz="2" w:space="0" w:color="BFC7D5"/>
+              <w:bottom w:val="single" w:sz="2" w:space="0" w:color="BFC7D5"/>
+              <w:right w:val="single" w:sz="6" w:space="0" w:color="BFC7D5"/>
+            </w:tcBorders>
             <w:vAlign w:val="center"/>
           </w:tcPr>
           <w:p>
@@ -2641,8 +3215,12 @@
         <w:trPr/>
         <w:tc>
           <w:tcPr>
-            <w:tcW w:w="334" w:type="dxa"/>
-            <w:tcBorders/>
+            <w:tcW w:w="335" w:type="dxa"/>
+            <w:tcBorders>
+              <w:left w:val="single" w:sz="6" w:space="0" w:color="BFC7D5"/>
+              <w:bottom w:val="single" w:sz="2" w:space="0" w:color="BFC7D5"/>
+              <w:right w:val="single" w:sz="6" w:space="0" w:color="BFC7D5"/>
+            </w:tcBorders>
             <w:vAlign w:val="center"/>
           </w:tcPr>
           <w:p>
@@ -2661,8 +3239,12 @@
         </w:tc>
         <w:tc>
           <w:tcPr>
-            <w:tcW w:w="4533" w:type="dxa"/>
-            <w:tcBorders/>
+            <w:tcW w:w="2530" w:type="dxa"/>
+            <w:tcBorders>
+              <w:left w:val="single" w:sz="2" w:space="0" w:color="BFC7D5"/>
+              <w:bottom w:val="single" w:sz="2" w:space="0" w:color="BFC7D5"/>
+              <w:right w:val="single" w:sz="6" w:space="0" w:color="BFC7D5"/>
+            </w:tcBorders>
             <w:vAlign w:val="center"/>
           </w:tcPr>
           <w:p>
@@ -2681,8 +3263,12 @@
         </w:tc>
         <w:tc>
           <w:tcPr>
-            <w:tcW w:w="6472" w:type="dxa"/>
-            <w:tcBorders/>
+            <w:tcW w:w="3053" w:type="dxa"/>
+            <w:tcBorders>
+              <w:left w:val="single" w:sz="2" w:space="0" w:color="BFC7D5"/>
+              <w:bottom w:val="single" w:sz="2" w:space="0" w:color="BFC7D5"/>
+              <w:right w:val="single" w:sz="6" w:space="0" w:color="BFC7D5"/>
+            </w:tcBorders>
             <w:vAlign w:val="center"/>
           </w:tcPr>
           <w:p>
@@ -2710,8 +3296,12 @@
         <w:trPr/>
         <w:tc>
           <w:tcPr>
-            <w:tcW w:w="334" w:type="dxa"/>
-            <w:tcBorders/>
+            <w:tcW w:w="335" w:type="dxa"/>
+            <w:tcBorders>
+              <w:left w:val="single" w:sz="6" w:space="0" w:color="BFC7D5"/>
+              <w:bottom w:val="single" w:sz="2" w:space="0" w:color="BFC7D5"/>
+              <w:right w:val="single" w:sz="6" w:space="0" w:color="BFC7D5"/>
+            </w:tcBorders>
             <w:vAlign w:val="center"/>
           </w:tcPr>
           <w:p>
@@ -2730,8 +3320,12 @@
         </w:tc>
         <w:tc>
           <w:tcPr>
-            <w:tcW w:w="4533" w:type="dxa"/>
-            <w:tcBorders/>
+            <w:tcW w:w="2530" w:type="dxa"/>
+            <w:tcBorders>
+              <w:left w:val="single" w:sz="2" w:space="0" w:color="BFC7D5"/>
+              <w:bottom w:val="single" w:sz="2" w:space="0" w:color="BFC7D5"/>
+              <w:right w:val="single" w:sz="6" w:space="0" w:color="BFC7D5"/>
+            </w:tcBorders>
             <w:vAlign w:val="center"/>
           </w:tcPr>
           <w:p>
@@ -2750,8 +3344,12 @@
         </w:tc>
         <w:tc>
           <w:tcPr>
-            <w:tcW w:w="6472" w:type="dxa"/>
-            <w:tcBorders/>
+            <w:tcW w:w="3053" w:type="dxa"/>
+            <w:tcBorders>
+              <w:left w:val="single" w:sz="2" w:space="0" w:color="BFC7D5"/>
+              <w:bottom w:val="single" w:sz="2" w:space="0" w:color="BFC7D5"/>
+              <w:right w:val="single" w:sz="6" w:space="0" w:color="BFC7D5"/>
+            </w:tcBorders>
             <w:vAlign w:val="center"/>
           </w:tcPr>
           <w:p>
@@ -2773,8 +3371,12 @@
         <w:trPr/>
         <w:tc>
           <w:tcPr>
-            <w:tcW w:w="334" w:type="dxa"/>
-            <w:tcBorders/>
+            <w:tcW w:w="335" w:type="dxa"/>
+            <w:tcBorders>
+              <w:left w:val="single" w:sz="6" w:space="0" w:color="BFC7D5"/>
+              <w:bottom w:val="single" w:sz="2" w:space="0" w:color="BFC7D5"/>
+              <w:right w:val="single" w:sz="6" w:space="0" w:color="BFC7D5"/>
+            </w:tcBorders>
             <w:vAlign w:val="center"/>
           </w:tcPr>
           <w:p>
@@ -2793,8 +3395,12 @@
         </w:tc>
         <w:tc>
           <w:tcPr>
-            <w:tcW w:w="4533" w:type="dxa"/>
-            <w:tcBorders/>
+            <w:tcW w:w="2530" w:type="dxa"/>
+            <w:tcBorders>
+              <w:left w:val="single" w:sz="2" w:space="0" w:color="BFC7D5"/>
+              <w:bottom w:val="single" w:sz="2" w:space="0" w:color="BFC7D5"/>
+              <w:right w:val="single" w:sz="6" w:space="0" w:color="BFC7D5"/>
+            </w:tcBorders>
             <w:vAlign w:val="center"/>
           </w:tcPr>
           <w:p>
@@ -2819,8 +3425,12 @@
         </w:tc>
         <w:tc>
           <w:tcPr>
-            <w:tcW w:w="6472" w:type="dxa"/>
-            <w:tcBorders/>
+            <w:tcW w:w="3053" w:type="dxa"/>
+            <w:tcBorders>
+              <w:left w:val="single" w:sz="2" w:space="0" w:color="BFC7D5"/>
+              <w:bottom w:val="single" w:sz="2" w:space="0" w:color="BFC7D5"/>
+              <w:right w:val="single" w:sz="6" w:space="0" w:color="BFC7D5"/>
+            </w:tcBorders>
             <w:vAlign w:val="center"/>
           </w:tcPr>
           <w:p>
@@ -2842,8 +3452,12 @@
         <w:trPr/>
         <w:tc>
           <w:tcPr>
-            <w:tcW w:w="334" w:type="dxa"/>
-            <w:tcBorders/>
+            <w:tcW w:w="335" w:type="dxa"/>
+            <w:tcBorders>
+              <w:left w:val="single" w:sz="6" w:space="0" w:color="BFC7D5"/>
+              <w:bottom w:val="single" w:sz="2" w:space="0" w:color="BFC7D5"/>
+              <w:right w:val="single" w:sz="6" w:space="0" w:color="BFC7D5"/>
+            </w:tcBorders>
             <w:vAlign w:val="center"/>
           </w:tcPr>
           <w:p>
@@ -2862,8 +3476,12 @@
         </w:tc>
         <w:tc>
           <w:tcPr>
-            <w:tcW w:w="4533" w:type="dxa"/>
-            <w:tcBorders/>
+            <w:tcW w:w="2530" w:type="dxa"/>
+            <w:tcBorders>
+              <w:left w:val="single" w:sz="2" w:space="0" w:color="BFC7D5"/>
+              <w:bottom w:val="single" w:sz="2" w:space="0" w:color="BFC7D5"/>
+              <w:right w:val="single" w:sz="6" w:space="0" w:color="BFC7D5"/>
+            </w:tcBorders>
             <w:vAlign w:val="center"/>
           </w:tcPr>
           <w:p>
@@ -2882,8 +3500,12 @@
         </w:tc>
         <w:tc>
           <w:tcPr>
-            <w:tcW w:w="6472" w:type="dxa"/>
-            <w:tcBorders/>
+            <w:tcW w:w="3053" w:type="dxa"/>
+            <w:tcBorders>
+              <w:left w:val="single" w:sz="2" w:space="0" w:color="BFC7D5"/>
+              <w:bottom w:val="single" w:sz="2" w:space="0" w:color="BFC7D5"/>
+              <w:right w:val="single" w:sz="6" w:space="0" w:color="BFC7D5"/>
+            </w:tcBorders>
             <w:vAlign w:val="center"/>
           </w:tcPr>
           <w:p>
@@ -2905,8 +3527,12 @@
         <w:trPr/>
         <w:tc>
           <w:tcPr>
-            <w:tcW w:w="334" w:type="dxa"/>
-            <w:tcBorders/>
+            <w:tcW w:w="335" w:type="dxa"/>
+            <w:tcBorders>
+              <w:left w:val="single" w:sz="6" w:space="0" w:color="BFC7D5"/>
+              <w:bottom w:val="single" w:sz="6" w:space="0" w:color="BFC7D5"/>
+              <w:right w:val="single" w:sz="6" w:space="0" w:color="BFC7D5"/>
+            </w:tcBorders>
             <w:vAlign w:val="center"/>
           </w:tcPr>
           <w:p>
@@ -2925,8 +3551,12 @@
         </w:tc>
         <w:tc>
           <w:tcPr>
-            <w:tcW w:w="4533" w:type="dxa"/>
-            <w:tcBorders/>
+            <w:tcW w:w="2530" w:type="dxa"/>
+            <w:tcBorders>
+              <w:left w:val="single" w:sz="2" w:space="0" w:color="BFC7D5"/>
+              <w:bottom w:val="single" w:sz="6" w:space="0" w:color="BFC7D5"/>
+              <w:right w:val="single" w:sz="6" w:space="0" w:color="BFC7D5"/>
+            </w:tcBorders>
             <w:vAlign w:val="center"/>
           </w:tcPr>
           <w:p>
@@ -2945,8 +3575,12 @@
         </w:tc>
         <w:tc>
           <w:tcPr>
-            <w:tcW w:w="6472" w:type="dxa"/>
-            <w:tcBorders/>
+            <w:tcW w:w="3053" w:type="dxa"/>
+            <w:tcBorders>
+              <w:left w:val="single" w:sz="2" w:space="0" w:color="BFC7D5"/>
+              <w:bottom w:val="single" w:sz="6" w:space="0" w:color="BFC7D5"/>
+              <w:right w:val="single" w:sz="6" w:space="0" w:color="BFC7D5"/>
+            </w:tcBorders>
             <w:vAlign w:val="center"/>
           </w:tcPr>
           <w:p>
@@ -3203,7 +3837,7 @@
         <w:rPr>
           <w:rStyle w:val="SourceText"/>
         </w:rPr>
-        <w:t>backend/Dockerfile:42</w:t>
+        <w:t>backend/Dockerfile:46</w:t>
       </w:r>
       <w:r>
         <w:rPr/>
@@ -3213,7 +3847,7 @@
         <w:rPr>
           <w:rStyle w:val="SourceText"/>
         </w:rPr>
-        <w:t>voice/Dockerfile:44-50</w:t>
+        <w:t>voice/Dockerfile:48-54</w:t>
       </w:r>
       <w:r>
         <w:rPr/>
@@ -3621,26 +4255,30 @@
         <w:rPr>
           <w:rStyle w:val="Strong"/>
         </w:rPr>
-        <w:t>Present state: none of this chain exists.</w:t>
+        <w:t>Present state (updated 2026-10-07): the chain exists from v1.4.0.</w:t>
+      </w:r>
+      <w:r>
+        <w:rPr/>
+        <w:t xml:space="preserve"> As at 2026-09-21 none of it did.</w:t>
       </w:r>
     </w:p>
     <w:tbl>
       <w:tblPr>
-        <w:tblW w:w="11339" w:type="dxa"/>
+        <w:tblW w:w="5000" w:type="pct"/>
         <w:jc w:val="left"/>
-        <w:tblInd w:w="0" w:type="dxa"/>
+        <w:tblInd w:w="-7" w:type="dxa"/>
         <w:tblLayout w:type="fixed"/>
         <w:tblCellMar>
-          <w:top w:w="28" w:type="dxa"/>
-          <w:left w:w="28" w:type="dxa"/>
-          <w:bottom w:w="28" w:type="dxa"/>
-          <w:right w:w="28" w:type="dxa"/>
+          <w:top w:w="60" w:type="dxa"/>
+          <w:left w:w="60" w:type="dxa"/>
+          <w:bottom w:w="60" w:type="dxa"/>
+          <w:right w:w="60" w:type="dxa"/>
         </w:tblCellMar>
       </w:tblPr>
       <w:tblGrid>
-        <w:gridCol w:w="1375"/>
-        <w:gridCol w:w="7047"/>
-        <w:gridCol w:w="2917"/>
+        <w:gridCol w:w="1131"/>
+        <w:gridCol w:w="2489"/>
+        <w:gridCol w:w="2298"/>
       </w:tblGrid>
       <w:tr>
         <w:trPr>
@@ -3648,66 +4286,90 @@
         </w:trPr>
         <w:tc>
           <w:tcPr>
-            <w:tcW w:w="1375" w:type="dxa"/>
-            <w:tcBorders/>
+            <w:tcW w:w="1131" w:type="dxa"/>
+            <w:tcBorders>
+              <w:top w:val="single" w:sz="6" w:space="0" w:color="BFC7D5"/>
+              <w:left w:val="single" w:sz="6" w:space="0" w:color="BFC7D5"/>
+              <w:bottom w:val="single" w:sz="2" w:space="0" w:color="BFC7D5"/>
+              <w:right w:val="single" w:sz="6" w:space="0" w:color="BFC7D5"/>
+            </w:tcBorders>
+            <w:shd w:fill="1F3A5F" w:val="clear"/>
             <w:vAlign w:val="center"/>
           </w:tcPr>
           <w:p>
             <w:pPr>
               <w:pStyle w:val="TableHeading"/>
-              <w:suppressLineNumbers/>
-              <w:shd w:fill="1F3A5F" w:val="clear"/>
-              <w:bidi w:val="0"/>
-              <w:spacing w:before="0" w:after="283"/>
-              <w:jc w:val="center"/>
-              <w:rPr/>
-            </w:pPr>
-            <w:r>
-              <w:rPr/>
+              <w:bidi w:val="0"/>
+              <w:spacing w:before="0" w:after="283"/>
+              <w:jc w:val="left"/>
+              <w:rPr>
+                <w:color w:val="FFFFFF"/>
+              </w:rPr>
+            </w:pPr>
+            <w:r>
+              <w:rPr>
+                <w:color w:val="FFFFFF"/>
+              </w:rPr>
               <w:t>Link</w:t>
             </w:r>
           </w:p>
         </w:tc>
         <w:tc>
           <w:tcPr>
-            <w:tcW w:w="7047" w:type="dxa"/>
-            <w:tcBorders/>
+            <w:tcW w:w="2489" w:type="dxa"/>
+            <w:tcBorders>
+              <w:top w:val="single" w:sz="6" w:space="0" w:color="BFC7D5"/>
+              <w:left w:val="single" w:sz="2" w:space="0" w:color="BFC7D5"/>
+              <w:bottom w:val="single" w:sz="2" w:space="0" w:color="BFC7D5"/>
+              <w:right w:val="single" w:sz="6" w:space="0" w:color="BFC7D5"/>
+            </w:tcBorders>
+            <w:shd w:fill="1F3A5F" w:val="clear"/>
             <w:vAlign w:val="center"/>
           </w:tcPr>
           <w:p>
             <w:pPr>
               <w:pStyle w:val="TableHeading"/>
-              <w:suppressLineNumbers/>
-              <w:shd w:fill="1F3A5F" w:val="clear"/>
-              <w:bidi w:val="0"/>
-              <w:spacing w:before="0" w:after="283"/>
-              <w:jc w:val="center"/>
-              <w:rPr/>
-            </w:pPr>
-            <w:r>
-              <w:rPr/>
+              <w:bidi w:val="0"/>
+              <w:spacing w:before="0" w:after="283"/>
+              <w:jc w:val="left"/>
+              <w:rPr>
+                <w:color w:val="FFFFFF"/>
+              </w:rPr>
+            </w:pPr>
+            <w:r>
+              <w:rPr>
+                <w:color w:val="FFFFFF"/>
+              </w:rPr>
               <w:t>Present state</w:t>
             </w:r>
           </w:p>
         </w:tc>
         <w:tc>
           <w:tcPr>
-            <w:tcW w:w="2917" w:type="dxa"/>
-            <w:tcBorders/>
+            <w:tcW w:w="2298" w:type="dxa"/>
+            <w:tcBorders>
+              <w:top w:val="single" w:sz="6" w:space="0" w:color="BFC7D5"/>
+              <w:left w:val="single" w:sz="2" w:space="0" w:color="BFC7D5"/>
+              <w:bottom w:val="single" w:sz="2" w:space="0" w:color="BFC7D5"/>
+              <w:right w:val="single" w:sz="6" w:space="0" w:color="BFC7D5"/>
+            </w:tcBorders>
+            <w:shd w:fill="1F3A5F" w:val="clear"/>
             <w:vAlign w:val="center"/>
           </w:tcPr>
           <w:p>
             <w:pPr>
               <w:pStyle w:val="TableHeading"/>
-              <w:suppressLineNumbers/>
-              <w:shd w:fill="1F3A5F" w:val="clear"/>
-              <w:bidi w:val="0"/>
-              <w:spacing w:before="0" w:after="283"/>
-              <w:jc w:val="center"/>
-              <w:rPr/>
-            </w:pPr>
-            <w:r>
-              <w:rPr/>
+              <w:bidi w:val="0"/>
+              <w:spacing w:before="0" w:after="283"/>
+              <w:jc w:val="left"/>
+              <w:rPr>
+                <w:color w:val="FFFFFF"/>
+              </w:rPr>
+            </w:pPr>
+            <w:r>
+              <w:rPr>
+                <w:color w:val="FFFFFF"/>
+              </w:rPr>
               <w:t>Evidence</w:t>
             </w:r>
           </w:p>
@@ -3717,8 +4379,12 @@
         <w:trPr/>
         <w:tc>
           <w:tcPr>
-            <w:tcW w:w="1375" w:type="dxa"/>
-            <w:tcBorders/>
+            <w:tcW w:w="1131" w:type="dxa"/>
+            <w:tcBorders>
+              <w:left w:val="single" w:sz="6" w:space="0" w:color="BFC7D5"/>
+              <w:bottom w:val="single" w:sz="2" w:space="0" w:color="BFC7D5"/>
+              <w:right w:val="single" w:sz="6" w:space="0" w:color="BFC7D5"/>
+            </w:tcBorders>
             <w:vAlign w:val="center"/>
           </w:tcPr>
           <w:p>
@@ -3737,47 +4403,77 @@
         </w:tc>
         <w:tc>
           <w:tcPr>
-            <w:tcW w:w="7047" w:type="dxa"/>
-            <w:tcBorders/>
-            <w:vAlign w:val="center"/>
-          </w:tcPr>
-          <w:p>
-            <w:pPr>
-              <w:pStyle w:val="TableContents"/>
-              <w:bidi w:val="0"/>
-              <w:spacing w:before="0" w:after="283"/>
-              <w:jc w:val="left"/>
-              <w:rPr/>
-            </w:pPr>
-            <w:r>
-              <w:rPr/>
-              <w:t>No tags exist at all</w:t>
-            </w:r>
-          </w:p>
-        </w:tc>
-        <w:tc>
-          <w:tcPr>
-            <w:tcW w:w="2917" w:type="dxa"/>
-            <w:tcBorders/>
-            <w:vAlign w:val="center"/>
-          </w:tcPr>
-          <w:p>
-            <w:pPr>
-              <w:pStyle w:val="TableContents"/>
-              <w:bidi w:val="0"/>
-              <w:spacing w:before="0" w:after="283"/>
-              <w:jc w:val="left"/>
-              <w:rPr/>
-            </w:pPr>
+            <w:tcW w:w="2489" w:type="dxa"/>
+            <w:tcBorders>
+              <w:left w:val="single" w:sz="2" w:space="0" w:color="BFC7D5"/>
+              <w:bottom w:val="single" w:sz="2" w:space="0" w:color="BFC7D5"/>
+              <w:right w:val="single" w:sz="6" w:space="0" w:color="BFC7D5"/>
+            </w:tcBorders>
+            <w:vAlign w:val="center"/>
+          </w:tcPr>
+          <w:p>
+            <w:pPr>
+              <w:pStyle w:val="TableContents"/>
+              <w:bidi w:val="0"/>
+              <w:spacing w:before="0" w:after="283"/>
+              <w:jc w:val="left"/>
+              <w:rPr/>
+            </w:pPr>
+            <w:r>
+              <w:rPr/>
+              <w:t xml:space="preserve">Annotated tags </w:t>
+            </w:r>
             <w:r>
               <w:rPr>
                 <w:rStyle w:val="SourceText"/>
               </w:rPr>
+              <w:t>v1.4.0</w:t>
+            </w:r>
+            <w:r>
+              <w:rPr/>
+              <w:t xml:space="preserve">, </w:t>
+            </w:r>
+            <w:r>
+              <w:rPr>
+                <w:rStyle w:val="SourceText"/>
+              </w:rPr>
+              <w:t>v1.4.1</w:t>
+            </w:r>
+          </w:p>
+        </w:tc>
+        <w:tc>
+          <w:tcPr>
+            <w:tcW w:w="2298" w:type="dxa"/>
+            <w:tcBorders>
+              <w:left w:val="single" w:sz="2" w:space="0" w:color="BFC7D5"/>
+              <w:bottom w:val="single" w:sz="2" w:space="0" w:color="BFC7D5"/>
+              <w:right w:val="single" w:sz="6" w:space="0" w:color="BFC7D5"/>
+            </w:tcBorders>
+            <w:vAlign w:val="center"/>
+          </w:tcPr>
+          <w:p>
+            <w:pPr>
+              <w:pStyle w:val="TableContents"/>
+              <w:bidi w:val="0"/>
+              <w:spacing w:before="0" w:after="283"/>
+              <w:jc w:val="left"/>
+              <w:rPr/>
+            </w:pPr>
+            <w:r>
+              <w:rPr>
+                <w:rStyle w:val="SourceText"/>
+              </w:rPr>
               <w:t>git tag</w:t>
             </w:r>
             <w:r>
               <w:rPr/>
-              <w:t xml:space="preserve"> returns nothing</w:t>
+              <w:t xml:space="preserve">; </w:t>
+            </w:r>
+            <w:r>
+              <w:rPr>
+                <w:rStyle w:val="SourceText"/>
+              </w:rPr>
+              <w:t>scripts/release.sh</w:t>
             </w:r>
           </w:p>
         </w:tc>
@@ -3786,8 +4482,12 @@
         <w:trPr/>
         <w:tc>
           <w:tcPr>
-            <w:tcW w:w="1375" w:type="dxa"/>
-            <w:tcBorders/>
+            <w:tcW w:w="1131" w:type="dxa"/>
+            <w:tcBorders>
+              <w:left w:val="single" w:sz="6" w:space="0" w:color="BFC7D5"/>
+              <w:bottom w:val="single" w:sz="2" w:space="0" w:color="BFC7D5"/>
+              <w:right w:val="single" w:sz="6" w:space="0" w:color="BFC7D5"/>
+            </w:tcBorders>
             <w:vAlign w:val="center"/>
           </w:tcPr>
           <w:p>
@@ -3806,51 +4506,51 @@
         </w:tc>
         <w:tc>
           <w:tcPr>
-            <w:tcW w:w="7047" w:type="dxa"/>
-            <w:tcBorders/>
-            <w:vAlign w:val="center"/>
-          </w:tcPr>
-          <w:p>
-            <w:pPr>
-              <w:pStyle w:val="TableContents"/>
-              <w:bidi w:val="0"/>
-              <w:spacing w:before="0" w:after="283"/>
-              <w:jc w:val="left"/>
-              <w:rPr/>
-            </w:pPr>
-            <w:r>
-              <w:rPr/>
-              <w:t>None</w:t>
-            </w:r>
-          </w:p>
-        </w:tc>
-        <w:tc>
-          <w:tcPr>
-            <w:tcW w:w="2917" w:type="dxa"/>
-            <w:tcBorders/>
-            <w:vAlign w:val="center"/>
-          </w:tcPr>
-          <w:p>
-            <w:pPr>
-              <w:pStyle w:val="TableContents"/>
-              <w:bidi w:val="0"/>
-              <w:spacing w:before="0" w:after="283"/>
-              <w:jc w:val="left"/>
-              <w:rPr/>
-            </w:pPr>
-            <w:r>
-              <w:rPr/>
-              <w:t xml:space="preserve">No </w:t>
-            </w:r>
+            <w:tcW w:w="2489" w:type="dxa"/>
+            <w:tcBorders>
+              <w:left w:val="single" w:sz="2" w:space="0" w:color="BFC7D5"/>
+              <w:bottom w:val="single" w:sz="2" w:space="0" w:color="BFC7D5"/>
+              <w:right w:val="single" w:sz="6" w:space="0" w:color="BFC7D5"/>
+            </w:tcBorders>
+            <w:vAlign w:val="center"/>
+          </w:tcPr>
+          <w:p>
+            <w:pPr>
+              <w:pStyle w:val="TableContents"/>
+              <w:bidi w:val="0"/>
+              <w:spacing w:before="0" w:after="283"/>
+              <w:jc w:val="left"/>
+              <w:rPr/>
+            </w:pPr>
+            <w:r>
+              <w:rPr/>
+              <w:t>Generated at each release</w:t>
+            </w:r>
+          </w:p>
+        </w:tc>
+        <w:tc>
+          <w:tcPr>
+            <w:tcW w:w="2298" w:type="dxa"/>
+            <w:tcBorders>
+              <w:left w:val="single" w:sz="2" w:space="0" w:color="BFC7D5"/>
+              <w:bottom w:val="single" w:sz="2" w:space="0" w:color="BFC7D5"/>
+              <w:right w:val="single" w:sz="6" w:space="0" w:color="BFC7D5"/>
+            </w:tcBorders>
+            <w:vAlign w:val="center"/>
+          </w:tcPr>
+          <w:p>
+            <w:pPr>
+              <w:pStyle w:val="TableContents"/>
+              <w:bidi w:val="0"/>
+              <w:spacing w:before="0" w:after="283"/>
+              <w:jc w:val="left"/>
+              <w:rPr/>
+            </w:pPr>
             <w:r>
               <w:rPr>
                 <w:rStyle w:val="SourceText"/>
               </w:rPr>
-              <w:t>CHANGELOG</w:t>
-            </w:r>
-            <w:r>
-              <w:rPr/>
-              <w:t xml:space="preserve"> in the tree</w:t>
+              <w:t>CHANGELOG.md</w:t>
             </w:r>
           </w:p>
         </w:tc>
@@ -3859,8 +4559,12 @@
         <w:trPr/>
         <w:tc>
           <w:tcPr>
-            <w:tcW w:w="1375" w:type="dxa"/>
-            <w:tcBorders/>
+            <w:tcW w:w="1131" w:type="dxa"/>
+            <w:tcBorders>
+              <w:left w:val="single" w:sz="6" w:space="0" w:color="BFC7D5"/>
+              <w:bottom w:val="single" w:sz="2" w:space="0" w:color="BFC7D5"/>
+              <w:right w:val="single" w:sz="6" w:space="0" w:color="BFC7D5"/>
+            </w:tcBorders>
             <w:vAlign w:val="center"/>
           </w:tcPr>
           <w:p>
@@ -3879,8 +4583,12 @@
         </w:tc>
         <w:tc>
           <w:tcPr>
-            <w:tcW w:w="7047" w:type="dxa"/>
-            <w:tcBorders/>
+            <w:tcW w:w="2489" w:type="dxa"/>
+            <w:tcBorders>
+              <w:left w:val="single" w:sz="2" w:space="0" w:color="BFC7D5"/>
+              <w:bottom w:val="single" w:sz="2" w:space="0" w:color="BFC7D5"/>
+              <w:right w:val="single" w:sz="6" w:space="0" w:color="BFC7D5"/>
+            </w:tcBorders>
             <w:vAlign w:val="center"/>
           </w:tcPr>
           <w:p>
@@ -3905,51 +4613,67 @@
               <w:rPr>
                 <w:rStyle w:val="SourceText"/>
               </w:rPr>
-              <w:t>"version": "0.0.0"</w:t>
-            </w:r>
-            <w:r>
-              <w:rPr/>
-              <w:t xml:space="preserve">; no </w:t>
+              <w:t>"1.4.1"</w:t>
+            </w:r>
+            <w:r>
+              <w:rPr/>
+              <w:t xml:space="preserve">; </w:t>
             </w:r>
             <w:r>
               <w:rPr>
                 <w:rStyle w:val="SourceText"/>
               </w:rPr>
-              <w:t>__version__</w:t>
-            </w:r>
-            <w:r>
-              <w:rPr/>
-              <w:t xml:space="preserve"> in backend, voice or the vendored </w:t>
-            </w:r>
+              <w:t>BUILD_VERSION</w:t>
+            </w:r>
+            <w:r>
+              <w:rPr/>
+              <w:t xml:space="preserve"> baked into every built image</w:t>
+            </w:r>
+          </w:p>
+        </w:tc>
+        <w:tc>
+          <w:tcPr>
+            <w:tcW w:w="2298" w:type="dxa"/>
+            <w:tcBorders>
+              <w:left w:val="single" w:sz="2" w:space="0" w:color="BFC7D5"/>
+              <w:bottom w:val="single" w:sz="2" w:space="0" w:color="BFC7D5"/>
+              <w:right w:val="single" w:sz="6" w:space="0" w:color="BFC7D5"/>
+            </w:tcBorders>
+            <w:vAlign w:val="center"/>
+          </w:tcPr>
+          <w:p>
+            <w:pPr>
+              <w:pStyle w:val="TableContents"/>
+              <w:bidi w:val="0"/>
+              <w:spacing w:before="0" w:after="283"/>
+              <w:jc w:val="left"/>
+              <w:rPr/>
+            </w:pPr>
             <w:r>
               <w:rPr>
                 <w:rStyle w:val="SourceText"/>
               </w:rPr>
-              <w:t>nemotron_asr</w:t>
-            </w:r>
-            <w:r>
-              <w:rPr/>
-              <w:t xml:space="preserve"> package</w:t>
-            </w:r>
-          </w:p>
-        </w:tc>
-        <w:tc>
-          <w:tcPr>
-            <w:tcW w:w="2917" w:type="dxa"/>
-            <w:tcBorders/>
-            <w:vAlign w:val="center"/>
-          </w:tcPr>
-          <w:p>
-            <w:pPr>
-              <w:pStyle w:val="TableContents"/>
-              <w:bidi w:val="0"/>
-              <w:spacing w:before="0" w:after="283"/>
-              <w:jc w:val="left"/>
-              <w:rPr/>
-            </w:pPr>
-            <w:r>
-              <w:rPr/>
-              <w:t>—</w:t>
+              <w:t>backend/Dockerfile:64</w:t>
+            </w:r>
+            <w:r>
+              <w:rPr/>
+              <w:t xml:space="preserve">, </w:t>
+            </w:r>
+            <w:r>
+              <w:rPr>
+                <w:rStyle w:val="SourceText"/>
+              </w:rPr>
+              <w:t>voice/Dockerfile:92</w:t>
+            </w:r>
+            <w:r>
+              <w:rPr/>
+              <w:t xml:space="preserve">, </w:t>
+            </w:r>
+            <w:r>
+              <w:rPr>
+                <w:rStyle w:val="SourceText"/>
+              </w:rPr>
+              <w:t>frontend/Dockerfile:19</w:t>
             </w:r>
           </w:p>
         </w:tc>
@@ -3958,8 +4682,12 @@
         <w:trPr/>
         <w:tc>
           <w:tcPr>
-            <w:tcW w:w="1375" w:type="dxa"/>
-            <w:tcBorders/>
+            <w:tcW w:w="1131" w:type="dxa"/>
+            <w:tcBorders>
+              <w:left w:val="single" w:sz="6" w:space="0" w:color="BFC7D5"/>
+              <w:bottom w:val="single" w:sz="2" w:space="0" w:color="BFC7D5"/>
+              <w:right w:val="single" w:sz="6" w:space="0" w:color="BFC7D5"/>
+            </w:tcBorders>
             <w:vAlign w:val="center"/>
           </w:tcPr>
           <w:p>
@@ -3978,8 +4706,12 @@
         </w:tc>
         <w:tc>
           <w:tcPr>
-            <w:tcW w:w="7047" w:type="dxa"/>
-            <w:tcBorders/>
+            <w:tcW w:w="2489" w:type="dxa"/>
+            <w:tcBorders>
+              <w:left w:val="single" w:sz="2" w:space="0" w:color="BFC7D5"/>
+              <w:bottom w:val="single" w:sz="2" w:space="0" w:color="BFC7D5"/>
+              <w:right w:val="single" w:sz="6" w:space="0" w:color="BFC7D5"/>
+            </w:tcBorders>
             <w:vAlign w:val="center"/>
           </w:tcPr>
           <w:p>
@@ -4084,8 +4816,12 @@
         </w:tc>
         <w:tc>
           <w:tcPr>
-            <w:tcW w:w="2917" w:type="dxa"/>
-            <w:tcBorders/>
+            <w:tcW w:w="2298" w:type="dxa"/>
+            <w:tcBorders>
+              <w:left w:val="single" w:sz="2" w:space="0" w:color="BFC7D5"/>
+              <w:bottom w:val="single" w:sz="2" w:space="0" w:color="BFC7D5"/>
+              <w:right w:val="single" w:sz="6" w:space="0" w:color="BFC7D5"/>
+            </w:tcBorders>
             <w:vAlign w:val="center"/>
           </w:tcPr>
           <w:p>
@@ -4100,7 +4836,7 @@
               <w:rPr>
                 <w:rStyle w:val="SourceText"/>
               </w:rPr>
-              <w:t>docker-compose.yml:207-212</w:t>
+              <w:t>docker-compose.yml:229-234</w:t>
             </w:r>
             <w:r>
               <w:rPr/>
@@ -4129,8 +4865,12 @@
         <w:trPr/>
         <w:tc>
           <w:tcPr>
-            <w:tcW w:w="1375" w:type="dxa"/>
-            <w:tcBorders/>
+            <w:tcW w:w="1131" w:type="dxa"/>
+            <w:tcBorders>
+              <w:left w:val="single" w:sz="6" w:space="0" w:color="BFC7D5"/>
+              <w:bottom w:val="single" w:sz="2" w:space="0" w:color="BFC7D5"/>
+              <w:right w:val="single" w:sz="6" w:space="0" w:color="BFC7D5"/>
+            </w:tcBorders>
             <w:vAlign w:val="center"/>
           </w:tcPr>
           <w:p>
@@ -4149,41 +4889,75 @@
         </w:tc>
         <w:tc>
           <w:tcPr>
-            <w:tcW w:w="7047" w:type="dxa"/>
-            <w:tcBorders/>
-            <w:vAlign w:val="center"/>
-          </w:tcPr>
-          <w:p>
-            <w:pPr>
-              <w:pStyle w:val="TableContents"/>
-              <w:bidi w:val="0"/>
-              <w:spacing w:before="0" w:after="283"/>
-              <w:jc w:val="left"/>
-              <w:rPr/>
-            </w:pPr>
-            <w:r>
-              <w:rPr/>
-              <w:t>No endpoint reports a build or commit identifier</w:t>
-            </w:r>
-          </w:p>
-        </w:tc>
-        <w:tc>
-          <w:tcPr>
-            <w:tcW w:w="2917" w:type="dxa"/>
-            <w:tcBorders/>
-            <w:vAlign w:val="center"/>
-          </w:tcPr>
-          <w:p>
-            <w:pPr>
-              <w:pStyle w:val="TableContents"/>
-              <w:bidi w:val="0"/>
-              <w:spacing w:before="0" w:after="283"/>
-              <w:jc w:val="left"/>
-              <w:rPr/>
-            </w:pPr>
-            <w:r>
-              <w:rPr/>
-              <w:t>—</w:t>
+            <w:tcW w:w="2489" w:type="dxa"/>
+            <w:tcBorders>
+              <w:left w:val="single" w:sz="2" w:space="0" w:color="BFC7D5"/>
+              <w:bottom w:val="single" w:sz="2" w:space="0" w:color="BFC7D5"/>
+              <w:right w:val="single" w:sz="6" w:space="0" w:color="BFC7D5"/>
+            </w:tcBorders>
+            <w:vAlign w:val="center"/>
+          </w:tcPr>
+          <w:p>
+            <w:pPr>
+              <w:pStyle w:val="TableContents"/>
+              <w:bidi w:val="0"/>
+              <w:spacing w:before="0" w:after="283"/>
+              <w:jc w:val="left"/>
+              <w:rPr/>
+            </w:pPr>
+            <w:r>
+              <w:rPr/>
+              <w:t>Version, commit and build date reported</w:t>
+            </w:r>
+          </w:p>
+        </w:tc>
+        <w:tc>
+          <w:tcPr>
+            <w:tcW w:w="2298" w:type="dxa"/>
+            <w:tcBorders>
+              <w:left w:val="single" w:sz="2" w:space="0" w:color="BFC7D5"/>
+              <w:bottom w:val="single" w:sz="2" w:space="0" w:color="BFC7D5"/>
+              <w:right w:val="single" w:sz="6" w:space="0" w:color="BFC7D5"/>
+            </w:tcBorders>
+            <w:vAlign w:val="center"/>
+          </w:tcPr>
+          <w:p>
+            <w:pPr>
+              <w:pStyle w:val="TableContents"/>
+              <w:bidi w:val="0"/>
+              <w:spacing w:before="0" w:after="283"/>
+              <w:jc w:val="left"/>
+              <w:rPr/>
+            </w:pPr>
+            <w:r>
+              <w:rPr/>
+              <w:t xml:space="preserve">backend </w:t>
+            </w:r>
+            <w:r>
+              <w:rPr>
+                <w:rStyle w:val="SourceText"/>
+              </w:rPr>
+              <w:t>/api/version</w:t>
+            </w:r>
+            <w:r>
+              <w:rPr/>
+              <w:t xml:space="preserve">, voice </w:t>
+            </w:r>
+            <w:r>
+              <w:rPr>
+                <w:rStyle w:val="SourceText"/>
+              </w:rPr>
+              <w:t>/health</w:t>
+            </w:r>
+            <w:r>
+              <w:rPr/>
+              <w:t xml:space="preserve">, frontend </w:t>
+            </w:r>
+            <w:r>
+              <w:rPr>
+                <w:rStyle w:val="SourceText"/>
+              </w:rPr>
+              <w:t>/build.json</w:t>
             </w:r>
           </w:p>
         </w:tc>
@@ -4192,8 +4966,12 @@
         <w:trPr/>
         <w:tc>
           <w:tcPr>
-            <w:tcW w:w="1375" w:type="dxa"/>
-            <w:tcBorders/>
+            <w:tcW w:w="1131" w:type="dxa"/>
+            <w:tcBorders>
+              <w:left w:val="single" w:sz="6" w:space="0" w:color="BFC7D5"/>
+              <w:bottom w:val="single" w:sz="6" w:space="0" w:color="BFC7D5"/>
+              <w:right w:val="single" w:sz="6" w:space="0" w:color="BFC7D5"/>
+            </w:tcBorders>
             <w:vAlign w:val="center"/>
           </w:tcPr>
           <w:p>
@@ -4212,28 +4990,36 @@
         </w:tc>
         <w:tc>
           <w:tcPr>
-            <w:tcW w:w="7047" w:type="dxa"/>
-            <w:tcBorders/>
-            <w:vAlign w:val="center"/>
-          </w:tcPr>
-          <w:p>
-            <w:pPr>
-              <w:pStyle w:val="TableContents"/>
-              <w:bidi w:val="0"/>
-              <w:spacing w:before="0" w:after="283"/>
-              <w:jc w:val="left"/>
-              <w:rPr/>
-            </w:pPr>
-            <w:r>
-              <w:rPr/>
-              <w:t>Does not exist</w:t>
-            </w:r>
-          </w:p>
-        </w:tc>
-        <w:tc>
-          <w:tcPr>
-            <w:tcW w:w="2917" w:type="dxa"/>
-            <w:tcBorders/>
+            <w:tcW w:w="2489" w:type="dxa"/>
+            <w:tcBorders>
+              <w:left w:val="single" w:sz="2" w:space="0" w:color="BFC7D5"/>
+              <w:bottom w:val="single" w:sz="6" w:space="0" w:color="BFC7D5"/>
+              <w:right w:val="single" w:sz="6" w:space="0" w:color="BFC7D5"/>
+            </w:tcBorders>
+            <w:vAlign w:val="center"/>
+          </w:tcPr>
+          <w:p>
+            <w:pPr>
+              <w:pStyle w:val="TableContents"/>
+              <w:bidi w:val="0"/>
+              <w:spacing w:before="0" w:after="283"/>
+              <w:jc w:val="left"/>
+              <w:rPr/>
+            </w:pPr>
+            <w:r>
+              <w:rPr/>
+              <w:t>In use</w:t>
+            </w:r>
+          </w:p>
+        </w:tc>
+        <w:tc>
+          <w:tcPr>
+            <w:tcW w:w="2298" w:type="dxa"/>
+            <w:tcBorders>
+              <w:left w:val="single" w:sz="2" w:space="0" w:color="BFC7D5"/>
+              <w:bottom w:val="single" w:sz="6" w:space="0" w:color="BFC7D5"/>
+              <w:right w:val="single" w:sz="6" w:space="0" w:color="BFC7D5"/>
+            </w:tcBorders>
             <w:vAlign w:val="center"/>
           </w:tcPr>
           <w:p>
@@ -4248,11 +5034,7 @@
               <w:rPr>
                 <w:rStyle w:val="SourceText"/>
               </w:rPr>
-              <w:t>docs/qms/registers/</w:t>
-            </w:r>
-            <w:r>
-              <w:rPr/>
-              <w:t xml:space="preserve"> is empty</w:t>
+              <w:t>registers/REG-08_Release_and_Deployment_Register.md</w:t>
             </w:r>
           </w:p>
         </w:tc>
@@ -4266,6 +5048,48 @@
         <w:rPr/>
       </w:pPr>
       <w:r>
+        <w:rPr/>
+        <w:t>Image tags: the release tags each built image with its version (</w:t>
+      </w:r>
+      <w:r>
+        <w:rPr>
+          <w:rStyle w:val="SourceText"/>
+        </w:rPr>
+        <w:t>…:1.4.1</w:t>
+      </w:r>
+      <w:r>
+        <w:rPr/>
+        <w:t xml:space="preserve">); compose still declares no </w:t>
+      </w:r>
+      <w:r>
+        <w:rPr>
+          <w:rStyle w:val="SourceText"/>
+        </w:rPr>
+        <w:t>image:</w:t>
+      </w:r>
+      <w:r>
+        <w:rPr/>
+        <w:t xml:space="preserve"> key for them, so the compose-default name remains </w:t>
+      </w:r>
+      <w:r>
+        <w:rPr>
+          <w:rStyle w:val="SourceText"/>
+        </w:rPr>
+        <w:t>:latest</w:t>
+      </w:r>
+      <w:r>
+        <w:rPr/>
+        <w:t xml:space="preserve"> alongside the version tag.</w:t>
+      </w:r>
+    </w:p>
+    <w:p>
+      <w:pPr>
+        <w:pStyle w:val="BodyText"/>
+        <w:bidi w:val="0"/>
+        <w:jc w:val="left"/>
+        <w:rPr/>
+      </w:pPr>
+      <w:r>
         <w:rPr>
           <w:rStyle w:val="Strong"/>
         </w:rPr>
@@ -4273,7 +5097,7 @@
       </w:r>
       <w:r>
         <w:rPr/>
-        <w:t xml:space="preserve"> given a running EchoMind Enterprise instance today, it is not possible to determine which source revision produced it. Closing this is the single most valuable configuration-management improvement available to the organisation, and it is a prerequisite for the release identification scheme in SOP-08 §7.</w:t>
+        <w:t xml:space="preserve"> a running instance released from v1.4.0 onward reports its source revision. Instances built before 2026-10-06 cannot be traced this way.</w:t>
       </w:r>
     </w:p>
     <w:p>
@@ -4411,7 +5235,7 @@
         <w:rPr>
           <w:rStyle w:val="SourceText"/>
         </w:rPr>
-        <w:t>docker-compose.yml:227</w:t>
+        <w:t>docker-compose.yml:255</w:t>
       </w:r>
       <w:r>
         <w:rPr/>
@@ -4589,7 +5413,7 @@
         <w:rPr>
           <w:rStyle w:val="SourceText"/>
         </w:rPr>
-        <w:t>docker-compose.yml:143-146</w:t>
+        <w:t>docker-compose.yml:158-161</w:t>
       </w:r>
       <w:r>
         <w:rPr/>
@@ -4655,14 +5479,14 @@
     </w:p>
     <w:p>
       <w:pPr>
-        <w:pStyle w:val="Heading2"/>
+        <w:pStyle w:val="Heading3"/>
         <w:bidi w:val="0"/>
         <w:jc w:val="left"/>
         <w:rPr/>
       </w:pPr>
       <w:r>
         <w:rPr/>
-        <w:t>11. Emergency and hotfix changes</w:t>
+        <w:t>10.1 Security-relevant runtime settings (added 2026-10-07 — REG-04 NC-2026-009)</w:t>
       </w:r>
     </w:p>
     <w:p>
@@ -4674,7 +5498,27 @@
       </w:pPr>
       <w:r>
         <w:rPr/>
-        <w:t>An emergency change is one required to restore service or to remove an active exposure of customer data.</w:t>
+        <w:t xml:space="preserve">Application login on the public reference instance was switched off in </w:t>
+      </w:r>
+      <w:r>
+        <w:rPr>
+          <w:rStyle w:val="SourceText"/>
+        </w:rPr>
+        <w:t>.env</w:t>
+      </w:r>
+      <w:r>
+        <w:rPr/>
+        <w:t xml:space="preserve"> with no record, and stayed off for about ten weeks. Settings in </w:t>
+      </w:r>
+      <w:r>
+        <w:rPr>
+          <w:rStyle w:val="SourceText"/>
+        </w:rPr>
+        <w:t>.env</w:t>
+      </w:r>
+      <w:r>
+        <w:rPr/>
+        <w:t xml:space="preserve"> and the Cloudflare dashboard are outside version control, so this section makes their changes visible:</w:t>
       </w:r>
     </w:p>
     <w:p>
@@ -4696,7 +5540,27 @@
       </w:pPr>
       <w:r>
         <w:rPr/>
-        <w:t xml:space="preserve">The Engineering Lead authorises it verbally or in writing; the authorisation is recorded afterwards, not skipped. </w:t>
+        <w:t xml:space="preserve">The recorded values of the security-relevant, </w:t>
+      </w:r>
+      <w:r>
+        <w:rPr>
+          <w:rStyle w:val="Strong"/>
+        </w:rPr>
+        <w:t>non-secret</w:t>
+      </w:r>
+      <w:r>
+        <w:rPr/>
+        <w:t xml:space="preserve"> settings live in </w:t>
+      </w:r>
+      <w:r>
+        <w:rPr>
+          <w:rStyle w:val="SourceText"/>
+        </w:rPr>
+        <w:t>docs/qms/records/runtime/runtime-config-baseline.env</w:t>
+      </w:r>
+      <w:r>
+        <w:rPr/>
+        <w:t xml:space="preserve"> (login flags, CORS, rate limit, token lifetime, release identity, GPU/CPU placement). Secrets are never recorded. </w:t>
       </w:r>
     </w:p>
     <w:p>
@@ -4717,8 +5581,34 @@
         <w:rPr/>
       </w:pPr>
       <w:r>
-        <w:rPr/>
-        <w:t xml:space="preserve">The fix is implemented by the shortest safe route. Hot-patching a container under §8 is acceptable here. </w:t>
+        <w:rPr>
+          <w:rStyle w:val="Strong"/>
+        </w:rPr>
+        <w:t>Before and after</w:t>
+      </w:r>
+      <w:r>
+        <w:rPr/>
+        <w:t xml:space="preserve"> changing any of them, run </w:t>
+      </w:r>
+      <w:r>
+        <w:rPr>
+          <w:rStyle w:val="SourceText"/>
+        </w:rPr>
+        <w:t>scripts/check_runtime_config.sh</w:t>
+      </w:r>
+      <w:r>
+        <w:rPr/>
+        <w:t xml:space="preserve">. Any drift is a change: add a </w:t>
+      </w:r>
+      <w:r>
+        <w:rPr>
+          <w:rStyle w:val="SourceText"/>
+        </w:rPr>
+        <w:t>REG-07</w:t>
+      </w:r>
+      <w:r>
+        <w:rPr/>
+        <w:t xml:space="preserve"> entry with the reason, then update the baseline in the same commit. </w:t>
       </w:r>
     </w:p>
     <w:p>
@@ -4740,49 +5630,17 @@
       </w:pPr>
       <w:r>
         <w:rPr/>
-        <w:t xml:space="preserve">Within </w:t>
-      </w:r>
-      <w:r>
-        <w:rPr>
-          <w:rStyle w:val="Strong"/>
-        </w:rPr>
-        <w:t>one working day</w:t>
-      </w:r>
-      <w:r>
-        <w:rPr/>
-        <w:t xml:space="preserve">, the change is committed to </w:t>
+        <w:t xml:space="preserve">Changes to Cloudflare settings (tunnel routes, Access policies) are recorded in </w:t>
       </w:r>
       <w:r>
         <w:rPr>
           <w:rStyle w:val="SourceText"/>
         </w:rPr>
-        <w:t>main</w:t>
-      </w:r>
-      <w:r>
-        <w:rPr/>
-        <w:t xml:space="preserve"> with a body describing the incident, and the affected images are rebuilt from source. This is not optional; §8's evidence applies with more force under time pressure, not less. </w:t>
-      </w:r>
-    </w:p>
-    <w:p>
-      <w:pPr>
-        <w:pStyle w:val="BodyText"/>
-        <w:numPr>
-          <w:ilvl w:val="0"/>
-          <w:numId w:val="5"/>
-        </w:numPr>
-        <w:tabs>
-          <w:tab w:val="clear" w:pos="1134"/>
-          <w:tab w:val="left" w:pos="709" w:leader="none"/>
-        </w:tabs>
-        <w:bidi w:val="0"/>
-        <w:spacing w:before="0" w:after="0"/>
-        <w:ind w:hanging="283" w:left="709"/>
-        <w:jc w:val="left"/>
-        <w:rPr/>
-      </w:pPr>
-      <w:r>
-        <w:rPr/>
-        <w:t xml:space="preserve">A Change Request is raised retrospectively where the change meets §6, and the event is recorded as a nonconformity where it resulted from a defect in our own work. </w:t>
+        <w:t>REG-07</w:t>
+      </w:r>
+      <w:r>
+        <w:rPr/>
+        <w:t xml:space="preserve"> the same way. </w:t>
       </w:r>
     </w:p>
     <w:p>
@@ -4803,7 +5661,17 @@
       </w:pPr>
       <w:r>
         <w:rPr/>
-        <w:t xml:space="preserve">Where a credential was exposed, the credential is rotated before anything else (SOP-01 §9). </w:t>
+        <w:t xml:space="preserve">Independently of this, </w:t>
+      </w:r>
+      <w:r>
+        <w:rPr>
+          <w:rStyle w:val="SourceText"/>
+        </w:rPr>
+        <w:t>.github/workflows/public-gate-check.yml</w:t>
+      </w:r>
+      <w:r>
+        <w:rPr/>
+        <w:t xml:space="preserve"> checks from outside the network, every six hours, that the public instance still requires a login, and fails visibly if it does not. </w:t>
       </w:r>
     </w:p>
     <w:p>
@@ -4815,26 +5683,179 @@
       </w:pPr>
       <w:r>
         <w:rPr/>
+        <w:t>11. Emergency and hotfix changes</w:t>
+      </w:r>
+    </w:p>
+    <w:p>
+      <w:pPr>
+        <w:pStyle w:val="BodyText"/>
+        <w:bidi w:val="0"/>
+        <w:jc w:val="left"/>
+        <w:rPr/>
+      </w:pPr>
+      <w:r>
+        <w:rPr/>
+        <w:t>An emergency change is one required to restore service or to remove an active exposure of customer data.</w:t>
+      </w:r>
+    </w:p>
+    <w:p>
+      <w:pPr>
+        <w:pStyle w:val="BodyText"/>
+        <w:numPr>
+          <w:ilvl w:val="0"/>
+          <w:numId w:val="6"/>
+        </w:numPr>
+        <w:tabs>
+          <w:tab w:val="clear" w:pos="1134"/>
+          <w:tab w:val="left" w:pos="709" w:leader="none"/>
+        </w:tabs>
+        <w:bidi w:val="0"/>
+        <w:spacing w:before="0" w:after="0"/>
+        <w:ind w:hanging="283" w:left="709"/>
+        <w:jc w:val="left"/>
+        <w:rPr/>
+      </w:pPr>
+      <w:r>
+        <w:rPr/>
+        <w:t xml:space="preserve">The Engineering Lead authorises it verbally or in writing; the authorisation is recorded afterwards, not skipped. </w:t>
+      </w:r>
+    </w:p>
+    <w:p>
+      <w:pPr>
+        <w:pStyle w:val="BodyText"/>
+        <w:numPr>
+          <w:ilvl w:val="0"/>
+          <w:numId w:val="6"/>
+        </w:numPr>
+        <w:tabs>
+          <w:tab w:val="clear" w:pos="1134"/>
+          <w:tab w:val="left" w:pos="709" w:leader="none"/>
+        </w:tabs>
+        <w:bidi w:val="0"/>
+        <w:spacing w:before="0" w:after="0"/>
+        <w:ind w:hanging="283" w:left="709"/>
+        <w:jc w:val="left"/>
+        <w:rPr/>
+      </w:pPr>
+      <w:r>
+        <w:rPr/>
+        <w:t xml:space="preserve">The fix is implemented by the shortest safe route. Hot-patching a container under §8 is acceptable here. </w:t>
+      </w:r>
+    </w:p>
+    <w:p>
+      <w:pPr>
+        <w:pStyle w:val="BodyText"/>
+        <w:numPr>
+          <w:ilvl w:val="0"/>
+          <w:numId w:val="6"/>
+        </w:numPr>
+        <w:tabs>
+          <w:tab w:val="clear" w:pos="1134"/>
+          <w:tab w:val="left" w:pos="709" w:leader="none"/>
+        </w:tabs>
+        <w:bidi w:val="0"/>
+        <w:spacing w:before="0" w:after="0"/>
+        <w:ind w:hanging="283" w:left="709"/>
+        <w:jc w:val="left"/>
+        <w:rPr/>
+      </w:pPr>
+      <w:r>
+        <w:rPr/>
+        <w:t xml:space="preserve">Within </w:t>
+      </w:r>
+      <w:r>
+        <w:rPr>
+          <w:rStyle w:val="Strong"/>
+        </w:rPr>
+        <w:t>one working day</w:t>
+      </w:r>
+      <w:r>
+        <w:rPr/>
+        <w:t xml:space="preserve">, the change is committed to </w:t>
+      </w:r>
+      <w:r>
+        <w:rPr>
+          <w:rStyle w:val="SourceText"/>
+        </w:rPr>
+        <w:t>main</w:t>
+      </w:r>
+      <w:r>
+        <w:rPr/>
+        <w:t xml:space="preserve"> with a body describing the incident, and the affected images are rebuilt from source. This is not optional; §8's evidence applies with more force under time pressure, not less. </w:t>
+      </w:r>
+    </w:p>
+    <w:p>
+      <w:pPr>
+        <w:pStyle w:val="BodyText"/>
+        <w:numPr>
+          <w:ilvl w:val="0"/>
+          <w:numId w:val="6"/>
+        </w:numPr>
+        <w:tabs>
+          <w:tab w:val="clear" w:pos="1134"/>
+          <w:tab w:val="left" w:pos="709" w:leader="none"/>
+        </w:tabs>
+        <w:bidi w:val="0"/>
+        <w:spacing w:before="0" w:after="0"/>
+        <w:ind w:hanging="283" w:left="709"/>
+        <w:jc w:val="left"/>
+        <w:rPr/>
+      </w:pPr>
+      <w:r>
+        <w:rPr/>
+        <w:t xml:space="preserve">A Change Request is raised retrospectively where the change meets §6, and the event is recorded as a nonconformity where it resulted from a defect in our own work. </w:t>
+      </w:r>
+    </w:p>
+    <w:p>
+      <w:pPr>
+        <w:pStyle w:val="BodyText"/>
+        <w:numPr>
+          <w:ilvl w:val="0"/>
+          <w:numId w:val="6"/>
+        </w:numPr>
+        <w:tabs>
+          <w:tab w:val="clear" w:pos="1134"/>
+          <w:tab w:val="left" w:pos="709" w:leader="none"/>
+        </w:tabs>
+        <w:bidi w:val="0"/>
+        <w:ind w:hanging="283" w:left="709"/>
+        <w:jc w:val="left"/>
+        <w:rPr/>
+      </w:pPr>
+      <w:r>
+        <w:rPr/>
+        <w:t xml:space="preserve">Where a credential was exposed, the credential is rotated before anything else (SOP-01 §9). </w:t>
+      </w:r>
+    </w:p>
+    <w:p>
+      <w:pPr>
+        <w:pStyle w:val="Heading2"/>
+        <w:bidi w:val="0"/>
+        <w:jc w:val="left"/>
+        <w:rPr/>
+      </w:pPr>
+      <w:r>
+        <w:rPr/>
         <w:t>12. Records</w:t>
       </w:r>
     </w:p>
     <w:tbl>
       <w:tblPr>
-        <w:tblW w:w="11339" w:type="dxa"/>
+        <w:tblW w:w="5000" w:type="pct"/>
         <w:jc w:val="left"/>
-        <w:tblInd w:w="0" w:type="dxa"/>
+        <w:tblInd w:w="-7" w:type="dxa"/>
         <w:tblLayout w:type="fixed"/>
         <w:tblCellMar>
-          <w:top w:w="28" w:type="dxa"/>
-          <w:left w:w="28" w:type="dxa"/>
-          <w:bottom w:w="28" w:type="dxa"/>
-          <w:right w:w="28" w:type="dxa"/>
+          <w:top w:w="60" w:type="dxa"/>
+          <w:left w:w="60" w:type="dxa"/>
+          <w:bottom w:w="60" w:type="dxa"/>
+          <w:right w:w="60" w:type="dxa"/>
         </w:tblCellMar>
       </w:tblPr>
       <w:tblGrid>
-        <w:gridCol w:w="3686"/>
-        <w:gridCol w:w="5061"/>
-        <w:gridCol w:w="2592"/>
+        <w:gridCol w:w="1995"/>
+        <w:gridCol w:w="2449"/>
+        <w:gridCol w:w="1474"/>
       </w:tblGrid>
       <w:tr>
         <w:trPr>
@@ -4842,66 +5863,90 @@
         </w:trPr>
         <w:tc>
           <w:tcPr>
-            <w:tcW w:w="3686" w:type="dxa"/>
-            <w:tcBorders/>
+            <w:tcW w:w="1995" w:type="dxa"/>
+            <w:tcBorders>
+              <w:top w:val="single" w:sz="6" w:space="0" w:color="BFC7D5"/>
+              <w:left w:val="single" w:sz="6" w:space="0" w:color="BFC7D5"/>
+              <w:bottom w:val="single" w:sz="2" w:space="0" w:color="BFC7D5"/>
+              <w:right w:val="single" w:sz="6" w:space="0" w:color="BFC7D5"/>
+            </w:tcBorders>
+            <w:shd w:fill="1F3A5F" w:val="clear"/>
             <w:vAlign w:val="center"/>
           </w:tcPr>
           <w:p>
             <w:pPr>
               <w:pStyle w:val="TableHeading"/>
-              <w:suppressLineNumbers/>
-              <w:shd w:fill="1F3A5F" w:val="clear"/>
-              <w:bidi w:val="0"/>
-              <w:spacing w:before="0" w:after="283"/>
-              <w:jc w:val="center"/>
-              <w:rPr/>
-            </w:pPr>
-            <w:r>
-              <w:rPr/>
+              <w:bidi w:val="0"/>
+              <w:spacing w:before="0" w:after="283"/>
+              <w:jc w:val="left"/>
+              <w:rPr>
+                <w:color w:val="FFFFFF"/>
+              </w:rPr>
+            </w:pPr>
+            <w:r>
+              <w:rPr>
+                <w:color w:val="FFFFFF"/>
+              </w:rPr>
               <w:t>Record</w:t>
             </w:r>
           </w:p>
         </w:tc>
         <w:tc>
           <w:tcPr>
-            <w:tcW w:w="5061" w:type="dxa"/>
-            <w:tcBorders/>
+            <w:tcW w:w="2449" w:type="dxa"/>
+            <w:tcBorders>
+              <w:top w:val="single" w:sz="6" w:space="0" w:color="BFC7D5"/>
+              <w:left w:val="single" w:sz="2" w:space="0" w:color="BFC7D5"/>
+              <w:bottom w:val="single" w:sz="2" w:space="0" w:color="BFC7D5"/>
+              <w:right w:val="single" w:sz="6" w:space="0" w:color="BFC7D5"/>
+            </w:tcBorders>
+            <w:shd w:fill="1F3A5F" w:val="clear"/>
             <w:vAlign w:val="center"/>
           </w:tcPr>
           <w:p>
             <w:pPr>
               <w:pStyle w:val="TableHeading"/>
-              <w:suppressLineNumbers/>
-              <w:shd w:fill="1F3A5F" w:val="clear"/>
-              <w:bidi w:val="0"/>
-              <w:spacing w:before="0" w:after="283"/>
-              <w:jc w:val="center"/>
-              <w:rPr/>
-            </w:pPr>
-            <w:r>
-              <w:rPr/>
+              <w:bidi w:val="0"/>
+              <w:spacing w:before="0" w:after="283"/>
+              <w:jc w:val="left"/>
+              <w:rPr>
+                <w:color w:val="FFFFFF"/>
+              </w:rPr>
+            </w:pPr>
+            <w:r>
+              <w:rPr>
+                <w:color w:val="FFFFFF"/>
+              </w:rPr>
               <w:t>Where it lives</w:t>
             </w:r>
           </w:p>
         </w:tc>
         <w:tc>
           <w:tcPr>
-            <w:tcW w:w="2592" w:type="dxa"/>
-            <w:tcBorders/>
+            <w:tcW w:w="1474" w:type="dxa"/>
+            <w:tcBorders>
+              <w:top w:val="single" w:sz="6" w:space="0" w:color="BFC7D5"/>
+              <w:left w:val="single" w:sz="2" w:space="0" w:color="BFC7D5"/>
+              <w:bottom w:val="single" w:sz="2" w:space="0" w:color="BFC7D5"/>
+              <w:right w:val="single" w:sz="6" w:space="0" w:color="BFC7D5"/>
+            </w:tcBorders>
+            <w:shd w:fill="1F3A5F" w:val="clear"/>
             <w:vAlign w:val="center"/>
           </w:tcPr>
           <w:p>
             <w:pPr>
               <w:pStyle w:val="TableHeading"/>
-              <w:suppressLineNumbers/>
-              <w:shd w:fill="1F3A5F" w:val="clear"/>
-              <w:bidi w:val="0"/>
-              <w:spacing w:before="0" w:after="283"/>
-              <w:jc w:val="center"/>
-              <w:rPr/>
-            </w:pPr>
-            <w:r>
-              <w:rPr/>
+              <w:bidi w:val="0"/>
+              <w:spacing w:before="0" w:after="283"/>
+              <w:jc w:val="left"/>
+              <w:rPr>
+                <w:color w:val="FFFFFF"/>
+              </w:rPr>
+            </w:pPr>
+            <w:r>
+              <w:rPr>
+                <w:color w:val="FFFFFF"/>
+              </w:rPr>
               <w:t>Retention</w:t>
             </w:r>
           </w:p>
@@ -4911,8 +5956,12 @@
         <w:trPr/>
         <w:tc>
           <w:tcPr>
-            <w:tcW w:w="3686" w:type="dxa"/>
-            <w:tcBorders/>
+            <w:tcW w:w="1995" w:type="dxa"/>
+            <w:tcBorders>
+              <w:left w:val="single" w:sz="6" w:space="0" w:color="BFC7D5"/>
+              <w:bottom w:val="single" w:sz="2" w:space="0" w:color="BFC7D5"/>
+              <w:right w:val="single" w:sz="6" w:space="0" w:color="BFC7D5"/>
+            </w:tcBorders>
             <w:vAlign w:val="center"/>
           </w:tcPr>
           <w:p>
@@ -4931,8 +5980,12 @@
         </w:tc>
         <w:tc>
           <w:tcPr>
-            <w:tcW w:w="5061" w:type="dxa"/>
-            <w:tcBorders/>
+            <w:tcW w:w="2449" w:type="dxa"/>
+            <w:tcBorders>
+              <w:left w:val="single" w:sz="2" w:space="0" w:color="BFC7D5"/>
+              <w:bottom w:val="single" w:sz="2" w:space="0" w:color="BFC7D5"/>
+              <w:right w:val="single" w:sz="6" w:space="0" w:color="BFC7D5"/>
+            </w:tcBorders>
             <w:vAlign w:val="center"/>
           </w:tcPr>
           <w:p>
@@ -4961,8 +6014,12 @@
         </w:tc>
         <w:tc>
           <w:tcPr>
-            <w:tcW w:w="2592" w:type="dxa"/>
-            <w:tcBorders/>
+            <w:tcW w:w="1474" w:type="dxa"/>
+            <w:tcBorders>
+              <w:left w:val="single" w:sz="2" w:space="0" w:color="BFC7D5"/>
+              <w:bottom w:val="single" w:sz="2" w:space="0" w:color="BFC7D5"/>
+              <w:right w:val="single" w:sz="6" w:space="0" w:color="BFC7D5"/>
+            </w:tcBorders>
             <w:vAlign w:val="center"/>
           </w:tcPr>
           <w:p>
@@ -4984,8 +6041,12 @@
         <w:trPr/>
         <w:tc>
           <w:tcPr>
-            <w:tcW w:w="3686" w:type="dxa"/>
-            <w:tcBorders/>
+            <w:tcW w:w="1995" w:type="dxa"/>
+            <w:tcBorders>
+              <w:left w:val="single" w:sz="6" w:space="0" w:color="BFC7D5"/>
+              <w:bottom w:val="single" w:sz="2" w:space="0" w:color="BFC7D5"/>
+              <w:right w:val="single" w:sz="6" w:space="0" w:color="BFC7D5"/>
+            </w:tcBorders>
             <w:vAlign w:val="center"/>
           </w:tcPr>
           <w:p>
@@ -5004,8 +6065,12 @@
         </w:tc>
         <w:tc>
           <w:tcPr>
-            <w:tcW w:w="5061" w:type="dxa"/>
-            <w:tcBorders/>
+            <w:tcW w:w="2449" w:type="dxa"/>
+            <w:tcBorders>
+              <w:left w:val="single" w:sz="2" w:space="0" w:color="BFC7D5"/>
+              <w:bottom w:val="single" w:sz="2" w:space="0" w:color="BFC7D5"/>
+              <w:right w:val="single" w:sz="6" w:space="0" w:color="BFC7D5"/>
+            </w:tcBorders>
             <w:vAlign w:val="center"/>
           </w:tcPr>
           <w:p>
@@ -5024,8 +6089,12 @@
         </w:tc>
         <w:tc>
           <w:tcPr>
-            <w:tcW w:w="2592" w:type="dxa"/>
-            <w:tcBorders/>
+            <w:tcW w:w="1474" w:type="dxa"/>
+            <w:tcBorders>
+              <w:left w:val="single" w:sz="2" w:space="0" w:color="BFC7D5"/>
+              <w:bottom w:val="single" w:sz="2" w:space="0" w:color="BFC7D5"/>
+              <w:right w:val="single" w:sz="6" w:space="0" w:color="BFC7D5"/>
+            </w:tcBorders>
             <w:vAlign w:val="center"/>
           </w:tcPr>
           <w:p>
@@ -5047,8 +6116,12 @@
         <w:trPr/>
         <w:tc>
           <w:tcPr>
-            <w:tcW w:w="3686" w:type="dxa"/>
-            <w:tcBorders/>
+            <w:tcW w:w="1995" w:type="dxa"/>
+            <w:tcBorders>
+              <w:left w:val="single" w:sz="6" w:space="0" w:color="BFC7D5"/>
+              <w:bottom w:val="single" w:sz="2" w:space="0" w:color="BFC7D5"/>
+              <w:right w:val="single" w:sz="6" w:space="0" w:color="BFC7D5"/>
+            </w:tcBorders>
             <w:vAlign w:val="center"/>
           </w:tcPr>
           <w:p>
@@ -5067,8 +6140,12 @@
         </w:tc>
         <w:tc>
           <w:tcPr>
-            <w:tcW w:w="5061" w:type="dxa"/>
-            <w:tcBorders/>
+            <w:tcW w:w="2449" w:type="dxa"/>
+            <w:tcBorders>
+              <w:left w:val="single" w:sz="2" w:space="0" w:color="BFC7D5"/>
+              <w:bottom w:val="single" w:sz="2" w:space="0" w:color="BFC7D5"/>
+              <w:right w:val="single" w:sz="6" w:space="0" w:color="BFC7D5"/>
+            </w:tcBorders>
             <w:vAlign w:val="center"/>
           </w:tcPr>
           <w:p>
@@ -5099,8 +6176,12 @@
         </w:tc>
         <w:tc>
           <w:tcPr>
-            <w:tcW w:w="2592" w:type="dxa"/>
-            <w:tcBorders/>
+            <w:tcW w:w="1474" w:type="dxa"/>
+            <w:tcBorders>
+              <w:left w:val="single" w:sz="2" w:space="0" w:color="BFC7D5"/>
+              <w:bottom w:val="single" w:sz="2" w:space="0" w:color="BFC7D5"/>
+              <w:right w:val="single" w:sz="6" w:space="0" w:color="BFC7D5"/>
+            </w:tcBorders>
             <w:vAlign w:val="center"/>
           </w:tcPr>
           <w:p>
@@ -5122,8 +6203,12 @@
         <w:trPr/>
         <w:tc>
           <w:tcPr>
-            <w:tcW w:w="3686" w:type="dxa"/>
-            <w:tcBorders/>
+            <w:tcW w:w="1995" w:type="dxa"/>
+            <w:tcBorders>
+              <w:left w:val="single" w:sz="6" w:space="0" w:color="BFC7D5"/>
+              <w:bottom w:val="single" w:sz="2" w:space="0" w:color="BFC7D5"/>
+              <w:right w:val="single" w:sz="6" w:space="0" w:color="BFC7D5"/>
+            </w:tcBorders>
             <w:vAlign w:val="center"/>
           </w:tcPr>
           <w:p>
@@ -5142,8 +6227,12 @@
         </w:tc>
         <w:tc>
           <w:tcPr>
-            <w:tcW w:w="5061" w:type="dxa"/>
-            <w:tcBorders/>
+            <w:tcW w:w="2449" w:type="dxa"/>
+            <w:tcBorders>
+              <w:left w:val="single" w:sz="2" w:space="0" w:color="BFC7D5"/>
+              <w:bottom w:val="single" w:sz="2" w:space="0" w:color="BFC7D5"/>
+              <w:right w:val="single" w:sz="6" w:space="0" w:color="BFC7D5"/>
+            </w:tcBorders>
             <w:vAlign w:val="center"/>
           </w:tcPr>
           <w:p>
@@ -5168,8 +6257,12 @@
         </w:tc>
         <w:tc>
           <w:tcPr>
-            <w:tcW w:w="2592" w:type="dxa"/>
-            <w:tcBorders/>
+            <w:tcW w:w="1474" w:type="dxa"/>
+            <w:tcBorders>
+              <w:left w:val="single" w:sz="2" w:space="0" w:color="BFC7D5"/>
+              <w:bottom w:val="single" w:sz="2" w:space="0" w:color="BFC7D5"/>
+              <w:right w:val="single" w:sz="6" w:space="0" w:color="BFC7D5"/>
+            </w:tcBorders>
             <w:vAlign w:val="center"/>
           </w:tcPr>
           <w:p>
@@ -5191,8 +6284,12 @@
         <w:trPr/>
         <w:tc>
           <w:tcPr>
-            <w:tcW w:w="3686" w:type="dxa"/>
-            <w:tcBorders/>
+            <w:tcW w:w="1995" w:type="dxa"/>
+            <w:tcBorders>
+              <w:left w:val="single" w:sz="6" w:space="0" w:color="BFC7D5"/>
+              <w:bottom w:val="single" w:sz="2" w:space="0" w:color="BFC7D5"/>
+              <w:right w:val="single" w:sz="6" w:space="0" w:color="BFC7D5"/>
+            </w:tcBorders>
             <w:vAlign w:val="center"/>
           </w:tcPr>
           <w:p>
@@ -5211,8 +6308,12 @@
         </w:tc>
         <w:tc>
           <w:tcPr>
-            <w:tcW w:w="5061" w:type="dxa"/>
-            <w:tcBorders/>
+            <w:tcW w:w="2449" w:type="dxa"/>
+            <w:tcBorders>
+              <w:left w:val="single" w:sz="2" w:space="0" w:color="BFC7D5"/>
+              <w:bottom w:val="single" w:sz="2" w:space="0" w:color="BFC7D5"/>
+              <w:right w:val="single" w:sz="6" w:space="0" w:color="BFC7D5"/>
+            </w:tcBorders>
             <w:vAlign w:val="center"/>
           </w:tcPr>
           <w:p>
@@ -5233,8 +6334,12 @@
         </w:tc>
         <w:tc>
           <w:tcPr>
-            <w:tcW w:w="2592" w:type="dxa"/>
-            <w:tcBorders/>
+            <w:tcW w:w="1474" w:type="dxa"/>
+            <w:tcBorders>
+              <w:left w:val="single" w:sz="2" w:space="0" w:color="BFC7D5"/>
+              <w:bottom w:val="single" w:sz="2" w:space="0" w:color="BFC7D5"/>
+              <w:right w:val="single" w:sz="6" w:space="0" w:color="BFC7D5"/>
+            </w:tcBorders>
             <w:vAlign w:val="center"/>
           </w:tcPr>
           <w:p>
@@ -5256,8 +6361,12 @@
         <w:trPr/>
         <w:tc>
           <w:tcPr>
-            <w:tcW w:w="3686" w:type="dxa"/>
-            <w:tcBorders/>
+            <w:tcW w:w="1995" w:type="dxa"/>
+            <w:tcBorders>
+              <w:left w:val="single" w:sz="6" w:space="0" w:color="BFC7D5"/>
+              <w:bottom w:val="single" w:sz="6" w:space="0" w:color="BFC7D5"/>
+              <w:right w:val="single" w:sz="6" w:space="0" w:color="BFC7D5"/>
+            </w:tcBorders>
             <w:vAlign w:val="center"/>
           </w:tcPr>
           <w:p>
@@ -5276,8 +6385,12 @@
         </w:tc>
         <w:tc>
           <w:tcPr>
-            <w:tcW w:w="5061" w:type="dxa"/>
-            <w:tcBorders/>
+            <w:tcW w:w="2449" w:type="dxa"/>
+            <w:tcBorders>
+              <w:left w:val="single" w:sz="2" w:space="0" w:color="BFC7D5"/>
+              <w:bottom w:val="single" w:sz="6" w:space="0" w:color="BFC7D5"/>
+              <w:right w:val="single" w:sz="6" w:space="0" w:color="BFC7D5"/>
+            </w:tcBorders>
             <w:vAlign w:val="center"/>
           </w:tcPr>
           <w:p>
@@ -5296,8 +6409,12 @@
         </w:tc>
         <w:tc>
           <w:tcPr>
-            <w:tcW w:w="2592" w:type="dxa"/>
-            <w:tcBorders/>
+            <w:tcW w:w="1474" w:type="dxa"/>
+            <w:tcBorders>
+              <w:left w:val="single" w:sz="2" w:space="0" w:color="BFC7D5"/>
+              <w:bottom w:val="single" w:sz="6" w:space="0" w:color="BFC7D5"/>
+              <w:right w:val="single" w:sz="6" w:space="0" w:color="BFC7D5"/>
+            </w:tcBorders>
             <w:vAlign w:val="center"/>
           </w:tcPr>
           <w:p>
@@ -5330,22 +6447,22 @@
     </w:p>
     <w:tbl>
       <w:tblPr>
-        <w:tblW w:w="11339" w:type="dxa"/>
+        <w:tblW w:w="5000" w:type="pct"/>
         <w:jc w:val="left"/>
-        <w:tblInd w:w="0" w:type="dxa"/>
+        <w:tblInd w:w="-7" w:type="dxa"/>
         <w:tblLayout w:type="fixed"/>
         <w:tblCellMar>
-          <w:top w:w="28" w:type="dxa"/>
-          <w:left w:w="28" w:type="dxa"/>
-          <w:bottom w:w="28" w:type="dxa"/>
-          <w:right w:w="28" w:type="dxa"/>
+          <w:top w:w="60" w:type="dxa"/>
+          <w:left w:w="60" w:type="dxa"/>
+          <w:bottom w:w="60" w:type="dxa"/>
+          <w:right w:w="60" w:type="dxa"/>
         </w:tblCellMar>
       </w:tblPr>
       <w:tblGrid>
-        <w:gridCol w:w="325"/>
-        <w:gridCol w:w="1911"/>
-        <w:gridCol w:w="5104"/>
-        <w:gridCol w:w="3999"/>
+        <w:gridCol w:w="337"/>
+        <w:gridCol w:w="1365"/>
+        <w:gridCol w:w="2625"/>
+        <w:gridCol w:w="1591"/>
       </w:tblGrid>
       <w:tr>
         <w:trPr>
@@ -5353,88 +6470,120 @@
         </w:trPr>
         <w:tc>
           <w:tcPr>
-            <w:tcW w:w="325" w:type="dxa"/>
-            <w:tcBorders/>
+            <w:tcW w:w="337" w:type="dxa"/>
+            <w:tcBorders>
+              <w:top w:val="single" w:sz="6" w:space="0" w:color="BFC7D5"/>
+              <w:left w:val="single" w:sz="6" w:space="0" w:color="BFC7D5"/>
+              <w:bottom w:val="single" w:sz="2" w:space="0" w:color="BFC7D5"/>
+              <w:right w:val="single" w:sz="6" w:space="0" w:color="BFC7D5"/>
+            </w:tcBorders>
+            <w:shd w:fill="1F3A5F" w:val="clear"/>
             <w:vAlign w:val="center"/>
           </w:tcPr>
           <w:p>
             <w:pPr>
               <w:pStyle w:val="TableHeading"/>
-              <w:suppressLineNumbers/>
-              <w:shd w:fill="1F3A5F" w:val="clear"/>
-              <w:bidi w:val="0"/>
-              <w:spacing w:before="0" w:after="283"/>
-              <w:jc w:val="center"/>
-              <w:rPr/>
-            </w:pPr>
-            <w:r>
-              <w:rPr/>
+              <w:bidi w:val="0"/>
+              <w:spacing w:before="0" w:after="283"/>
+              <w:jc w:val="left"/>
+              <w:rPr>
+                <w:color w:val="FFFFFF"/>
+              </w:rPr>
+            </w:pPr>
+            <w:r>
+              <w:rPr>
+                <w:color w:val="FFFFFF"/>
+              </w:rPr>
               <w:t>#</w:t>
             </w:r>
           </w:p>
         </w:tc>
         <w:tc>
           <w:tcPr>
-            <w:tcW w:w="1911" w:type="dxa"/>
-            <w:tcBorders/>
+            <w:tcW w:w="1365" w:type="dxa"/>
+            <w:tcBorders>
+              <w:top w:val="single" w:sz="6" w:space="0" w:color="BFC7D5"/>
+              <w:left w:val="single" w:sz="2" w:space="0" w:color="BFC7D5"/>
+              <w:bottom w:val="single" w:sz="2" w:space="0" w:color="BFC7D5"/>
+              <w:right w:val="single" w:sz="6" w:space="0" w:color="BFC7D5"/>
+            </w:tcBorders>
+            <w:shd w:fill="1F3A5F" w:val="clear"/>
             <w:vAlign w:val="center"/>
           </w:tcPr>
           <w:p>
             <w:pPr>
               <w:pStyle w:val="TableHeading"/>
-              <w:suppressLineNumbers/>
-              <w:shd w:fill="1F3A5F" w:val="clear"/>
-              <w:bidi w:val="0"/>
-              <w:spacing w:before="0" w:after="283"/>
-              <w:jc w:val="center"/>
-              <w:rPr/>
-            </w:pPr>
-            <w:r>
-              <w:rPr/>
+              <w:bidi w:val="0"/>
+              <w:spacing w:before="0" w:after="283"/>
+              <w:jc w:val="left"/>
+              <w:rPr>
+                <w:color w:val="FFFFFF"/>
+              </w:rPr>
+            </w:pPr>
+            <w:r>
+              <w:rPr>
+                <w:color w:val="FFFFFF"/>
+              </w:rPr>
               <w:t>Requirement of this procedure</w:t>
             </w:r>
           </w:p>
         </w:tc>
         <w:tc>
           <w:tcPr>
-            <w:tcW w:w="5104" w:type="dxa"/>
-            <w:tcBorders/>
+            <w:tcW w:w="2625" w:type="dxa"/>
+            <w:tcBorders>
+              <w:top w:val="single" w:sz="6" w:space="0" w:color="BFC7D5"/>
+              <w:left w:val="single" w:sz="2" w:space="0" w:color="BFC7D5"/>
+              <w:bottom w:val="single" w:sz="2" w:space="0" w:color="BFC7D5"/>
+              <w:right w:val="single" w:sz="6" w:space="0" w:color="BFC7D5"/>
+            </w:tcBorders>
+            <w:shd w:fill="1F3A5F" w:val="clear"/>
             <w:vAlign w:val="center"/>
           </w:tcPr>
           <w:p>
             <w:pPr>
               <w:pStyle w:val="TableHeading"/>
-              <w:suppressLineNumbers/>
-              <w:shd w:fill="1F3A5F" w:val="clear"/>
-              <w:bidi w:val="0"/>
-              <w:spacing w:before="0" w:after="283"/>
-              <w:jc w:val="center"/>
-              <w:rPr/>
-            </w:pPr>
-            <w:r>
-              <w:rPr/>
+              <w:bidi w:val="0"/>
+              <w:spacing w:before="0" w:after="283"/>
+              <w:jc w:val="left"/>
+              <w:rPr>
+                <w:color w:val="FFFFFF"/>
+              </w:rPr>
+            </w:pPr>
+            <w:r>
+              <w:rPr>
+                <w:color w:val="FFFFFF"/>
+              </w:rPr>
               <w:t>Present state</w:t>
             </w:r>
           </w:p>
         </w:tc>
         <w:tc>
           <w:tcPr>
-            <w:tcW w:w="3999" w:type="dxa"/>
-            <w:tcBorders/>
+            <w:tcW w:w="1591" w:type="dxa"/>
+            <w:tcBorders>
+              <w:top w:val="single" w:sz="6" w:space="0" w:color="BFC7D5"/>
+              <w:left w:val="single" w:sz="2" w:space="0" w:color="BFC7D5"/>
+              <w:bottom w:val="single" w:sz="2" w:space="0" w:color="BFC7D5"/>
+              <w:right w:val="single" w:sz="6" w:space="0" w:color="BFC7D5"/>
+            </w:tcBorders>
+            <w:shd w:fill="1F3A5F" w:val="clear"/>
             <w:vAlign w:val="center"/>
           </w:tcPr>
           <w:p>
             <w:pPr>
               <w:pStyle w:val="TableHeading"/>
-              <w:suppressLineNumbers/>
-              <w:shd w:fill="1F3A5F" w:val="clear"/>
-              <w:bidi w:val="0"/>
-              <w:spacing w:before="0" w:after="283"/>
-              <w:jc w:val="center"/>
-              <w:rPr/>
-            </w:pPr>
-            <w:r>
-              <w:rPr/>
+              <w:bidi w:val="0"/>
+              <w:spacing w:before="0" w:after="283"/>
+              <w:jc w:val="left"/>
+              <w:rPr>
+                <w:color w:val="FFFFFF"/>
+              </w:rPr>
+            </w:pPr>
+            <w:r>
+              <w:rPr>
+                <w:color w:val="FFFFFF"/>
+              </w:rPr>
               <w:t>Gap</w:t>
             </w:r>
           </w:p>
@@ -5444,8 +6593,12 @@
         <w:trPr/>
         <w:tc>
           <w:tcPr>
-            <w:tcW w:w="325" w:type="dxa"/>
-            <w:tcBorders/>
+            <w:tcW w:w="337" w:type="dxa"/>
+            <w:tcBorders>
+              <w:left w:val="single" w:sz="6" w:space="0" w:color="BFC7D5"/>
+              <w:bottom w:val="single" w:sz="2" w:space="0" w:color="BFC7D5"/>
+              <w:right w:val="single" w:sz="6" w:space="0" w:color="BFC7D5"/>
+            </w:tcBorders>
             <w:vAlign w:val="center"/>
           </w:tcPr>
           <w:p>
@@ -5464,8 +6617,12 @@
         </w:tc>
         <w:tc>
           <w:tcPr>
-            <w:tcW w:w="1911" w:type="dxa"/>
-            <w:tcBorders/>
+            <w:tcW w:w="1365" w:type="dxa"/>
+            <w:tcBorders>
+              <w:left w:val="single" w:sz="2" w:space="0" w:color="BFC7D5"/>
+              <w:bottom w:val="single" w:sz="2" w:space="0" w:color="BFC7D5"/>
+              <w:right w:val="single" w:sz="6" w:space="0" w:color="BFC7D5"/>
+            </w:tcBorders>
             <w:vAlign w:val="center"/>
           </w:tcPr>
           <w:p>
@@ -5484,38 +6641,46 @@
         </w:tc>
         <w:tc>
           <w:tcPr>
-            <w:tcW w:w="5104" w:type="dxa"/>
-            <w:tcBorders/>
-            <w:vAlign w:val="center"/>
-          </w:tcPr>
-          <w:p>
-            <w:pPr>
-              <w:pStyle w:val="TableContents"/>
-              <w:bidi w:val="0"/>
-              <w:spacing w:before="0" w:after="283"/>
-              <w:jc w:val="left"/>
-              <w:rPr/>
-            </w:pPr>
-            <w:r>
-              <w:rPr/>
-              <w:t xml:space="preserve">No git tags, no changelog, no </w:t>
+            <w:tcW w:w="2625" w:type="dxa"/>
+            <w:tcBorders>
+              <w:left w:val="single" w:sz="2" w:space="0" w:color="BFC7D5"/>
+              <w:bottom w:val="single" w:sz="2" w:space="0" w:color="BFC7D5"/>
+              <w:right w:val="single" w:sz="6" w:space="0" w:color="BFC7D5"/>
+            </w:tcBorders>
+            <w:vAlign w:val="center"/>
+          </w:tcPr>
+          <w:p>
+            <w:pPr>
+              <w:pStyle w:val="TableContents"/>
+              <w:bidi w:val="0"/>
+              <w:spacing w:before="0" w:after="283"/>
+              <w:jc w:val="left"/>
+              <w:rPr/>
+            </w:pPr>
+            <w:r>
+              <w:rPr/>
+              <w:t xml:space="preserve">Tags, changelog, build identity at runtime, version-tagged images, </w:t>
             </w:r>
             <w:r>
               <w:rPr>
                 <w:rStyle w:val="SourceText"/>
               </w:rPr>
-              <w:t>__version__</w:t>
-            </w:r>
-            <w:r>
-              <w:rPr/>
-              <w:t>, no build identifier endpoint, untagged images</w:t>
-            </w:r>
-          </w:p>
-        </w:tc>
-        <w:tc>
-          <w:tcPr>
-            <w:tcW w:w="3999" w:type="dxa"/>
-            <w:tcBorders/>
+              <w:t>REG-08</w:t>
+            </w:r>
+            <w:r>
+              <w:rPr/>
+              <w:t xml:space="preserve"> (§9)</w:t>
+            </w:r>
+          </w:p>
+        </w:tc>
+        <w:tc>
+          <w:tcPr>
+            <w:tcW w:w="1591" w:type="dxa"/>
+            <w:tcBorders>
+              <w:left w:val="single" w:sz="2" w:space="0" w:color="BFC7D5"/>
+              <w:bottom w:val="single" w:sz="2" w:space="0" w:color="BFC7D5"/>
+              <w:right w:val="single" w:sz="6" w:space="0" w:color="BFC7D5"/>
+            </w:tcBorders>
             <w:vAlign w:val="center"/>
           </w:tcPr>
           <w:p>
@@ -5530,11 +6695,11 @@
               <w:rPr>
                 <w:rStyle w:val="Strong"/>
               </w:rPr>
-              <w:t>Open.</w:t>
-            </w:r>
-            <w:r>
-              <w:rPr/>
-              <w:t xml:space="preserve"> Nothing in the chain exists (§9)</w:t>
+              <w:t>Closed 2026-10-06</w:t>
+            </w:r>
+            <w:r>
+              <w:rPr/>
+              <w:t xml:space="preserve"> (v1.4.0)</w:t>
             </w:r>
           </w:p>
         </w:tc>
@@ -5543,8 +6708,12 @@
         <w:trPr/>
         <w:tc>
           <w:tcPr>
-            <w:tcW w:w="325" w:type="dxa"/>
-            <w:tcBorders/>
+            <w:tcW w:w="337" w:type="dxa"/>
+            <w:tcBorders>
+              <w:left w:val="single" w:sz="6" w:space="0" w:color="BFC7D5"/>
+              <w:bottom w:val="single" w:sz="2" w:space="0" w:color="BFC7D5"/>
+              <w:right w:val="single" w:sz="6" w:space="0" w:color="BFC7D5"/>
+            </w:tcBorders>
             <w:vAlign w:val="center"/>
           </w:tcPr>
           <w:p>
@@ -5563,8 +6732,12 @@
         </w:tc>
         <w:tc>
           <w:tcPr>
-            <w:tcW w:w="1911" w:type="dxa"/>
-            <w:tcBorders/>
+            <w:tcW w:w="1365" w:type="dxa"/>
+            <w:tcBorders>
+              <w:left w:val="single" w:sz="2" w:space="0" w:color="BFC7D5"/>
+              <w:bottom w:val="single" w:sz="2" w:space="0" w:color="BFC7D5"/>
+              <w:right w:val="single" w:sz="6" w:space="0" w:color="BFC7D5"/>
+            </w:tcBorders>
             <w:vAlign w:val="center"/>
           </w:tcPr>
           <w:p>
@@ -5583,8 +6756,12 @@
         </w:tc>
         <w:tc>
           <w:tcPr>
-            <w:tcW w:w="5104" w:type="dxa"/>
-            <w:tcBorders/>
+            <w:tcW w:w="2625" w:type="dxa"/>
+            <w:tcBorders>
+              <w:left w:val="single" w:sz="2" w:space="0" w:color="BFC7D5"/>
+              <w:bottom w:val="single" w:sz="2" w:space="0" w:color="BFC7D5"/>
+              <w:right w:val="single" w:sz="6" w:space="0" w:color="BFC7D5"/>
+            </w:tcBorders>
             <w:vAlign w:val="center"/>
           </w:tcPr>
           <w:p>
@@ -5603,30 +6780,24 @@
             </w:r>
             <w:r>
               <w:rPr/>
-              <w:t xml:space="preserve"> does not exist; only </w:t>
+              <w:t xml:space="preserve"> exists; significant changes are logged in </w:t>
             </w:r>
             <w:r>
               <w:rPr>
                 <w:rStyle w:val="SourceText"/>
               </w:rPr>
-              <w:t>FRM-00</w:t>
-            </w:r>
-            <w:r>
-              <w:rPr/>
-              <w:t xml:space="preserve"> is present in </w:t>
-            </w:r>
-            <w:r>
-              <w:rPr>
-                <w:rStyle w:val="SourceText"/>
-              </w:rPr>
-              <w:t>docs/qms/forms/</w:t>
-            </w:r>
-          </w:p>
-        </w:tc>
-        <w:tc>
-          <w:tcPr>
-            <w:tcW w:w="3999" w:type="dxa"/>
-            <w:tcBorders/>
+              <w:t>REG-07</w:t>
+            </w:r>
+          </w:p>
+        </w:tc>
+        <w:tc>
+          <w:tcPr>
+            <w:tcW w:w="1591" w:type="dxa"/>
+            <w:tcBorders>
+              <w:left w:val="single" w:sz="2" w:space="0" w:color="BFC7D5"/>
+              <w:bottom w:val="single" w:sz="2" w:space="0" w:color="BFC7D5"/>
+              <w:right w:val="single" w:sz="6" w:space="0" w:color="BFC7D5"/>
+            </w:tcBorders>
             <w:vAlign w:val="center"/>
           </w:tcPr>
           <w:p>
@@ -5641,11 +6812,11 @@
               <w:rPr>
                 <w:rStyle w:val="Strong"/>
               </w:rPr>
-              <w:t>Open.</w:t>
-            </w:r>
-            <w:r>
-              <w:rPr/>
-              <w:t xml:space="preserve"> Form to be created</w:t>
+              <w:t>Closed.</w:t>
+            </w:r>
+            <w:r>
+              <w:rPr/>
+              <w:t xml:space="preserve"> Form approved 2026-10-07</w:t>
             </w:r>
           </w:p>
         </w:tc>
@@ -5654,8 +6825,12 @@
         <w:trPr/>
         <w:tc>
           <w:tcPr>
-            <w:tcW w:w="325" w:type="dxa"/>
-            <w:tcBorders/>
+            <w:tcW w:w="337" w:type="dxa"/>
+            <w:tcBorders>
+              <w:left w:val="single" w:sz="6" w:space="0" w:color="BFC7D5"/>
+              <w:bottom w:val="single" w:sz="2" w:space="0" w:color="BFC7D5"/>
+              <w:right w:val="single" w:sz="6" w:space="0" w:color="BFC7D5"/>
+            </w:tcBorders>
             <w:vAlign w:val="center"/>
           </w:tcPr>
           <w:p>
@@ -5674,8 +6849,12 @@
         </w:tc>
         <w:tc>
           <w:tcPr>
-            <w:tcW w:w="1911" w:type="dxa"/>
-            <w:tcBorders/>
+            <w:tcW w:w="1365" w:type="dxa"/>
+            <w:tcBorders>
+              <w:left w:val="single" w:sz="2" w:space="0" w:color="BFC7D5"/>
+              <w:bottom w:val="single" w:sz="2" w:space="0" w:color="BFC7D5"/>
+              <w:right w:val="single" w:sz="6" w:space="0" w:color="BFC7D5"/>
+            </w:tcBorders>
             <w:vAlign w:val="center"/>
           </w:tcPr>
           <w:p>
@@ -5694,8 +6873,12 @@
         </w:tc>
         <w:tc>
           <w:tcPr>
-            <w:tcW w:w="5104" w:type="dxa"/>
-            <w:tcBorders/>
+            <w:tcW w:w="2625" w:type="dxa"/>
+            <w:tcBorders>
+              <w:left w:val="single" w:sz="2" w:space="0" w:color="BFC7D5"/>
+              <w:bottom w:val="single" w:sz="2" w:space="0" w:color="BFC7D5"/>
+              <w:right w:val="single" w:sz="6" w:space="0" w:color="BFC7D5"/>
+            </w:tcBorders>
             <w:vAlign w:val="center"/>
           </w:tcPr>
           <w:p>
@@ -5710,18 +6893,22 @@
               <w:rPr>
                 <w:rStyle w:val="SourceText"/>
               </w:rPr>
-              <w:t>docs/qms/registers/</w:t>
-            </w:r>
-            <w:r>
-              <w:rPr/>
-              <w:t xml:space="preserve"> is empty</w:t>
-            </w:r>
-          </w:p>
-        </w:tc>
-        <w:tc>
-          <w:tcPr>
-            <w:tcW w:w="3999" w:type="dxa"/>
-            <w:tcBorders/>
+              <w:t>REG-08</w:t>
+            </w:r>
+            <w:r>
+              <w:rPr/>
+              <w:t xml:space="preserve"> in use</w:t>
+            </w:r>
+          </w:p>
+        </w:tc>
+        <w:tc>
+          <w:tcPr>
+            <w:tcW w:w="1591" w:type="dxa"/>
+            <w:tcBorders>
+              <w:left w:val="single" w:sz="2" w:space="0" w:color="BFC7D5"/>
+              <w:bottom w:val="single" w:sz="2" w:space="0" w:color="BFC7D5"/>
+              <w:right w:val="single" w:sz="6" w:space="0" w:color="BFC7D5"/>
+            </w:tcBorders>
             <w:vAlign w:val="center"/>
           </w:tcPr>
           <w:p>
@@ -5736,11 +6923,11 @@
               <w:rPr>
                 <w:rStyle w:val="Strong"/>
               </w:rPr>
-              <w:t>Open.</w:t>
-            </w:r>
-            <w:r>
-              <w:rPr/>
-              <w:t xml:space="preserve"> No record of which customers run which build</w:t>
+              <w:t>Closed</w:t>
+            </w:r>
+            <w:r>
+              <w:rPr/>
+              <w:t xml:space="preserve"> — reference instance recorded; no customer installation yet</w:t>
             </w:r>
           </w:p>
         </w:tc>
@@ -5749,8 +6936,12 @@
         <w:trPr/>
         <w:tc>
           <w:tcPr>
-            <w:tcW w:w="325" w:type="dxa"/>
-            <w:tcBorders/>
+            <w:tcW w:w="337" w:type="dxa"/>
+            <w:tcBorders>
+              <w:left w:val="single" w:sz="6" w:space="0" w:color="BFC7D5"/>
+              <w:bottom w:val="single" w:sz="2" w:space="0" w:color="BFC7D5"/>
+              <w:right w:val="single" w:sz="6" w:space="0" w:color="BFC7D5"/>
+            </w:tcBorders>
             <w:vAlign w:val="center"/>
           </w:tcPr>
           <w:p>
@@ -5769,8 +6960,12 @@
         </w:tc>
         <w:tc>
           <w:tcPr>
-            <w:tcW w:w="1911" w:type="dxa"/>
-            <w:tcBorders/>
+            <w:tcW w:w="1365" w:type="dxa"/>
+            <w:tcBorders>
+              <w:left w:val="single" w:sz="2" w:space="0" w:color="BFC7D5"/>
+              <w:bottom w:val="single" w:sz="2" w:space="0" w:color="BFC7D5"/>
+              <w:right w:val="single" w:sz="6" w:space="0" w:color="BFC7D5"/>
+            </w:tcBorders>
             <w:vAlign w:val="center"/>
           </w:tcPr>
           <w:p>
@@ -5789,8 +6984,12 @@
         </w:tc>
         <w:tc>
           <w:tcPr>
-            <w:tcW w:w="5104" w:type="dxa"/>
-            <w:tcBorders/>
+            <w:tcW w:w="2625" w:type="dxa"/>
+            <w:tcBorders>
+              <w:left w:val="single" w:sz="2" w:space="0" w:color="BFC7D5"/>
+              <w:bottom w:val="single" w:sz="2" w:space="0" w:color="BFC7D5"/>
+              <w:right w:val="single" w:sz="6" w:space="0" w:color="BFC7D5"/>
+            </w:tcBorders>
             <w:vAlign w:val="center"/>
           </w:tcPr>
           <w:p>
@@ -5809,8 +7008,12 @@
         </w:tc>
         <w:tc>
           <w:tcPr>
-            <w:tcW w:w="3999" w:type="dxa"/>
-            <w:tcBorders/>
+            <w:tcW w:w="1591" w:type="dxa"/>
+            <w:tcBorders>
+              <w:left w:val="single" w:sz="2" w:space="0" w:color="BFC7D5"/>
+              <w:bottom w:val="single" w:sz="2" w:space="0" w:color="BFC7D5"/>
+              <w:right w:val="single" w:sz="6" w:space="0" w:color="BFC7D5"/>
+            </w:tcBorders>
             <w:vAlign w:val="center"/>
           </w:tcPr>
           <w:p>
@@ -5838,8 +7041,12 @@
         <w:trPr/>
         <w:tc>
           <w:tcPr>
-            <w:tcW w:w="325" w:type="dxa"/>
-            <w:tcBorders/>
+            <w:tcW w:w="337" w:type="dxa"/>
+            <w:tcBorders>
+              <w:left w:val="single" w:sz="6" w:space="0" w:color="BFC7D5"/>
+              <w:bottom w:val="single" w:sz="2" w:space="0" w:color="BFC7D5"/>
+              <w:right w:val="single" w:sz="6" w:space="0" w:color="BFC7D5"/>
+            </w:tcBorders>
             <w:vAlign w:val="center"/>
           </w:tcPr>
           <w:p>
@@ -5858,8 +7065,12 @@
         </w:tc>
         <w:tc>
           <w:tcPr>
-            <w:tcW w:w="1911" w:type="dxa"/>
-            <w:tcBorders/>
+            <w:tcW w:w="1365" w:type="dxa"/>
+            <w:tcBorders>
+              <w:left w:val="single" w:sz="2" w:space="0" w:color="BFC7D5"/>
+              <w:bottom w:val="single" w:sz="2" w:space="0" w:color="BFC7D5"/>
+              <w:right w:val="single" w:sz="6" w:space="0" w:color="BFC7D5"/>
+            </w:tcBorders>
             <w:vAlign w:val="center"/>
           </w:tcPr>
           <w:p>
@@ -5878,8 +7089,12 @@
         </w:tc>
         <w:tc>
           <w:tcPr>
-            <w:tcW w:w="5104" w:type="dxa"/>
-            <w:tcBorders/>
+            <w:tcW w:w="2625" w:type="dxa"/>
+            <w:tcBorders>
+              <w:left w:val="single" w:sz="2" w:space="0" w:color="BFC7D5"/>
+              <w:bottom w:val="single" w:sz="2" w:space="0" w:color="BFC7D5"/>
+              <w:right w:val="single" w:sz="6" w:space="0" w:color="BFC7D5"/>
+            </w:tcBorders>
             <w:vAlign w:val="center"/>
           </w:tcPr>
           <w:p>
@@ -5908,8 +7123,12 @@
         </w:tc>
         <w:tc>
           <w:tcPr>
-            <w:tcW w:w="3999" w:type="dxa"/>
-            <w:tcBorders/>
+            <w:tcW w:w="1591" w:type="dxa"/>
+            <w:tcBorders>
+              <w:left w:val="single" w:sz="2" w:space="0" w:color="BFC7D5"/>
+              <w:bottom w:val="single" w:sz="2" w:space="0" w:color="BFC7D5"/>
+              <w:right w:val="single" w:sz="6" w:space="0" w:color="BFC7D5"/>
+            </w:tcBorders>
             <w:vAlign w:val="center"/>
           </w:tcPr>
           <w:p>
@@ -5937,8 +7156,12 @@
         <w:trPr/>
         <w:tc>
           <w:tcPr>
-            <w:tcW w:w="325" w:type="dxa"/>
-            <w:tcBorders/>
+            <w:tcW w:w="337" w:type="dxa"/>
+            <w:tcBorders>
+              <w:left w:val="single" w:sz="6" w:space="0" w:color="BFC7D5"/>
+              <w:bottom w:val="single" w:sz="2" w:space="0" w:color="BFC7D5"/>
+              <w:right w:val="single" w:sz="6" w:space="0" w:color="BFC7D5"/>
+            </w:tcBorders>
             <w:vAlign w:val="center"/>
           </w:tcPr>
           <w:p>
@@ -5957,8 +7180,12 @@
         </w:tc>
         <w:tc>
           <w:tcPr>
-            <w:tcW w:w="1911" w:type="dxa"/>
-            <w:tcBorders/>
+            <w:tcW w:w="1365" w:type="dxa"/>
+            <w:tcBorders>
+              <w:left w:val="single" w:sz="2" w:space="0" w:color="BFC7D5"/>
+              <w:bottom w:val="single" w:sz="2" w:space="0" w:color="BFC7D5"/>
+              <w:right w:val="single" w:sz="6" w:space="0" w:color="BFC7D5"/>
+            </w:tcBorders>
             <w:vAlign w:val="center"/>
           </w:tcPr>
           <w:p>
@@ -5983,8 +7210,12 @@
         </w:tc>
         <w:tc>
           <w:tcPr>
-            <w:tcW w:w="5104" w:type="dxa"/>
-            <w:tcBorders/>
+            <w:tcW w:w="2625" w:type="dxa"/>
+            <w:tcBorders>
+              <w:left w:val="single" w:sz="2" w:space="0" w:color="BFC7D5"/>
+              <w:bottom w:val="single" w:sz="2" w:space="0" w:color="BFC7D5"/>
+              <w:right w:val="single" w:sz="6" w:space="0" w:color="BFC7D5"/>
+            </w:tcBorders>
             <w:vAlign w:val="center"/>
           </w:tcPr>
           <w:p>
@@ -6043,8 +7274,12 @@
         </w:tc>
         <w:tc>
           <w:tcPr>
-            <w:tcW w:w="3999" w:type="dxa"/>
-            <w:tcBorders/>
+            <w:tcW w:w="1591" w:type="dxa"/>
+            <w:tcBorders>
+              <w:left w:val="single" w:sz="2" w:space="0" w:color="BFC7D5"/>
+              <w:bottom w:val="single" w:sz="2" w:space="0" w:color="BFC7D5"/>
+              <w:right w:val="single" w:sz="6" w:space="0" w:color="BFC7D5"/>
+            </w:tcBorders>
             <w:vAlign w:val="center"/>
           </w:tcPr>
           <w:p>
@@ -6068,8 +7303,12 @@
         <w:trPr/>
         <w:tc>
           <w:tcPr>
-            <w:tcW w:w="325" w:type="dxa"/>
-            <w:tcBorders/>
+            <w:tcW w:w="337" w:type="dxa"/>
+            <w:tcBorders>
+              <w:left w:val="single" w:sz="6" w:space="0" w:color="BFC7D5"/>
+              <w:bottom w:val="single" w:sz="2" w:space="0" w:color="BFC7D5"/>
+              <w:right w:val="single" w:sz="6" w:space="0" w:color="BFC7D5"/>
+            </w:tcBorders>
             <w:vAlign w:val="center"/>
           </w:tcPr>
           <w:p>
@@ -6088,8 +7327,12 @@
         </w:tc>
         <w:tc>
           <w:tcPr>
-            <w:tcW w:w="1911" w:type="dxa"/>
-            <w:tcBorders/>
+            <w:tcW w:w="1365" w:type="dxa"/>
+            <w:tcBorders>
+              <w:left w:val="single" w:sz="2" w:space="0" w:color="BFC7D5"/>
+              <w:bottom w:val="single" w:sz="2" w:space="0" w:color="BFC7D5"/>
+              <w:right w:val="single" w:sz="6" w:space="0" w:color="BFC7D5"/>
+            </w:tcBorders>
             <w:vAlign w:val="center"/>
           </w:tcPr>
           <w:p>
@@ -6108,8 +7351,12 @@
         </w:tc>
         <w:tc>
           <w:tcPr>
-            <w:tcW w:w="5104" w:type="dxa"/>
-            <w:tcBorders/>
+            <w:tcW w:w="2625" w:type="dxa"/>
+            <w:tcBorders>
+              <w:left w:val="single" w:sz="2" w:space="0" w:color="BFC7D5"/>
+              <w:bottom w:val="single" w:sz="2" w:space="0" w:color="BFC7D5"/>
+              <w:right w:val="single" w:sz="6" w:space="0" w:color="BFC7D5"/>
+            </w:tcBorders>
             <w:vAlign w:val="center"/>
           </w:tcPr>
           <w:p>
@@ -6148,8 +7395,12 @@
         </w:tc>
         <w:tc>
           <w:tcPr>
-            <w:tcW w:w="3999" w:type="dxa"/>
-            <w:tcBorders/>
+            <w:tcW w:w="1591" w:type="dxa"/>
+            <w:tcBorders>
+              <w:left w:val="single" w:sz="2" w:space="0" w:color="BFC7D5"/>
+              <w:bottom w:val="single" w:sz="2" w:space="0" w:color="BFC7D5"/>
+              <w:right w:val="single" w:sz="6" w:space="0" w:color="BFC7D5"/>
+            </w:tcBorders>
             <w:vAlign w:val="center"/>
           </w:tcPr>
           <w:p>
@@ -6177,8 +7428,12 @@
         <w:trPr/>
         <w:tc>
           <w:tcPr>
-            <w:tcW w:w="325" w:type="dxa"/>
-            <w:tcBorders/>
+            <w:tcW w:w="337" w:type="dxa"/>
+            <w:tcBorders>
+              <w:left w:val="single" w:sz="6" w:space="0" w:color="BFC7D5"/>
+              <w:bottom w:val="single" w:sz="6" w:space="0" w:color="BFC7D5"/>
+              <w:right w:val="single" w:sz="6" w:space="0" w:color="BFC7D5"/>
+            </w:tcBorders>
             <w:vAlign w:val="center"/>
           </w:tcPr>
           <w:p>
@@ -6197,8 +7452,12 @@
         </w:tc>
         <w:tc>
           <w:tcPr>
-            <w:tcW w:w="1911" w:type="dxa"/>
-            <w:tcBorders/>
+            <w:tcW w:w="1365" w:type="dxa"/>
+            <w:tcBorders>
+              <w:left w:val="single" w:sz="2" w:space="0" w:color="BFC7D5"/>
+              <w:bottom w:val="single" w:sz="6" w:space="0" w:color="BFC7D5"/>
+              <w:right w:val="single" w:sz="6" w:space="0" w:color="BFC7D5"/>
+            </w:tcBorders>
             <w:vAlign w:val="center"/>
           </w:tcPr>
           <w:p>
@@ -6217,8 +7476,12 @@
         </w:tc>
         <w:tc>
           <w:tcPr>
-            <w:tcW w:w="5104" w:type="dxa"/>
-            <w:tcBorders/>
+            <w:tcW w:w="2625" w:type="dxa"/>
+            <w:tcBorders>
+              <w:left w:val="single" w:sz="2" w:space="0" w:color="BFC7D5"/>
+              <w:bottom w:val="single" w:sz="6" w:space="0" w:color="BFC7D5"/>
+              <w:right w:val="single" w:sz="6" w:space="0" w:color="BFC7D5"/>
+            </w:tcBorders>
             <w:vAlign w:val="center"/>
           </w:tcPr>
           <w:p>
@@ -6237,8 +7500,12 @@
         </w:tc>
         <w:tc>
           <w:tcPr>
-            <w:tcW w:w="3999" w:type="dxa"/>
-            <w:tcBorders/>
+            <w:tcW w:w="1591" w:type="dxa"/>
+            <w:tcBorders>
+              <w:left w:val="single" w:sz="2" w:space="0" w:color="BFC7D5"/>
+              <w:bottom w:val="single" w:sz="6" w:space="0" w:color="BFC7D5"/>
+              <w:right w:val="single" w:sz="6" w:space="0" w:color="BFC7D5"/>
+            </w:tcBorders>
             <w:vAlign w:val="center"/>
           </w:tcPr>
           <w:p>
@@ -6935,6 +8202,125 @@
   <w:abstractNum w:abstractNumId="6">
     <w:lvl w:ilvl="0">
       <w:start w:val="1"/>
+      <w:numFmt w:val="decimal"/>
+      <w:lvlText w:val="%1."/>
+      <w:lvlJc w:val="left"/>
+      <w:pPr>
+        <w:tabs>
+          <w:tab w:val="num" w:pos="709"/>
+        </w:tabs>
+        <w:ind w:left="709" w:hanging="283"/>
+      </w:pPr>
+      <w:rPr/>
+    </w:lvl>
+    <w:lvl w:ilvl="1">
+      <w:start w:val="1"/>
+      <w:numFmt w:val="decimal"/>
+      <w:lvlText w:val="%2."/>
+      <w:lvlJc w:val="left"/>
+      <w:pPr>
+        <w:tabs>
+          <w:tab w:val="num" w:pos="1418"/>
+        </w:tabs>
+        <w:ind w:left="1418" w:hanging="283"/>
+      </w:pPr>
+      <w:rPr/>
+    </w:lvl>
+    <w:lvl w:ilvl="2">
+      <w:start w:val="1"/>
+      <w:numFmt w:val="decimal"/>
+      <w:lvlText w:val="%3."/>
+      <w:lvlJc w:val="left"/>
+      <w:pPr>
+        <w:tabs>
+          <w:tab w:val="num" w:pos="2127"/>
+        </w:tabs>
+        <w:ind w:left="2127" w:hanging="283"/>
+      </w:pPr>
+      <w:rPr/>
+    </w:lvl>
+    <w:lvl w:ilvl="3">
+      <w:start w:val="1"/>
+      <w:numFmt w:val="decimal"/>
+      <w:lvlText w:val="%4."/>
+      <w:lvlJc w:val="left"/>
+      <w:pPr>
+        <w:tabs>
+          <w:tab w:val="num" w:pos="2836"/>
+        </w:tabs>
+        <w:ind w:left="2836" w:hanging="283"/>
+      </w:pPr>
+      <w:rPr/>
+    </w:lvl>
+    <w:lvl w:ilvl="4">
+      <w:start w:val="1"/>
+      <w:numFmt w:val="decimal"/>
+      <w:lvlText w:val="%5."/>
+      <w:lvlJc w:val="left"/>
+      <w:pPr>
+        <w:tabs>
+          <w:tab w:val="num" w:pos="3545"/>
+        </w:tabs>
+        <w:ind w:left="3545" w:hanging="283"/>
+      </w:pPr>
+      <w:rPr/>
+    </w:lvl>
+    <w:lvl w:ilvl="5">
+      <w:start w:val="1"/>
+      <w:numFmt w:val="decimal"/>
+      <w:lvlText w:val="%6."/>
+      <w:lvlJc w:val="left"/>
+      <w:pPr>
+        <w:tabs>
+          <w:tab w:val="num" w:pos="4254"/>
+        </w:tabs>
+        <w:ind w:left="4254" w:hanging="283"/>
+      </w:pPr>
+      <w:rPr/>
+    </w:lvl>
+    <w:lvl w:ilvl="6">
+      <w:start w:val="1"/>
+      <w:numFmt w:val="decimal"/>
+      <w:lvlText w:val="%7."/>
+      <w:lvlJc w:val="left"/>
+      <w:pPr>
+        <w:tabs>
+          <w:tab w:val="num" w:pos="4963"/>
+        </w:tabs>
+        <w:ind w:left="4963" w:hanging="283"/>
+      </w:pPr>
+      <w:rPr/>
+    </w:lvl>
+    <w:lvl w:ilvl="7">
+      <w:start w:val="1"/>
+      <w:numFmt w:val="decimal"/>
+      <w:lvlText w:val="%8."/>
+      <w:lvlJc w:val="left"/>
+      <w:pPr>
+        <w:tabs>
+          <w:tab w:val="num" w:pos="5672"/>
+        </w:tabs>
+        <w:ind w:left="5672" w:hanging="283"/>
+      </w:pPr>
+      <w:rPr/>
+    </w:lvl>
+    <w:lvl w:ilvl="8">
+      <w:start w:val="1"/>
+      <w:numFmt w:val="decimal"/>
+      <w:lvlText w:val="%9."/>
+      <w:lvlJc w:val="left"/>
+      <w:pPr>
+        <w:tabs>
+          <w:tab w:val="num" w:pos="6381"/>
+        </w:tabs>
+        <w:ind w:left="6381" w:hanging="283"/>
+      </w:pPr>
+      <w:rPr/>
+    </w:lvl>
+  </w:abstractNum>
+  <w:abstractNum w:abstractNumId="7">
+    <w:lvl w:ilvl="0">
+      <w:start w:val="1"/>
       <w:numFmt w:val="none"/>
       <w:suff w:val="nothing"/>
       <w:lvlText w:val="%1"/>
@@ -6962,6 +8348,7 @@
     </w:lvl>
     <w:lvl w:ilvl="2">
       <w:start w:val="1"/>
+      <w:pStyle w:val="Heading3"/>
       <w:numFmt w:val="none"/>
       <w:suff w:val="nothing"/>
       <w:lvlText w:val="%3"/>
@@ -7069,6 +8456,9 @@
   </w:num>
   <w:num w:numId="6">
     <w:abstractNumId w:val="6"/>
+  </w:num>
+  <w:num w:numId="7">
+    <w:abstractNumId w:val="7"/>
   </w:num>
 </w:numbering>
 </file>
@@ -7135,6 +8525,23 @@
       <w:bCs/>
       <w:sz w:val="36"/>
       <w:szCs w:val="36"/>
+    </w:rPr>
+  </w:style>
+  <w:style w:type="paragraph" w:styleId="Heading3">
+    <w:name w:val="Heading 3"/>
+    <w:basedOn w:val="Heading"/>
+    <w:next w:val="BodyText"/>
+    <w:qFormat/>
+    <w:pPr>
+      <w:spacing w:before="140" w:after="120"/>
+      <w:outlineLvl w:val="2"/>
+    </w:pPr>
+    <w:rPr>
+      <w:rFonts w:ascii="Liberation Serif" w:hAnsi="Liberation Serif" w:eastAsia="Noto Serif CJK SC" w:cs="Lohit Devanagari"/>
+      <w:b/>
+      <w:bCs/>
+      <w:sz w:val="28"/>
+      <w:szCs w:val="28"/>
     </w:rPr>
   </w:style>
   <w:style w:type="character" w:styleId="EndnoteCharacters">

--- a/docs/qms/evidence-2026/QMS_Word/procedures__SOP-06_Configuration_and_Change_Management.docx
+++ b/docs/qms/evidence-2026/QMS_Word/procedures__SOP-06_Configuration_and_Change_Management.docx
@@ -4421,7 +4421,7 @@
             </w:pPr>
             <w:r>
               <w:rPr/>
-              <w:t xml:space="preserve">Annotated tags </w:t>
+              <w:t xml:space="preserve">Releases </w:t>
             </w:r>
             <w:r>
               <w:rPr>
@@ -4438,6 +4438,30 @@
                 <w:rStyle w:val="SourceText"/>
               </w:rPr>
               <w:t>v1.4.1</w:t>
+            </w:r>
+            <w:r>
+              <w:rPr/>
+              <w:t xml:space="preserve">; retrospective baselines </w:t>
+            </w:r>
+            <w:r>
+              <w:rPr>
+                <w:rStyle w:val="SourceText"/>
+              </w:rPr>
+              <w:t>v1.0.0</w:t>
+            </w:r>
+            <w:r>
+              <w:rPr/>
+              <w:t>–</w:t>
+            </w:r>
+            <w:r>
+              <w:rPr>
+                <w:rStyle w:val="SourceText"/>
+              </w:rPr>
+              <w:t>v1.3.0</w:t>
+            </w:r>
+            <w:r>
+              <w:rPr/>
+              <w:t xml:space="preserve"> for the earlier increments (REG-08 §2a)</w:t>
             </w:r>
           </w:p>
         </w:tc>
